--- a/документы/курсовая.docx
+++ b/документы/курсовая.docx
@@ -210,7 +210,6 @@
       <w:pPr>
         <w:widowControl w:val="1"/>
         <w:spacing w:line="360" w:lineRule="auto"/>
-        <w:jc w:val="left"/>
         <w:rPr>
           <w:color w:val="ff0000"/>
           <w:sz w:val="28"/>
@@ -487,11 +486,35 @@
       <w:pPr>
         <w:widowControl w:val="1"/>
         <w:spacing w:line="360" w:lineRule="auto"/>
-        <w:rPr>
-          <w:sz w:val="28"/>
-          <w:szCs w:val="28"/>
-        </w:rPr>
-      </w:pPr>
+        <w:jc w:val="center"/>
+        <w:rPr/>
+      </w:pPr>
+      <w:r>
+        <w:rPr>
+          <w:sz w:val="28"/>
+          <w:szCs w:val="28"/>
+          <w:rtl w:val="0"/>
+        </w:rPr>
+        <w:t xml:space="preserve">Воронеж</w:t>
+      </w:r>
+      <w:r>
+        <w:rPr>
+          <w:b w:val="1"/>
+          <w:bCs w:val="1"/>
+          <w:sz w:val="28"/>
+          <w:szCs w:val="28"/>
+          <w:rtl w:val="0"/>
+        </w:rPr>
+        <w:t xml:space="preserve"> </w:t>
+      </w:r>
+      <w:r>
+        <w:rPr>
+          <w:sz w:val="28"/>
+          <w:szCs w:val="28"/>
+          <w:rtl w:val="0"/>
+        </w:rPr>
+        <w:t xml:space="preserve">2026</w:t>
+      </w:r>
       <w:r>
         <w:rPr>
           <w:rtl w:val="0"/>
@@ -501,10 +524,10 @@
     <w:p>
       <w:pPr>
         <w:widowControl w:val="1"/>
-        <w:spacing w:line="360" w:lineRule="auto"/>
-        <w:rPr>
-          <w:sz w:val="28"/>
-          <w:szCs w:val="28"/>
+        <w:spacing w:line="276" w:lineRule="auto"/>
+        <w:rPr>
+          <w:sz w:val="20"/>
+          <w:szCs w:val="20"/>
         </w:rPr>
       </w:pPr>
       <w:r>
@@ -516,23 +539,7 @@
     <w:p>
       <w:pPr>
         <w:widowControl w:val="1"/>
-        <w:spacing w:line="360" w:lineRule="auto"/>
-        <w:rPr>
-          <w:sz w:val="28"/>
-          <w:szCs w:val="28"/>
-        </w:rPr>
-      </w:pPr>
-      <w:r>
-        <w:rPr>
-          <w:rtl w:val="0"/>
-        </w:rPr>
-      </w:r>
-    </w:p>
-    <w:p>
-      <w:pPr>
-        <w:widowControl w:val="1"/>
-        <w:spacing w:line="360" w:lineRule="auto"/>
-        <w:jc w:val="center"/>
+        <w:spacing w:line="276" w:lineRule="auto"/>
         <w:rPr>
           <w:sz w:val="28"/>
           <w:szCs w:val="28"/>
@@ -548,35 +555,22 @@
       </w:pPr>
       <w:r>
         <w:rPr>
-          <w:sz w:val="28"/>
-          <w:szCs w:val="28"/>
-          <w:rtl w:val="0"/>
-        </w:rPr>
-        <w:t xml:space="preserve">Воронеж</w:t>
-      </w:r>
-      <w:r>
-        <w:rPr>
-          <w:b w:val="1"/>
-          <w:bCs w:val="1"/>
-          <w:sz w:val="28"/>
-          <w:szCs w:val="28"/>
+          <w:sz w:val="20"/>
+          <w:szCs w:val="20"/>
           <w:rtl w:val="0"/>
         </w:rPr>
         <w:t xml:space="preserve"> </w:t>
       </w:r>
       <w:r>
         <w:rPr>
-          <w:sz w:val="28"/>
-          <w:szCs w:val="28"/>
-          <w:rtl w:val="0"/>
-        </w:rPr>
-        <w:t xml:space="preserve">2026</w:t>
+          <w:rtl w:val="0"/>
+        </w:rPr>
       </w:r>
     </w:p>
     <w:p>
       <w:pPr>
         <w:pStyle w:val="Heading1"/>
-        <w:spacing w:before="74" w:lineRule="auto"/>
+        <w:spacing w:before="74" w:line="360" w:lineRule="auto"/>
         <w:ind w:left="2143" w:right="585" w:firstLine="0"/>
         <w:jc w:val="center"/>
         <w:rPr>
@@ -603,7 +597,7 @@
         <w:rPr>
           <w:rtl w:val="0"/>
         </w:rPr>
-        <w:t xml:space="preserve">СОДЕРЖАНИЕ</w:t>
+        <w:t xml:space="preserve">СОДЕРЖАНИE</w:t>
       </w:r>
       <w:r>
         <w:rPr>
@@ -615,7 +609,7 @@
       <w:pPr>
         <w:widowControl w:val="1"/>
         <w:spacing w:before="240" w:line="360" w:lineRule="auto"/>
-        <w:ind w:left="-425.19685039370086" w:firstLine="570"/>
+        <w:ind w:left="-992.1259842519685" w:firstLine="285"/>
         <w:jc w:val="left"/>
         <w:rPr>
           <w:sz w:val="28"/>
@@ -630,7 +624,7 @@
     </w:p>
     <w:sdt>
       <w:sdtPr>
-        <w:id w:val="938417466"/>
+        <w:id w:val="-1030668308"/>
         <w:docPartObj>
           <w:docPartGallery w:val="Table of Contents"/>
           <w:docPartUnique w:val="1"/>
@@ -643,7 +637,6 @@
               <w:tab w:val="right" w:leader="dot" w:pos="12000"/>
             </w:tabs>
             <w:spacing w:before="60" w:line="360" w:lineRule="auto"/>
-            <w:ind w:left="-425.19685039370086" w:firstLine="570"/>
             <w:rPr>
               <w:i w:val="0"/>
               <w:iCs w:val="0"/>
@@ -677,7 +670,7 @@
                 <w:vertAlign w:val="baseline"/>
                 <w:rtl w:val="0"/>
               </w:rPr>
-              <w:t xml:space="preserve">СОДЕРЖАНИЕ</w:t>
+              <w:t xml:space="preserve">СОДЕРЖАНИE</w:t>
               <w:tab/>
               <w:t xml:space="preserve">2</w:t>
             </w:r>
@@ -694,7 +687,51 @@
               <w:tab w:val="right" w:leader="dot" w:pos="12000"/>
             </w:tabs>
             <w:spacing w:before="60" w:line="360" w:lineRule="auto"/>
-            <w:ind w:left="-425.19685039370086" w:firstLine="570"/>
+            <w:rPr>
+              <w:i w:val="0"/>
+              <w:iCs w:val="0"/>
+              <w:smallCaps w:val="0"/>
+              <w:strike w:val="0"/>
+              <w:color w:val="000000"/>
+              <w:sz w:val="28"/>
+              <w:szCs w:val="28"/>
+              <w:u w:val="none"/>
+              <w:shd w:fill="auto" w:val="clear"/>
+              <w:vertAlign w:val="baseline"/>
+            </w:rPr>
+          </w:pPr>
+          <w:hyperlink w:anchor="_gdowehlkny1b">
+            <w:r>
+              <w:rPr>
+                <w:i w:val="0"/>
+                <w:iCs w:val="0"/>
+                <w:smallCaps w:val="0"/>
+                <w:strike w:val="0"/>
+                <w:color w:val="000000"/>
+                <w:sz w:val="28"/>
+                <w:szCs w:val="28"/>
+                <w:u w:val="none"/>
+                <w:shd w:fill="auto" w:val="clear"/>
+                <w:vertAlign w:val="baseline"/>
+                <w:rtl w:val="0"/>
+              </w:rPr>
+              <w:t xml:space="preserve">ГЛОССАРИЙ</w:t>
+              <w:tab/>
+              <w:t xml:space="preserve">4</w:t>
+            </w:r>
+          </w:hyperlink>
+          <w:r>
+            <w:rPr>
+              <w:rtl w:val="0"/>
+            </w:rPr>
+          </w:r>
+        </w:p>
+        <w:p>
+          <w:pPr>
+            <w:tabs>
+              <w:tab w:val="right" w:leader="dot" w:pos="12000"/>
+            </w:tabs>
+            <w:spacing w:before="60" w:line="360" w:lineRule="auto"/>
             <w:rPr>
               <w:i w:val="0"/>
               <w:iCs w:val="0"/>
@@ -724,52 +761,6 @@
                 <w:rtl w:val="0"/>
               </w:rPr>
               <w:t xml:space="preserve">ВВЕДЕНИЕ</w:t>
-              <w:tab/>
-              <w:t xml:space="preserve">3</w:t>
-            </w:r>
-          </w:hyperlink>
-          <w:r>
-            <w:rPr>
-              <w:rtl w:val="0"/>
-            </w:rPr>
-          </w:r>
-        </w:p>
-        <w:p>
-          <w:pPr>
-            <w:tabs>
-              <w:tab w:val="right" w:leader="dot" w:pos="12000"/>
-            </w:tabs>
-            <w:spacing w:before="60" w:line="360" w:lineRule="auto"/>
-            <w:ind w:left="-425.19685039370086" w:firstLine="570"/>
-            <w:rPr>
-              <w:i w:val="0"/>
-              <w:iCs w:val="0"/>
-              <w:smallCaps w:val="0"/>
-              <w:strike w:val="0"/>
-              <w:color w:val="000000"/>
-              <w:sz w:val="28"/>
-              <w:szCs w:val="28"/>
-              <w:u w:val="none"/>
-              <w:shd w:fill="auto" w:val="clear"/>
-              <w:vertAlign w:val="baseline"/>
-            </w:rPr>
-          </w:pPr>
-          <w:hyperlink w:anchor="_9cg95plq6234">
-            <w:r>
-              <w:rPr>
-                <w:i w:val="0"/>
-                <w:iCs w:val="0"/>
-                <w:smallCaps w:val="0"/>
-                <w:strike w:val="0"/>
-                <w:color w:val="000000"/>
-                <w:sz w:val="28"/>
-                <w:szCs w:val="28"/>
-                <w:u w:val="none"/>
-                <w:shd w:fill="auto" w:val="clear"/>
-                <w:vertAlign w:val="baseline"/>
-                <w:rtl w:val="0"/>
-              </w:rPr>
-              <w:t xml:space="preserve">1 Предметная область и существующие решения</w:t>
               <w:tab/>
               <w:t xml:space="preserve">5</w:t>
             </w:r>
@@ -786,7 +777,6 @@
               <w:tab w:val="right" w:leader="dot" w:pos="12000"/>
             </w:tabs>
             <w:spacing w:before="60" w:line="360" w:lineRule="auto"/>
-            <w:ind w:left="-425.19685039370086" w:firstLine="570"/>
             <w:rPr>
               <w:i w:val="0"/>
               <w:iCs w:val="0"/>
@@ -800,7 +790,7 @@
               <w:vertAlign w:val="baseline"/>
             </w:rPr>
           </w:pPr>
-          <w:hyperlink w:anchor="_4bvgasyxj8dn">
+          <w:hyperlink w:anchor="_9cg95plq6234">
             <w:r>
               <w:rPr>
                 <w:i w:val="0"/>
@@ -815,99 +805,7 @@
                 <w:vertAlign w:val="baseline"/>
                 <w:rtl w:val="0"/>
               </w:rPr>
-              <w:t xml:space="preserve">1.1 Характеристика предметной области визуальной проверки вёрстки</w:t>
-              <w:tab/>
-              <w:t xml:space="preserve">5</w:t>
-            </w:r>
-          </w:hyperlink>
-          <w:r>
-            <w:rPr>
-              <w:rtl w:val="0"/>
-            </w:rPr>
-          </w:r>
-        </w:p>
-        <w:p>
-          <w:pPr>
-            <w:tabs>
-              <w:tab w:val="right" w:leader="dot" w:pos="12000"/>
-            </w:tabs>
-            <w:spacing w:before="60" w:line="360" w:lineRule="auto"/>
-            <w:ind w:left="-425.19685039370086" w:firstLine="570"/>
-            <w:rPr>
-              <w:i w:val="0"/>
-              <w:iCs w:val="0"/>
-              <w:smallCaps w:val="0"/>
-              <w:strike w:val="0"/>
-              <w:color w:val="000000"/>
-              <w:sz w:val="28"/>
-              <w:szCs w:val="28"/>
-              <w:u w:val="none"/>
-              <w:shd w:fill="auto" w:val="clear"/>
-              <w:vertAlign w:val="baseline"/>
-            </w:rPr>
-          </w:pPr>
-          <w:hyperlink w:anchor="_pejkz2tzitna">
-            <w:r>
-              <w:rPr>
-                <w:i w:val="0"/>
-                <w:iCs w:val="0"/>
-                <w:smallCaps w:val="0"/>
-                <w:strike w:val="0"/>
-                <w:color w:val="000000"/>
-                <w:sz w:val="28"/>
-                <w:szCs w:val="28"/>
-                <w:u w:val="none"/>
-                <w:shd w:fill="auto" w:val="clear"/>
-                <w:vertAlign w:val="baseline"/>
-                <w:rtl w:val="0"/>
-              </w:rPr>
-              <w:t xml:space="preserve">1.2 Обзор и сравнительный анализ существующих решений</w:t>
-              <w:tab/>
-              <w:t xml:space="preserve">6</w:t>
-            </w:r>
-          </w:hyperlink>
-          <w:r>
-            <w:rPr>
-              <w:rtl w:val="0"/>
-            </w:rPr>
-          </w:r>
-        </w:p>
-        <w:p>
-          <w:pPr>
-            <w:tabs>
-              <w:tab w:val="right" w:leader="dot" w:pos="12000"/>
-            </w:tabs>
-            <w:spacing w:before="60" w:line="360" w:lineRule="auto"/>
-            <w:ind w:left="-425.19685039370086" w:firstLine="570"/>
-            <w:rPr>
-              <w:i w:val="0"/>
-              <w:iCs w:val="0"/>
-              <w:smallCaps w:val="0"/>
-              <w:strike w:val="0"/>
-              <w:color w:val="000000"/>
-              <w:sz w:val="28"/>
-              <w:szCs w:val="28"/>
-              <w:u w:val="none"/>
-              <w:shd w:fill="auto" w:val="clear"/>
-              <w:vertAlign w:val="baseline"/>
-            </w:rPr>
-          </w:pPr>
-          <w:hyperlink w:anchor="_57qzvntoo076">
-            <w:r>
-              <w:rPr>
-                <w:i w:val="0"/>
-                <w:iCs w:val="0"/>
-                <w:smallCaps w:val="0"/>
-                <w:strike w:val="0"/>
-                <w:color w:val="000000"/>
-                <w:sz w:val="28"/>
-                <w:szCs w:val="28"/>
-                <w:u w:val="none"/>
-                <w:shd w:fill="auto" w:val="clear"/>
-                <w:vertAlign w:val="baseline"/>
-                <w:rtl w:val="0"/>
-              </w:rPr>
-              <w:t xml:space="preserve">1.2.1 Облачные платформы визуального контроля</w:t>
+              <w:t xml:space="preserve">1 Предметная область и существующие решения</w:t>
               <w:tab/>
               <w:t xml:space="preserve">7</w:t>
             </w:r>
@@ -924,7 +822,6 @@
               <w:tab w:val="right" w:leader="dot" w:pos="12000"/>
             </w:tabs>
             <w:spacing w:before="60" w:line="360" w:lineRule="auto"/>
-            <w:ind w:left="-425.19685039370086" w:firstLine="570"/>
             <w:rPr>
               <w:i w:val="0"/>
               <w:iCs w:val="0"/>
@@ -938,7 +835,7 @@
               <w:vertAlign w:val="baseline"/>
             </w:rPr>
           </w:pPr>
-          <w:hyperlink w:anchor="_44r3idkfgasc">
+          <w:hyperlink w:anchor="_4bvgasyxj8dn">
             <w:r>
               <w:rPr>
                 <w:i w:val="0"/>
@@ -953,7 +850,97 @@
                 <w:vertAlign w:val="baseline"/>
                 <w:rtl w:val="0"/>
               </w:rPr>
-              <w:t xml:space="preserve">1.2.2 Открытые инструменты попиксельного сравнения</w:t>
+              <w:t xml:space="preserve">1.1 Характеристика предметной области визуальной проверки вёрстки</w:t>
+              <w:tab/>
+              <w:t xml:space="preserve">7</w:t>
+            </w:r>
+          </w:hyperlink>
+          <w:r>
+            <w:rPr>
+              <w:rtl w:val="0"/>
+            </w:rPr>
+          </w:r>
+        </w:p>
+        <w:p>
+          <w:pPr>
+            <w:tabs>
+              <w:tab w:val="right" w:leader="dot" w:pos="12000"/>
+            </w:tabs>
+            <w:spacing w:before="60" w:line="360" w:lineRule="auto"/>
+            <w:rPr>
+              <w:i w:val="0"/>
+              <w:iCs w:val="0"/>
+              <w:smallCaps w:val="0"/>
+              <w:strike w:val="0"/>
+              <w:color w:val="000000"/>
+              <w:sz w:val="28"/>
+              <w:szCs w:val="28"/>
+              <w:u w:val="none"/>
+              <w:shd w:fill="auto" w:val="clear"/>
+              <w:vertAlign w:val="baseline"/>
+            </w:rPr>
+          </w:pPr>
+          <w:hyperlink w:anchor="_pejkz2tzitna">
+            <w:r>
+              <w:rPr>
+                <w:i w:val="0"/>
+                <w:iCs w:val="0"/>
+                <w:smallCaps w:val="0"/>
+                <w:strike w:val="0"/>
+                <w:color w:val="000000"/>
+                <w:sz w:val="28"/>
+                <w:szCs w:val="28"/>
+                <w:u w:val="none"/>
+                <w:shd w:fill="auto" w:val="clear"/>
+                <w:vertAlign w:val="baseline"/>
+                <w:rtl w:val="0"/>
+              </w:rPr>
+              <w:t xml:space="preserve">1.2 Обзор и сравнительный анализ существующих решений</w:t>
+              <w:tab/>
+              <w:t xml:space="preserve">8</w:t>
+            </w:r>
+          </w:hyperlink>
+          <w:r>
+            <w:rPr>
+              <w:rtl w:val="0"/>
+            </w:rPr>
+          </w:r>
+        </w:p>
+        <w:p>
+          <w:pPr>
+            <w:tabs>
+              <w:tab w:val="right" w:leader="dot" w:pos="12000"/>
+            </w:tabs>
+            <w:spacing w:before="60" w:line="360" w:lineRule="auto"/>
+            <w:rPr>
+              <w:i w:val="0"/>
+              <w:iCs w:val="0"/>
+              <w:smallCaps w:val="0"/>
+              <w:strike w:val="0"/>
+              <w:color w:val="000000"/>
+              <w:sz w:val="28"/>
+              <w:szCs w:val="28"/>
+              <w:u w:val="none"/>
+              <w:shd w:fill="auto" w:val="clear"/>
+              <w:vertAlign w:val="baseline"/>
+            </w:rPr>
+          </w:pPr>
+          <w:hyperlink w:anchor="_57qzvntoo076">
+            <w:r>
+              <w:rPr>
+                <w:i w:val="0"/>
+                <w:iCs w:val="0"/>
+                <w:smallCaps w:val="0"/>
+                <w:strike w:val="0"/>
+                <w:color w:val="000000"/>
+                <w:sz w:val="28"/>
+                <w:szCs w:val="28"/>
+                <w:u w:val="none"/>
+                <w:shd w:fill="auto" w:val="clear"/>
+                <w:vertAlign w:val="baseline"/>
+                <w:rtl w:val="0"/>
+              </w:rPr>
+              <w:t xml:space="preserve">1.2.1 Облачные платформы визуального контроля</w:t>
               <w:tab/>
               <w:t xml:space="preserve">9</w:t>
             </w:r>
@@ -970,7 +957,6 @@
               <w:tab w:val="right" w:leader="dot" w:pos="12000"/>
             </w:tabs>
             <w:spacing w:before="60" w:line="360" w:lineRule="auto"/>
-            <w:ind w:left="-425.19685039370086" w:firstLine="570"/>
             <w:rPr>
               <w:i w:val="0"/>
               <w:iCs w:val="0"/>
@@ -984,7 +970,7 @@
               <w:vertAlign w:val="baseline"/>
             </w:rPr>
           </w:pPr>
-          <w:hyperlink w:anchor="_elkes9mqexe">
+          <w:hyperlink w:anchor="_44r3idkfgasc">
             <w:r>
               <w:rPr>
                 <w:i w:val="0"/>
@@ -999,53 +985,7 @@
                 <w:vertAlign w:val="baseline"/>
                 <w:rtl w:val="0"/>
               </w:rPr>
-              <w:t xml:space="preserve">1.2.3 Ручная сверка</w:t>
-              <w:tab/>
-              <w:t xml:space="preserve">9</w:t>
-            </w:r>
-          </w:hyperlink>
-          <w:r>
-            <w:rPr>
-              <w:rtl w:val="0"/>
-            </w:rPr>
-          </w:r>
-        </w:p>
-        <w:p>
-          <w:pPr>
-            <w:tabs>
-              <w:tab w:val="right" w:leader="dot" w:pos="12000"/>
-            </w:tabs>
-            <w:spacing w:before="60" w:line="360" w:lineRule="auto"/>
-            <w:ind w:left="-425.19685039370086" w:firstLine="570"/>
-            <w:rPr>
-              <w:i w:val="0"/>
-              <w:iCs w:val="0"/>
-              <w:smallCaps w:val="0"/>
-              <w:strike w:val="0"/>
-              <w:color w:val="000000"/>
-              <w:sz w:val="28"/>
-              <w:szCs w:val="28"/>
-              <w:u w:val="none"/>
-              <w:shd w:fill="auto" w:val="clear"/>
-              <w:vertAlign w:val="baseline"/>
-            </w:rPr>
-          </w:pPr>
-          <w:hyperlink w:anchor="_gw6r0630hxj6">
-            <w:r>
-              <w:rPr>
-                <w:i w:val="0"/>
-                <w:iCs w:val="0"/>
-                <w:smallCaps w:val="0"/>
-                <w:strike w:val="0"/>
-                <w:color w:val="000000"/>
-                <w:sz w:val="28"/>
-                <w:szCs w:val="28"/>
-                <w:u w:val="none"/>
-                <w:shd w:fill="auto" w:val="clear"/>
-                <w:vertAlign w:val="baseline"/>
-                <w:rtl w:val="0"/>
-              </w:rPr>
-              <w:t xml:space="preserve">1.2.4 Сравнительный анализ и выводы</w:t>
+              <w:t xml:space="preserve">1.2.2 Открытые инструменты попиксельного сравнения</w:t>
               <w:tab/>
               <w:t xml:space="preserve">11</w:t>
             </w:r>
@@ -1062,7 +1002,96 @@
               <w:tab w:val="right" w:leader="dot" w:pos="12000"/>
             </w:tabs>
             <w:spacing w:before="60" w:line="360" w:lineRule="auto"/>
-            <w:ind w:left="-425.19685039370086" w:firstLine="570"/>
+            <w:rPr>
+              <w:i w:val="0"/>
+              <w:iCs w:val="0"/>
+              <w:smallCaps w:val="0"/>
+              <w:strike w:val="0"/>
+              <w:color w:val="000000"/>
+              <w:sz w:val="28"/>
+              <w:szCs w:val="28"/>
+              <w:u w:val="none"/>
+              <w:shd w:fill="auto" w:val="clear"/>
+              <w:vertAlign w:val="baseline"/>
+            </w:rPr>
+          </w:pPr>
+          <w:hyperlink w:anchor="_elkes9mqexe">
+            <w:r>
+              <w:rPr>
+                <w:i w:val="0"/>
+                <w:iCs w:val="0"/>
+                <w:smallCaps w:val="0"/>
+                <w:strike w:val="0"/>
+                <w:color w:val="000000"/>
+                <w:sz w:val="28"/>
+                <w:szCs w:val="28"/>
+                <w:u w:val="none"/>
+                <w:shd w:fill="auto" w:val="clear"/>
+                <w:vertAlign w:val="baseline"/>
+                <w:rtl w:val="0"/>
+              </w:rPr>
+              <w:t xml:space="preserve">1.2.3 Ручная сверка</w:t>
+              <w:tab/>
+              <w:t xml:space="preserve">12</w:t>
+            </w:r>
+          </w:hyperlink>
+          <w:r>
+            <w:rPr>
+              <w:rtl w:val="0"/>
+            </w:rPr>
+          </w:r>
+        </w:p>
+        <w:p>
+          <w:pPr>
+            <w:tabs>
+              <w:tab w:val="right" w:leader="dot" w:pos="12000"/>
+            </w:tabs>
+            <w:spacing w:before="60" w:line="360" w:lineRule="auto"/>
+            <w:rPr>
+              <w:i w:val="0"/>
+              <w:iCs w:val="0"/>
+              <w:smallCaps w:val="0"/>
+              <w:strike w:val="0"/>
+              <w:color w:val="000000"/>
+              <w:sz w:val="28"/>
+              <w:szCs w:val="28"/>
+              <w:u w:val="none"/>
+              <w:shd w:fill="auto" w:val="clear"/>
+              <w:vertAlign w:val="baseline"/>
+            </w:rPr>
+          </w:pPr>
+          <w:hyperlink w:anchor="_gw6r0630hxj6">
+            <w:r>
+              <w:rPr>
+                <w:i w:val="0"/>
+                <w:iCs w:val="0"/>
+                <w:smallCaps w:val="0"/>
+                <w:strike w:val="0"/>
+                <w:color w:val="000000"/>
+                <w:sz w:val="28"/>
+                <w:szCs w:val="28"/>
+                <w:u w:val="none"/>
+                <w:shd w:fill="auto" w:val="clear"/>
+                <w:vertAlign w:val="baseline"/>
+                <w:rtl w:val="0"/>
+              </w:rPr>
+              <w:t xml:space="preserve">1.2.4 Сравнительный анализ и выводы</w:t>
+              <w:tab/>
+              <w:t xml:space="preserve">13</w:t>
+            </w:r>
+          </w:hyperlink>
+          <w:r>
+            <w:rPr>
+              <w:rtl w:val="0"/>
+            </w:rPr>
+          </w:r>
+        </w:p>
+        <w:p>
+          <w:pPr>
+            <w:tabs>
+              <w:tab w:val="right" w:leader="dot" w:pos="12000"/>
+            </w:tabs>
+            <w:spacing w:before="60" w:line="360" w:lineRule="auto"/>
             <w:rPr>
               <w:i w:val="0"/>
               <w:iCs w:val="0"/>
@@ -1092,144 +1121,6 @@
                 <w:rtl w:val="0"/>
               </w:rPr>
               <w:t xml:space="preserve">2 Проектирование системы</w:t>
-              <w:tab/>
-              <w:t xml:space="preserve">14</w:t>
-            </w:r>
-          </w:hyperlink>
-          <w:r>
-            <w:rPr>
-              <w:rtl w:val="0"/>
-            </w:rPr>
-          </w:r>
-        </w:p>
-        <w:p>
-          <w:pPr>
-            <w:tabs>
-              <w:tab w:val="right" w:leader="dot" w:pos="12000"/>
-            </w:tabs>
-            <w:spacing w:before="60" w:line="360" w:lineRule="auto"/>
-            <w:ind w:left="-425.19685039370086" w:firstLine="570"/>
-            <w:rPr>
-              <w:i w:val="0"/>
-              <w:iCs w:val="0"/>
-              <w:smallCaps w:val="0"/>
-              <w:strike w:val="0"/>
-              <w:color w:val="000000"/>
-              <w:sz w:val="28"/>
-              <w:szCs w:val="28"/>
-              <w:u w:val="none"/>
-              <w:shd w:fill="auto" w:val="clear"/>
-              <w:vertAlign w:val="baseline"/>
-            </w:rPr>
-          </w:pPr>
-          <w:hyperlink w:anchor="_yjk99vk7qbc4">
-            <w:r>
-              <w:rPr>
-                <w:i w:val="0"/>
-                <w:iCs w:val="0"/>
-                <w:smallCaps w:val="0"/>
-                <w:strike w:val="0"/>
-                <w:color w:val="000000"/>
-                <w:sz w:val="28"/>
-                <w:szCs w:val="28"/>
-                <w:u w:val="none"/>
-                <w:shd w:fill="auto" w:val="clear"/>
-                <w:vertAlign w:val="baseline"/>
-                <w:rtl w:val="0"/>
-              </w:rPr>
-              <w:t xml:space="preserve">2.1 Постановка задачи на разработку</w:t>
-              <w:tab/>
-              <w:t xml:space="preserve">14</w:t>
-            </w:r>
-          </w:hyperlink>
-          <w:r>
-            <w:rPr>
-              <w:rtl w:val="0"/>
-            </w:rPr>
-          </w:r>
-        </w:p>
-        <w:p>
-          <w:pPr>
-            <w:tabs>
-              <w:tab w:val="right" w:leader="dot" w:pos="12000"/>
-            </w:tabs>
-            <w:spacing w:before="60" w:line="360" w:lineRule="auto"/>
-            <w:ind w:left="-425.19685039370086" w:firstLine="570"/>
-            <w:rPr>
-              <w:i w:val="0"/>
-              <w:iCs w:val="0"/>
-              <w:smallCaps w:val="0"/>
-              <w:strike w:val="0"/>
-              <w:color w:val="000000"/>
-              <w:sz w:val="28"/>
-              <w:szCs w:val="28"/>
-              <w:u w:val="none"/>
-              <w:shd w:fill="auto" w:val="clear"/>
-              <w:vertAlign w:val="baseline"/>
-            </w:rPr>
-          </w:pPr>
-          <w:hyperlink w:anchor="_sk05o07rrz7u">
-            <w:r>
-              <w:rPr>
-                <w:i w:val="0"/>
-                <w:iCs w:val="0"/>
-                <w:smallCaps w:val="0"/>
-                <w:strike w:val="0"/>
-                <w:color w:val="000000"/>
-                <w:sz w:val="28"/>
-                <w:szCs w:val="28"/>
-                <w:u w:val="none"/>
-                <w:shd w:fill="auto" w:val="clear"/>
-                <w:vertAlign w:val="baseline"/>
-                <w:rtl w:val="0"/>
-              </w:rPr>
-              <w:t xml:space="preserve">2.2.1 Функциональные требования</w:t>
-              <w:tab/>
-              <w:t xml:space="preserve">15</w:t>
-            </w:r>
-          </w:hyperlink>
-          <w:r>
-            <w:rPr>
-              <w:rtl w:val="0"/>
-            </w:rPr>
-          </w:r>
-        </w:p>
-        <w:p>
-          <w:pPr>
-            <w:tabs>
-              <w:tab w:val="right" w:leader="dot" w:pos="12000"/>
-            </w:tabs>
-            <w:spacing w:before="60" w:line="360" w:lineRule="auto"/>
-            <w:ind w:left="-425.19685039370086" w:firstLine="570"/>
-            <w:rPr>
-              <w:i w:val="0"/>
-              <w:iCs w:val="0"/>
-              <w:smallCaps w:val="0"/>
-              <w:strike w:val="0"/>
-              <w:color w:val="000000"/>
-              <w:sz w:val="28"/>
-              <w:szCs w:val="28"/>
-              <w:u w:val="none"/>
-              <w:shd w:fill="auto" w:val="clear"/>
-              <w:vertAlign w:val="baseline"/>
-            </w:rPr>
-          </w:pPr>
-          <w:hyperlink w:anchor="_rrkmvd3p12ay">
-            <w:r>
-              <w:rPr>
-                <w:i w:val="0"/>
-                <w:iCs w:val="0"/>
-                <w:smallCaps w:val="0"/>
-                <w:strike w:val="0"/>
-                <w:color w:val="000000"/>
-                <w:sz w:val="28"/>
-                <w:szCs w:val="28"/>
-                <w:u w:val="none"/>
-                <w:shd w:fill="auto" w:val="clear"/>
-                <w:vertAlign w:val="baseline"/>
-                <w:rtl w:val="0"/>
-              </w:rPr>
-              <w:t xml:space="preserve">2.2.2. Нефункциональные требования</w:t>
               <w:tab/>
               <w:t xml:space="preserve">16</w:t>
             </w:r>
@@ -1246,7 +1137,6 @@
               <w:tab w:val="right" w:leader="dot" w:pos="12000"/>
             </w:tabs>
             <w:spacing w:before="60" w:line="360" w:lineRule="auto"/>
-            <w:ind w:left="-425.19685039370086" w:firstLine="570"/>
             <w:rPr>
               <w:i w:val="0"/>
               <w:iCs w:val="0"/>
@@ -1260,7 +1150,7 @@
               <w:vertAlign w:val="baseline"/>
             </w:rPr>
           </w:pPr>
-          <w:hyperlink w:anchor="_bn7h75t36smy">
+          <w:hyperlink w:anchor="_yjk99vk7qbc4">
             <w:r>
               <w:rPr>
                 <w:i w:val="0"/>
@@ -1275,7 +1165,52 @@
                 <w:vertAlign w:val="baseline"/>
                 <w:rtl w:val="0"/>
               </w:rPr>
-              <w:t xml:space="preserve">2.3 Архитектура системы</w:t>
+              <w:t xml:space="preserve">2.1 Постановка задачи на разработку</w:t>
+              <w:tab/>
+              <w:t xml:space="preserve">16</w:t>
+            </w:r>
+          </w:hyperlink>
+          <w:r>
+            <w:rPr>
+              <w:rtl w:val="0"/>
+            </w:rPr>
+          </w:r>
+        </w:p>
+        <w:p>
+          <w:pPr>
+            <w:tabs>
+              <w:tab w:val="right" w:leader="dot" w:pos="12000"/>
+            </w:tabs>
+            <w:spacing w:before="60" w:line="360" w:lineRule="auto"/>
+            <w:rPr>
+              <w:i w:val="0"/>
+              <w:iCs w:val="0"/>
+              <w:smallCaps w:val="0"/>
+              <w:strike w:val="0"/>
+              <w:color w:val="000000"/>
+              <w:sz w:val="28"/>
+              <w:szCs w:val="28"/>
+              <w:u w:val="none"/>
+              <w:shd w:fill="auto" w:val="clear"/>
+              <w:vertAlign w:val="baseline"/>
+            </w:rPr>
+          </w:pPr>
+          <w:hyperlink w:anchor="_sk05o07rrz7u">
+            <w:r>
+              <w:rPr>
+                <w:i w:val="0"/>
+                <w:iCs w:val="0"/>
+                <w:smallCaps w:val="0"/>
+                <w:strike w:val="0"/>
+                <w:color w:val="000000"/>
+                <w:sz w:val="28"/>
+                <w:szCs w:val="28"/>
+                <w:u w:val="none"/>
+                <w:shd w:fill="auto" w:val="clear"/>
+                <w:vertAlign w:val="baseline"/>
+                <w:rtl w:val="0"/>
+              </w:rPr>
+              <w:t xml:space="preserve">2.2.1 Функциональные требования</w:t>
               <w:tab/>
               <w:t xml:space="preserve">17</w:t>
             </w:r>
@@ -1292,7 +1227,96 @@
               <w:tab w:val="right" w:leader="dot" w:pos="12000"/>
             </w:tabs>
             <w:spacing w:before="60" w:line="360" w:lineRule="auto"/>
-            <w:ind w:left="-425.19685039370086" w:firstLine="570"/>
+            <w:rPr>
+              <w:i w:val="0"/>
+              <w:iCs w:val="0"/>
+              <w:smallCaps w:val="0"/>
+              <w:strike w:val="0"/>
+              <w:color w:val="000000"/>
+              <w:sz w:val="28"/>
+              <w:szCs w:val="28"/>
+              <w:u w:val="none"/>
+              <w:shd w:fill="auto" w:val="clear"/>
+              <w:vertAlign w:val="baseline"/>
+            </w:rPr>
+          </w:pPr>
+          <w:hyperlink w:anchor="_rrkmvd3p12ay">
+            <w:r>
+              <w:rPr>
+                <w:i w:val="0"/>
+                <w:iCs w:val="0"/>
+                <w:smallCaps w:val="0"/>
+                <w:strike w:val="0"/>
+                <w:color w:val="000000"/>
+                <w:sz w:val="28"/>
+                <w:szCs w:val="28"/>
+                <w:u w:val="none"/>
+                <w:shd w:fill="auto" w:val="clear"/>
+                <w:vertAlign w:val="baseline"/>
+                <w:rtl w:val="0"/>
+              </w:rPr>
+              <w:t xml:space="preserve">2.2.2. Нефункциональные требования</w:t>
+              <w:tab/>
+              <w:t xml:space="preserve">18</w:t>
+            </w:r>
+          </w:hyperlink>
+          <w:r>
+            <w:rPr>
+              <w:rtl w:val="0"/>
+            </w:rPr>
+          </w:r>
+        </w:p>
+        <w:p>
+          <w:pPr>
+            <w:tabs>
+              <w:tab w:val="right" w:leader="dot" w:pos="12000"/>
+            </w:tabs>
+            <w:spacing w:before="60" w:line="360" w:lineRule="auto"/>
+            <w:rPr>
+              <w:i w:val="0"/>
+              <w:iCs w:val="0"/>
+              <w:smallCaps w:val="0"/>
+              <w:strike w:val="0"/>
+              <w:color w:val="000000"/>
+              <w:sz w:val="28"/>
+              <w:szCs w:val="28"/>
+              <w:u w:val="none"/>
+              <w:shd w:fill="auto" w:val="clear"/>
+              <w:vertAlign w:val="baseline"/>
+            </w:rPr>
+          </w:pPr>
+          <w:hyperlink w:anchor="_bn7h75t36smy">
+            <w:r>
+              <w:rPr>
+                <w:i w:val="0"/>
+                <w:iCs w:val="0"/>
+                <w:smallCaps w:val="0"/>
+                <w:strike w:val="0"/>
+                <w:color w:val="000000"/>
+                <w:sz w:val="28"/>
+                <w:szCs w:val="28"/>
+                <w:u w:val="none"/>
+                <w:shd w:fill="auto" w:val="clear"/>
+                <w:vertAlign w:val="baseline"/>
+                <w:rtl w:val="0"/>
+              </w:rPr>
+              <w:t xml:space="preserve">2.3 Архитектура системы</w:t>
+              <w:tab/>
+              <w:t xml:space="preserve">18</w:t>
+            </w:r>
+          </w:hyperlink>
+          <w:r>
+            <w:rPr>
+              <w:rtl w:val="0"/>
+            </w:rPr>
+          </w:r>
+        </w:p>
+        <w:p>
+          <w:pPr>
+            <w:tabs>
+              <w:tab w:val="right" w:leader="dot" w:pos="12000"/>
+            </w:tabs>
+            <w:spacing w:before="60" w:line="360" w:lineRule="auto"/>
             <w:rPr>
               <w:i w:val="0"/>
               <w:iCs w:val="0"/>
@@ -1323,7 +1347,7 @@
               </w:rPr>
               <w:t xml:space="preserve">2.4. Проектирование модульной структуры и потоков данных</w:t>
               <w:tab/>
-              <w:t xml:space="preserve">19</w:t>
+              <w:t xml:space="preserve">20</w:t>
             </w:r>
           </w:hyperlink>
           <w:r>
@@ -1338,7 +1362,6 @@
               <w:tab w:val="right" w:leader="dot" w:pos="12000"/>
             </w:tabs>
             <w:spacing w:before="60" w:line="360" w:lineRule="auto"/>
-            <w:ind w:left="-425.19685039370086" w:firstLine="570"/>
             <w:rPr>
               <w:i w:val="0"/>
               <w:iCs w:val="0"/>
@@ -1367,53 +1390,7 @@
                 <w:vertAlign w:val="baseline"/>
                 <w:rtl w:val="0"/>
               </w:rPr>
-              <w:t xml:space="preserve">2.5 Проектирование форматов конфигурации,хранения артефактов и отчётности</w:t>
-              <w:tab/>
-              <w:t xml:space="preserve">22</w:t>
-            </w:r>
-          </w:hyperlink>
-          <w:r>
-            <w:rPr>
-              <w:rtl w:val="0"/>
-            </w:rPr>
-          </w:r>
-        </w:p>
-        <w:p>
-          <w:pPr>
-            <w:tabs>
-              <w:tab w:val="right" w:leader="dot" w:pos="12000"/>
-            </w:tabs>
-            <w:spacing w:before="60" w:line="360" w:lineRule="auto"/>
-            <w:ind w:left="-425.19685039370086" w:firstLine="570"/>
-            <w:rPr>
-              <w:i w:val="0"/>
-              <w:iCs w:val="0"/>
-              <w:smallCaps w:val="0"/>
-              <w:strike w:val="0"/>
-              <w:color w:val="000000"/>
-              <w:sz w:val="28"/>
-              <w:szCs w:val="28"/>
-              <w:u w:val="none"/>
-              <w:shd w:fill="auto" w:val="clear"/>
-              <w:vertAlign w:val="baseline"/>
-            </w:rPr>
-          </w:pPr>
-          <w:hyperlink w:anchor="_syik6ac8hkal">
-            <w:r>
-              <w:rPr>
-                <w:i w:val="0"/>
-                <w:iCs w:val="0"/>
-                <w:smallCaps w:val="0"/>
-                <w:strike w:val="0"/>
-                <w:color w:val="000000"/>
-                <w:sz w:val="28"/>
-                <w:szCs w:val="28"/>
-                <w:u w:val="none"/>
-                <w:shd w:fill="auto" w:val="clear"/>
-                <w:vertAlign w:val="baseline"/>
-                <w:rtl w:val="0"/>
-              </w:rPr>
-              <w:t xml:space="preserve">2.6. Выводы по проектной части</w:t>
+              <w:t xml:space="preserve">2.5 Проектирование форматов конфигурации, хранения артефактов и отчётности</w:t>
               <w:tab/>
               <w:t xml:space="preserve">23</w:t>
             </w:r>
@@ -1430,7 +1407,51 @@
               <w:tab w:val="right" w:leader="dot" w:pos="12000"/>
             </w:tabs>
             <w:spacing w:before="60" w:line="360" w:lineRule="auto"/>
-            <w:ind w:left="-425.19685039370086" w:firstLine="570"/>
+            <w:rPr>
+              <w:i w:val="0"/>
+              <w:iCs w:val="0"/>
+              <w:smallCaps w:val="0"/>
+              <w:strike w:val="0"/>
+              <w:color w:val="000000"/>
+              <w:sz w:val="28"/>
+              <w:szCs w:val="28"/>
+              <w:u w:val="none"/>
+              <w:shd w:fill="auto" w:val="clear"/>
+              <w:vertAlign w:val="baseline"/>
+            </w:rPr>
+          </w:pPr>
+          <w:hyperlink w:anchor="_syik6ac8hkal">
+            <w:r>
+              <w:rPr>
+                <w:i w:val="0"/>
+                <w:iCs w:val="0"/>
+                <w:smallCaps w:val="0"/>
+                <w:strike w:val="0"/>
+                <w:color w:val="000000"/>
+                <w:sz w:val="28"/>
+                <w:szCs w:val="28"/>
+                <w:u w:val="none"/>
+                <w:shd w:fill="auto" w:val="clear"/>
+                <w:vertAlign w:val="baseline"/>
+                <w:rtl w:val="0"/>
+              </w:rPr>
+              <w:t xml:space="preserve">2.6. Выводы по проектной части</w:t>
+              <w:tab/>
+              <w:t xml:space="preserve">24</w:t>
+            </w:r>
+          </w:hyperlink>
+          <w:r>
+            <w:rPr>
+              <w:rtl w:val="0"/>
+            </w:rPr>
+          </w:r>
+        </w:p>
+        <w:p>
+          <w:pPr>
+            <w:tabs>
+              <w:tab w:val="right" w:leader="dot" w:pos="12000"/>
+            </w:tabs>
+            <w:spacing w:before="60" w:line="360" w:lineRule="auto"/>
             <w:rPr>
               <w:i w:val="0"/>
               <w:iCs w:val="0"/>
@@ -1476,7 +1497,6 @@
               <w:tab w:val="right" w:leader="dot" w:pos="12000"/>
             </w:tabs>
             <w:spacing w:before="60" w:line="360" w:lineRule="auto"/>
-            <w:ind w:left="-425.19685039370086" w:firstLine="570"/>
             <w:rPr>
               <w:i w:val="0"/>
               <w:iCs w:val="0"/>
@@ -1522,7 +1542,6 @@
               <w:tab w:val="right" w:leader="dot" w:pos="12000"/>
             </w:tabs>
             <w:spacing w:before="60" w:line="360" w:lineRule="auto"/>
-            <w:ind w:left="-425.19685039370086" w:firstLine="570"/>
             <w:rPr>
               <w:i w:val="0"/>
               <w:iCs w:val="0"/>
@@ -1551,9 +1570,7 @@
                 <w:vertAlign w:val="baseline"/>
                 <w:rtl w:val="0"/>
               </w:rPr>
-              <w:t xml:space="preserve">3.2. Реализация нейросетевых модулей классификации и сопоставления </w:t>
-              <w:tab/>
-              <w:t xml:space="preserve">фрагментов</w:t>
+              <w:t xml:space="preserve">3.2. Реализация нейросетевых модулей классификации</w:t>
               <w:tab/>
               <w:t xml:space="preserve">28</w:t>
             </w:r>
@@ -1570,7 +1587,52 @@
               <w:tab w:val="right" w:leader="dot" w:pos="12000"/>
             </w:tabs>
             <w:spacing w:before="60" w:line="360" w:lineRule="auto"/>
-            <w:ind w:left="-425.19685039370086" w:firstLine="570"/>
+            <w:rPr>
+              <w:i w:val="0"/>
+              <w:iCs w:val="0"/>
+              <w:smallCaps w:val="0"/>
+              <w:strike w:val="0"/>
+              <w:color w:val="000000"/>
+              <w:sz w:val="28"/>
+              <w:szCs w:val="28"/>
+              <w:u w:val="none"/>
+              <w:shd w:fill="auto" w:val="clear"/>
+              <w:vertAlign w:val="baseline"/>
+            </w:rPr>
+          </w:pPr>
+          <w:hyperlink w:anchor="_bh6160xattcd">
+            <w:r>
+              <w:rPr>
+                <w:i w:val="0"/>
+                <w:iCs w:val="0"/>
+                <w:smallCaps w:val="0"/>
+                <w:strike w:val="0"/>
+                <w:color w:val="000000"/>
+                <w:sz w:val="28"/>
+                <w:szCs w:val="28"/>
+                <w:u w:val="none"/>
+                <w:shd w:fill="auto" w:val="clear"/>
+                <w:vertAlign w:val="baseline"/>
+                <w:rtl w:val="0"/>
+              </w:rPr>
+              <w:t xml:space="preserve">и сопоставления фрагментов</w:t>
+              <w:tab/>
+              <w:t xml:space="preserve">28</w:t>
+            </w:r>
+          </w:hyperlink>
+          <w:r>
+            <w:rPr>
+              <w:rtl w:val="0"/>
+            </w:rPr>
+          </w:r>
+        </w:p>
+        <w:p>
+          <w:pPr>
+            <w:tabs>
+              <w:tab w:val="right" w:leader="dot" w:pos="12000"/>
+            </w:tabs>
+            <w:spacing w:before="60" w:line="360" w:lineRule="auto"/>
+            <w:ind w:hanging="141.7322834645669"/>
             <w:rPr>
               <w:i w:val="0"/>
               <w:iCs w:val="0"/>
@@ -1616,7 +1678,6 @@
               <w:tab w:val="right" w:leader="dot" w:pos="12000"/>
             </w:tabs>
             <w:spacing w:before="60" w:line="360" w:lineRule="auto"/>
-            <w:ind w:left="-425.19685039370086" w:firstLine="570"/>
             <w:rPr>
               <w:i w:val="0"/>
               <w:iCs w:val="0"/>
@@ -1662,7 +1723,6 @@
               <w:tab w:val="right" w:leader="dot" w:pos="12000"/>
             </w:tabs>
             <w:spacing w:before="60" w:line="360" w:lineRule="auto"/>
-            <w:ind w:left="-425.19685039370086" w:firstLine="570"/>
             <w:rPr>
               <w:i w:val="0"/>
               <w:iCs w:val="0"/>
@@ -1693,7 +1753,7 @@
               </w:rPr>
               <w:t xml:space="preserve">3.5. Выводы по реализационной части</w:t>
               <w:tab/>
-              <w:t xml:space="preserve">33</w:t>
+              <w:t xml:space="preserve">34</w:t>
             </w:r>
           </w:hyperlink>
           <w:r>
@@ -1708,7 +1768,51 @@
               <w:tab w:val="right" w:leader="dot" w:pos="12000"/>
             </w:tabs>
             <w:spacing w:before="60" w:line="360" w:lineRule="auto"/>
-            <w:ind w:left="-425.19685039370086" w:firstLine="570"/>
+            <w:rPr>
+              <w:i w:val="0"/>
+              <w:iCs w:val="0"/>
+              <w:smallCaps w:val="0"/>
+              <w:strike w:val="0"/>
+              <w:color w:val="000000"/>
+              <w:sz w:val="28"/>
+              <w:szCs w:val="28"/>
+              <w:u w:val="none"/>
+              <w:shd w:fill="auto" w:val="clear"/>
+              <w:vertAlign w:val="baseline"/>
+            </w:rPr>
+          </w:pPr>
+          <w:hyperlink w:anchor="_zczloxjtx7yp">
+            <w:r>
+              <w:rPr>
+                <w:i w:val="0"/>
+                <w:iCs w:val="0"/>
+                <w:smallCaps w:val="0"/>
+                <w:strike w:val="0"/>
+                <w:color w:val="000000"/>
+                <w:sz w:val="28"/>
+                <w:szCs w:val="28"/>
+                <w:u w:val="none"/>
+                <w:shd w:fill="auto" w:val="clear"/>
+                <w:vertAlign w:val="baseline"/>
+                <w:rtl w:val="0"/>
+              </w:rPr>
+              <w:t xml:space="preserve">3.6. Пример работы системы</w:t>
+              <w:tab/>
+              <w:t xml:space="preserve">36</w:t>
+            </w:r>
+          </w:hyperlink>
+          <w:r>
+            <w:rPr>
+              <w:rtl w:val="0"/>
+            </w:rPr>
+          </w:r>
+        </w:p>
+        <w:p>
+          <w:pPr>
+            <w:tabs>
+              <w:tab w:val="right" w:leader="dot" w:pos="12000"/>
+            </w:tabs>
+            <w:spacing w:before="60" w:line="360" w:lineRule="auto"/>
             <w:rPr>
               <w:i w:val="0"/>
               <w:iCs w:val="0"/>
@@ -1739,7 +1843,7 @@
               </w:rPr>
               <w:t xml:space="preserve">ЗАКЛЮЧЕНИЕ</w:t>
               <w:tab/>
-              <w:t xml:space="preserve">35</w:t>
+              <w:t xml:space="preserve">39</w:t>
             </w:r>
           </w:hyperlink>
           <w:r>
@@ -1754,7 +1858,6 @@
               <w:tab w:val="right" w:leader="dot" w:pos="12000"/>
             </w:tabs>
             <w:spacing w:before="60" w:line="360" w:lineRule="auto"/>
-            <w:ind w:left="-425.19685039370086" w:firstLine="570"/>
             <w:rPr>
               <w:i w:val="0"/>
               <w:iCs w:val="0"/>
@@ -1785,7 +1888,7 @@
               </w:rPr>
               <w:t xml:space="preserve">СПИСОК ИСПОЛЬЗОВАННЫХ ИСТОЧНИКОВ</w:t>
               <w:tab/>
-              <w:t xml:space="preserve">37</w:t>
+              <w:t xml:space="preserve">40</w:t>
             </w:r>
           </w:hyperlink>
           <w:r>
@@ -1803,7 +1906,7 @@
       <w:pPr>
         <w:widowControl w:val="1"/>
         <w:spacing w:line="360" w:lineRule="auto"/>
-        <w:ind w:left="-425.19685039370086" w:firstLine="570"/>
+        <w:ind w:left="-992.1259842519685" w:firstLine="285"/>
         <w:jc w:val="both"/>
         <w:rPr>
           <w:sz w:val="28"/>
@@ -1824,7 +1927,7 @@
     <w:p>
       <w:pPr>
         <w:pStyle w:val="Heading1"/>
-        <w:spacing w:before="74" w:lineRule="auto"/>
+        <w:spacing w:before="74" w:line="360" w:lineRule="auto"/>
         <w:ind w:left="1559" w:right="705" w:firstLine="0"/>
         <w:jc w:val="center"/>
         <w:rPr/>
@@ -1852,7 +1955,7 @@
       <w:pPr>
         <w:numPr>
           <w:ilvl w:val="0"/>
-          <w:numId w:val="3"/>
+          <w:numId w:val="2"/>
         </w:numPr>
         <w:spacing w:after="0" w:afterAutospacing="0" w:before="1" w:line="360" w:lineRule="auto"/>
         <w:ind w:left="1275.5905511811022" w:firstLine="425.196850393701"/>
@@ -1876,7 +1979,7 @@
       <w:pPr>
         <w:numPr>
           <w:ilvl w:val="0"/>
-          <w:numId w:val="3"/>
+          <w:numId w:val="2"/>
         </w:numPr>
         <w:spacing w:after="0" w:afterAutospacing="0" w:before="0" w:beforeAutospacing="0" w:line="360" w:lineRule="auto"/>
         <w:ind w:left="1275.5905511811022" w:firstLine="425.196850393701"/>
@@ -1900,7 +2003,7 @@
       <w:pPr>
         <w:numPr>
           <w:ilvl w:val="0"/>
-          <w:numId w:val="3"/>
+          <w:numId w:val="2"/>
         </w:numPr>
         <w:spacing w:after="0" w:afterAutospacing="0" w:before="0" w:beforeAutospacing="0" w:line="360" w:lineRule="auto"/>
         <w:ind w:left="1275.5905511811022" w:firstLine="425.196850393701"/>
@@ -1924,7 +2027,7 @@
       <w:pPr>
         <w:numPr>
           <w:ilvl w:val="0"/>
-          <w:numId w:val="3"/>
+          <w:numId w:val="2"/>
         </w:numPr>
         <w:spacing w:after="0" w:afterAutospacing="0" w:before="0" w:beforeAutospacing="0" w:line="360" w:lineRule="auto"/>
         <w:ind w:left="1275.5905511811022" w:firstLine="425.196850393701"/>
@@ -1948,7 +2051,7 @@
       <w:pPr>
         <w:numPr>
           <w:ilvl w:val="0"/>
-          <w:numId w:val="3"/>
+          <w:numId w:val="2"/>
         </w:numPr>
         <w:spacing w:after="0" w:afterAutospacing="0" w:before="0" w:beforeAutospacing="0" w:line="360" w:lineRule="auto"/>
         <w:ind w:left="1275.5905511811022" w:firstLine="425.196850393701"/>
@@ -1972,7 +2075,7 @@
       <w:pPr>
         <w:numPr>
           <w:ilvl w:val="0"/>
-          <w:numId w:val="3"/>
+          <w:numId w:val="2"/>
         </w:numPr>
         <w:spacing w:after="0" w:afterAutospacing="0" w:before="0" w:beforeAutospacing="0" w:line="360" w:lineRule="auto"/>
         <w:ind w:left="1275.5905511811022" w:firstLine="425.196850393701"/>
@@ -1996,7 +2099,7 @@
       <w:pPr>
         <w:numPr>
           <w:ilvl w:val="0"/>
-          <w:numId w:val="3"/>
+          <w:numId w:val="2"/>
         </w:numPr>
         <w:spacing w:after="0" w:afterAutospacing="0" w:before="0" w:beforeAutospacing="0" w:line="360" w:lineRule="auto"/>
         <w:ind w:left="1275.5905511811022" w:firstLine="425.196850393701"/>
@@ -2020,7 +2123,7 @@
       <w:pPr>
         <w:numPr>
           <w:ilvl w:val="0"/>
-          <w:numId w:val="3"/>
+          <w:numId w:val="2"/>
         </w:numPr>
         <w:spacing w:before="0" w:beforeAutospacing="0" w:line="360" w:lineRule="auto"/>
         <w:ind w:left="1275.5905511811022" w:firstLine="425.196850393701"/>
@@ -2075,39 +2178,7 @@
     <w:p>
       <w:pPr>
         <w:spacing w:before="1" w:line="360" w:lineRule="auto"/>
-        <w:ind w:left="1277" w:firstLine="423.7874015748032"/>
-        <w:jc w:val="both"/>
-        <w:rPr>
-          <w:sz w:val="28"/>
-          <w:szCs w:val="28"/>
-        </w:rPr>
-      </w:pPr>
-      <w:r>
-        <w:rPr>
-          <w:rtl w:val="0"/>
-        </w:rPr>
-      </w:r>
-    </w:p>
-    <w:p>
-      <w:pPr>
-        <w:spacing w:before="1" w:line="360" w:lineRule="auto"/>
-        <w:ind w:left="1277" w:firstLine="423.7874015748032"/>
-        <w:jc w:val="both"/>
-        <w:rPr>
-          <w:sz w:val="28"/>
-          <w:szCs w:val="28"/>
-        </w:rPr>
-      </w:pPr>
-      <w:r>
-        <w:rPr>
-          <w:rtl w:val="0"/>
-        </w:rPr>
-      </w:r>
-    </w:p>
-    <w:p>
-      <w:pPr>
-        <w:spacing w:before="1" w:line="360" w:lineRule="auto"/>
-        <w:ind w:left="1277" w:firstLine="423.7874015748032"/>
+        <w:ind w:left="0" w:firstLine="0"/>
         <w:jc w:val="both"/>
         <w:rPr>
           <w:sz w:val="28"/>
@@ -2123,7 +2194,7 @@
     <w:p>
       <w:pPr>
         <w:pStyle w:val="Heading1"/>
-        <w:spacing w:before="74" w:lineRule="auto"/>
+        <w:spacing w:before="74" w:line="360" w:lineRule="auto"/>
         <w:ind w:left="1559" w:right="705" w:firstLine="0"/>
         <w:jc w:val="center"/>
         <w:rPr/>
@@ -2139,67 +2210,7 @@
     </w:p>
     <w:p>
       <w:pPr>
-        <w:keepNext w:val="0"/>
-        <w:keepLines w:val="0"/>
-        <w:pageBreakBefore w:val="0"/>
-        <w:widowControl w:val="0"/>
-        <w:pBdr>
-          <w:top w:space="0" w:sz="0" w:val="nil"/>
-          <w:left w:space="0" w:sz="0" w:val="nil"/>
-          <w:bottom w:space="0" w:sz="0" w:val="nil"/>
-          <w:right w:space="0" w:sz="0" w:val="nil"/>
-          <w:between w:space="0" w:sz="0" w:val="nil"/>
-        </w:pBdr>
-        <w:shd w:fill="auto" w:val="clear"/>
-        <w:spacing w:after="0" w:before="0" w:line="240" w:lineRule="auto"/>
-        <w:ind w:left="0" w:right="0" w:firstLine="0"/>
-        <w:jc w:val="left"/>
-        <w:rPr>
-          <w:i w:val="0"/>
-          <w:iCs w:val="0"/>
-          <w:smallCaps w:val="0"/>
-          <w:strike w:val="0"/>
-          <w:color w:val="000000"/>
-          <w:sz w:val="28"/>
-          <w:szCs w:val="28"/>
-          <w:u w:val="none"/>
-          <w:shd w:fill="auto" w:val="clear"/>
-          <w:vertAlign w:val="baseline"/>
-        </w:rPr>
-      </w:pPr>
-      <w:r>
-        <w:rPr>
-          <w:rtl w:val="0"/>
-        </w:rPr>
-      </w:r>
-    </w:p>
-    <w:p>
-      <w:pPr>
-        <w:keepNext w:val="0"/>
-        <w:keepLines w:val="0"/>
-        <w:pageBreakBefore w:val="0"/>
-        <w:widowControl w:val="0"/>
-        <w:pBdr>
-          <w:top w:space="0" w:sz="0" w:val="nil"/>
-          <w:left w:space="0" w:sz="0" w:val="nil"/>
-          <w:bottom w:space="0" w:sz="0" w:val="nil"/>
-          <w:right w:space="0" w:sz="0" w:val="nil"/>
-          <w:between w:space="0" w:sz="0" w:val="nil"/>
-        </w:pBdr>
-        <w:shd w:fill="auto" w:val="clear"/>
-        <w:spacing w:after="0" w:before="2" w:line="240" w:lineRule="auto"/>
-        <w:ind w:left="0" w:right="0" w:firstLine="0"/>
-        <w:jc w:val="left"/>
-        <w:rPr>
-          <w:i w:val="0"/>
-          <w:iCs w:val="0"/>
-          <w:smallCaps w:val="0"/>
-          <w:strike w:val="0"/>
-          <w:color w:val="000000"/>
-          <w:sz w:val="28"/>
-          <w:szCs w:val="28"/>
-          <w:u w:val="none"/>
-          <w:shd w:fill="auto" w:val="clear"/>
+        <w:rPr>
           <w:vertAlign w:val="baseline"/>
         </w:rPr>
       </w:pPr>
@@ -2423,7 +2434,7 @@
           <w:szCs w:val="28"/>
           <w:rtl w:val="0"/>
         </w:rPr>
-        <w:t xml:space="preserve">Цель работы — разработать программную систему для автоматизированного сравнения вёрстки с макетом Figma, выявления визуальных расхождений и формирования структурированного отчёта о дефектах с применением методов машинного обучения.</w:t>
+        <w:t xml:space="preserve">Цель работы — разработать программную систему для автоматизированного сравнения вёрстки с макетом Figma, выявления визуальных расхождений и формирования структурированного отчёта о дефектах с применением методов машинного обучения, а также продемонстрировать работоспособность системы на реальном примере сравнения вёрстки с макетом Figma.</w:t>
       </w:r>
     </w:p>
     <w:p>
@@ -2464,12 +2475,12 @@
         <w:pStyle w:val="Heading1"/>
         <w:numPr>
           <w:ilvl w:val="0"/>
-          <w:numId w:val="4"/>
+          <w:numId w:val="3"/>
         </w:numPr>
         <w:tabs>
           <w:tab w:val="left" w:leader="none" w:pos="2195"/>
         </w:tabs>
-        <w:spacing w:after="0" w:before="74" w:line="240" w:lineRule="auto"/>
+        <w:spacing w:after="0" w:before="74" w:line="360" w:lineRule="auto"/>
         <w:ind w:left="2195" w:right="0" w:hanging="210"/>
         <w:jc w:val="left"/>
         <w:rPr/>
@@ -2488,12 +2499,12 @@
         <w:pStyle w:val="Heading1"/>
         <w:numPr>
           <w:ilvl w:val="1"/>
-          <w:numId w:val="4"/>
+          <w:numId w:val="3"/>
         </w:numPr>
         <w:tabs>
           <w:tab w:val="left" w:leader="none" w:pos="2406"/>
         </w:tabs>
-        <w:spacing w:after="0" w:before="164" w:line="240" w:lineRule="auto"/>
+        <w:spacing w:after="0" w:before="164" w:line="360" w:lineRule="auto"/>
         <w:ind w:left="2406" w:right="0" w:hanging="420.99999999999994"/>
         <w:jc w:val="left"/>
         <w:rPr/>
@@ -2509,31 +2520,11 @@
     </w:p>
     <w:p>
       <w:pPr>
-        <w:keepNext w:val="0"/>
-        <w:keepLines w:val="0"/>
-        <w:pageBreakBefore w:val="0"/>
-        <w:widowControl w:val="0"/>
-        <w:pBdr>
-          <w:top w:space="0" w:sz="0" w:val="nil"/>
-          <w:left w:space="0" w:sz="0" w:val="nil"/>
-          <w:bottom w:space="0" w:sz="0" w:val="nil"/>
-          <w:right w:space="0" w:sz="0" w:val="nil"/>
-          <w:between w:space="0" w:sz="0" w:val="nil"/>
-        </w:pBdr>
-        <w:shd w:fill="auto" w:val="clear"/>
-        <w:spacing w:after="0" w:before="320" w:line="240" w:lineRule="auto"/>
-        <w:ind w:left="0" w:right="0" w:firstLine="0"/>
-        <w:jc w:val="left"/>
-        <w:rPr>
-          <w:i w:val="0"/>
-          <w:iCs w:val="0"/>
-          <w:smallCaps w:val="0"/>
-          <w:strike w:val="0"/>
-          <w:color w:val="000000"/>
-          <w:sz w:val="28"/>
-          <w:szCs w:val="28"/>
-          <w:u w:val="none"/>
-          <w:shd w:fill="auto" w:val="clear"/>
+        <w:tabs>
+          <w:tab w:val="left" w:leader="none" w:pos="2406"/>
+        </w:tabs>
+        <w:ind w:left="0" w:firstLine="0"/>
+        <w:rPr>
           <w:vertAlign w:val="baseline"/>
         </w:rPr>
       </w:pPr>
@@ -2737,20 +2728,12 @@
           <w:between w:space="0" w:sz="0" w:val="nil"/>
         </w:pBdr>
         <w:shd w:fill="auto" w:val="clear"/>
-        <w:spacing w:after="0" w:before="162" w:line="240" w:lineRule="auto"/>
-        <w:ind w:left="0" w:right="0" w:firstLine="0"/>
-        <w:jc w:val="left"/>
-        <w:rPr>
-          <w:i w:val="0"/>
-          <w:iCs w:val="0"/>
-          <w:smallCaps w:val="0"/>
-          <w:strike w:val="0"/>
-          <w:color w:val="000000"/>
-          <w:sz w:val="28"/>
-          <w:szCs w:val="28"/>
-          <w:u w:val="none"/>
-          <w:shd w:fill="auto" w:val="clear"/>
-          <w:vertAlign w:val="baseline"/>
+        <w:spacing w:after="0" w:before="1" w:line="360" w:lineRule="auto"/>
+        <w:ind w:left="1277" w:right="426" w:firstLine="707"/>
+        <w:jc w:val="both"/>
+        <w:rPr>
+          <w:sz w:val="28"/>
+          <w:szCs w:val="28"/>
         </w:rPr>
       </w:pPr>
       <w:r>
@@ -2764,12 +2747,12 @@
         <w:pStyle w:val="Heading1"/>
         <w:numPr>
           <w:ilvl w:val="1"/>
-          <w:numId w:val="4"/>
+          <w:numId w:val="3"/>
         </w:numPr>
         <w:tabs>
           <w:tab w:val="left" w:leader="none" w:pos="2404"/>
         </w:tabs>
-        <w:spacing w:after="0" w:before="0" w:line="240" w:lineRule="auto"/>
+        <w:spacing w:after="0" w:before="0" w:line="360" w:lineRule="auto"/>
         <w:ind w:left="2404" w:right="0" w:hanging="419.00000000000006"/>
         <w:jc w:val="left"/>
         <w:rPr/>
@@ -2785,33 +2768,11 @@
     </w:p>
     <w:p>
       <w:pPr>
-        <w:keepNext w:val="0"/>
-        <w:keepLines w:val="0"/>
-        <w:pageBreakBefore w:val="0"/>
-        <w:widowControl w:val="0"/>
-        <w:pBdr>
-          <w:top w:space="0" w:sz="0" w:val="nil"/>
-          <w:left w:space="0" w:sz="0" w:val="nil"/>
-          <w:bottom w:space="0" w:sz="0" w:val="nil"/>
-          <w:right w:space="0" w:sz="0" w:val="nil"/>
-          <w:between w:space="0" w:sz="0" w:val="nil"/>
-        </w:pBdr>
-        <w:shd w:fill="auto" w:val="clear"/>
-        <w:spacing w:after="0" w:before="320" w:line="240" w:lineRule="auto"/>
-        <w:ind w:left="0" w:right="0" w:firstLine="0"/>
-        <w:jc w:val="left"/>
-        <w:rPr>
-          <w:i w:val="0"/>
-          <w:iCs w:val="0"/>
-          <w:smallCaps w:val="0"/>
-          <w:strike w:val="0"/>
-          <w:color w:val="000000"/>
-          <w:sz w:val="28"/>
-          <w:szCs w:val="28"/>
-          <w:u w:val="none"/>
-          <w:shd w:fill="auto" w:val="clear"/>
-          <w:vertAlign w:val="baseline"/>
-        </w:rPr>
+        <w:tabs>
+          <w:tab w:val="left" w:leader="none" w:pos="2404"/>
+        </w:tabs>
+        <w:ind w:left="2407" w:firstLine="0"/>
+        <w:rPr/>
       </w:pPr>
       <w:r>
         <w:rPr>
@@ -2883,52 +2844,8 @@
     </w:p>
     <w:p>
       <w:pPr>
-        <w:keepNext w:val="0"/>
-        <w:keepLines w:val="0"/>
-        <w:pageBreakBefore w:val="0"/>
-        <w:widowControl w:val="0"/>
-        <w:pBdr>
-          <w:top w:space="0" w:sz="0" w:val="nil"/>
-          <w:left w:space="0" w:sz="0" w:val="nil"/>
-          <w:bottom w:space="0" w:sz="0" w:val="nil"/>
-          <w:right w:space="0" w:sz="0" w:val="nil"/>
-          <w:between w:space="0" w:sz="0" w:val="nil"/>
-        </w:pBdr>
-        <w:shd w:fill="auto" w:val="clear"/>
-        <w:spacing w:after="0" w:before="14" w:line="360" w:lineRule="auto"/>
-        <w:ind w:left="1277" w:right="429" w:firstLine="707"/>
-        <w:jc w:val="both"/>
-        <w:rPr>
-          <w:sz w:val="28"/>
-          <w:szCs w:val="28"/>
-        </w:rPr>
-      </w:pPr>
-      <w:r>
-        <w:rPr>
-          <w:rtl w:val="0"/>
-        </w:rPr>
-      </w:r>
-    </w:p>
-    <w:p>
-      <w:pPr>
         <w:spacing w:before="1" w:line="360" w:lineRule="auto"/>
-        <w:ind w:left="1277" w:right="424" w:firstLine="707"/>
-        <w:jc w:val="both"/>
-        <w:rPr>
-          <w:sz w:val="28"/>
-          <w:szCs w:val="28"/>
-        </w:rPr>
-      </w:pPr>
-      <w:r>
-        <w:rPr>
-          <w:rtl w:val="0"/>
-        </w:rPr>
-      </w:r>
-    </w:p>
-    <w:p>
-      <w:pPr>
-        <w:spacing w:before="1" w:line="360" w:lineRule="auto"/>
-        <w:ind w:left="1277" w:right="424" w:firstLine="707"/>
+        <w:ind w:left="0" w:right="424" w:firstLine="0"/>
         <w:jc w:val="both"/>
         <w:rPr>
           <w:b w:val="1"/>
@@ -2948,12 +2865,12 @@
         <w:pStyle w:val="Heading1"/>
         <w:numPr>
           <w:ilvl w:val="2"/>
-          <w:numId w:val="4"/>
+          <w:numId w:val="3"/>
         </w:numPr>
         <w:tabs>
           <w:tab w:val="left" w:leader="none" w:pos="2614"/>
         </w:tabs>
-        <w:spacing w:after="0" w:before="1" w:line="240" w:lineRule="auto"/>
+        <w:spacing w:after="0" w:before="1" w:line="360" w:lineRule="auto"/>
         <w:ind w:left="2614" w:right="0" w:hanging="629"/>
         <w:jc w:val="left"/>
         <w:rPr/>
@@ -2969,31 +2886,11 @@
     </w:p>
     <w:p>
       <w:pPr>
-        <w:keepNext w:val="0"/>
-        <w:keepLines w:val="0"/>
-        <w:pageBreakBefore w:val="0"/>
-        <w:widowControl w:val="0"/>
-        <w:pBdr>
-          <w:top w:space="0" w:sz="0" w:val="nil"/>
-          <w:left w:space="0" w:sz="0" w:val="nil"/>
-          <w:bottom w:space="0" w:sz="0" w:val="nil"/>
-          <w:right w:space="0" w:sz="0" w:val="nil"/>
-          <w:between w:space="0" w:sz="0" w:val="nil"/>
-        </w:pBdr>
-        <w:shd w:fill="auto" w:val="clear"/>
-        <w:spacing w:after="0" w:before="320" w:line="240" w:lineRule="auto"/>
-        <w:ind w:left="0" w:right="0" w:firstLine="0"/>
-        <w:jc w:val="left"/>
-        <w:rPr>
-          <w:i w:val="0"/>
-          <w:iCs w:val="0"/>
-          <w:smallCaps w:val="0"/>
-          <w:strike w:val="0"/>
-          <w:color w:val="000000"/>
-          <w:sz w:val="28"/>
-          <w:szCs w:val="28"/>
-          <w:u w:val="none"/>
-          <w:shd w:fill="auto" w:val="clear"/>
+        <w:tabs>
+          <w:tab w:val="left" w:leader="none" w:pos="2614"/>
+        </w:tabs>
+        <w:ind w:left="2616" w:firstLine="0"/>
+        <w:rPr>
           <w:vertAlign w:val="baseline"/>
         </w:rPr>
       </w:pPr>
@@ -3010,19 +2907,17 @@
         <w:ind w:left="1275.5905511811022" w:right="440.07874015748087" w:firstLine="566.9291338582675"/>
         <w:jc w:val="both"/>
         <w:rPr>
-          <w:color w:val="1d1d1f"/>
-          <w:sz w:val="28"/>
-          <w:szCs w:val="28"/>
-        </w:rPr>
-      </w:pPr>
-      <w:r>
-        <w:rPr>
-          <w:color w:val="1d1d1f"/>
-          <w:sz w:val="28"/>
-          <w:szCs w:val="28"/>
-          <w:rtl w:val="0"/>
-        </w:rPr>
-        <w:t xml:space="preserve">Percy, Applitools, Chromatic и аналогичные сервисы представляют собой зрелые коммерческие решения для отслеживания визуальных регрессий в веб-проектах. Данные платформы работают по модели SaaS (Software as a Service) и предоставляют комплексную инфраструктуру для автоматизированного тестирования пользовательских интерфейсов.</w:t>
+          <w:sz w:val="28"/>
+          <w:szCs w:val="28"/>
+        </w:rPr>
+      </w:pPr>
+      <w:r>
+        <w:rPr>
+          <w:sz w:val="28"/>
+          <w:szCs w:val="28"/>
+          <w:rtl w:val="0"/>
+        </w:rPr>
+        <w:t xml:space="preserve">Развитие методологий гибкой разработки (Agile, DevOps) и практик непрерывной интеграции (CI/CD) привело к существенному увеличению частоты релизов программного обеспечения. В таких условиях традиционные подходы к визуальной приёмке интерфейсов перестали удовлетворять требованиям современных команд: ручная сверка стала узким местом, а статические скрипты на базе Selenium оказались недостаточно гибкими для отслеживания непреднамеренных визуальных изменений. Ответом на этот вызов стало появление специализированных облачных платформ визуального контроля, которые за последнее десятилетие сформировали отдельный сегмент рынка инструментов обеспечения качества (Quality Assurance).</w:t>
       </w:r>
     </w:p>
     <w:p>
@@ -3045,6 +2940,24 @@
           <w:rtl w:val="0"/>
         </w:rPr>
         <w:t xml:space="preserve">Основные возможности облачных платформ включают автоматический сбор снимков интерфейсов в конвейере непрерывной интеграции, попиксельное сравнение с эталонными образами, наглядную визуализацию зон изменений и встроенную интеграцию с системами управления задачами. Типовая архитектура взаимодействия компонентов в SaaS-платформах визуального контроля представлена на рисунке 1.</w:t>
+      </w:r>
+    </w:p>
+    <w:p>
+      <w:pPr>
+        <w:shd w:fill="ffffff" w:val="clear"/>
+        <w:spacing w:line="360" w:lineRule="auto"/>
+        <w:ind w:left="1275.5905511811022" w:right="440.07874015748087" w:firstLine="566.9291338582675"/>
+        <w:jc w:val="both"/>
+        <w:rPr>
+          <w:color w:val="1d1d1f"/>
+          <w:sz w:val="28"/>
+          <w:szCs w:val="28"/>
+        </w:rPr>
+      </w:pPr>
+      <w:r>
+        <w:rPr>
+          <w:rtl w:val="0"/>
+        </w:rPr>
       </w:r>
     </w:p>
     <w:p>
@@ -3091,12 +3004,12 @@
           <wp:inline distB="114300" distT="114300" distL="114300" distR="114300">
             <wp:extent cx="6503988" cy="917795"/>
             <wp:effectExtent b="0" l="0" r="0" t="0"/>
-            <wp:docPr id="3" name="image4.png"/>
+            <wp:docPr id="3" name="image9.png"/>
             <a:graphic>
               <a:graphicData uri="http://schemas.openxmlformats.org/drawingml/2006/picture">
                 <pic:pic>
                   <pic:nvPicPr>
-                    <pic:cNvPr id="0" name="image4.png"/>
+                    <pic:cNvPr id="0" name="image9.png"/>
                     <pic:cNvPicPr preferRelativeResize="0"/>
                   </pic:nvPicPr>
                   <pic:blipFill>
@@ -3145,12 +3058,7 @@
           <w:szCs w:val="28"/>
           <w:rtl w:val="0"/>
         </w:rPr>
-        <w:t xml:space="preserve">Для анализа основных характеристик наиболее популярных платформ составлена таблица 1.</w:t>
-      </w:r>
-      <w:r>
-        <w:rPr>
-          <w:rtl w:val="0"/>
-        </w:rPr>
+        <w:t xml:space="preserve">Для анализа основных характеристик наиболее популярных платформ составлена таблица 1. </w:t>
       </w:r>
     </w:p>
     <w:p>
@@ -3167,12 +3075,48 @@
       </w:pPr>
       <w:r>
         <w:rPr>
+          <w:rtl w:val="0"/>
+        </w:rPr>
+      </w:r>
+    </w:p>
+    <w:p>
+      <w:pPr>
+        <w:shd w:fill="ffffff" w:val="clear"/>
+        <w:spacing w:line="360" w:lineRule="auto"/>
+        <w:ind w:left="1275.5905511811022" w:right="440.07874015748087" w:firstLine="566.9291338582675"/>
+        <w:jc w:val="both"/>
+        <w:rPr>
           <w:color w:val="1d1d1f"/>
           <w:sz w:val="28"/>
           <w:szCs w:val="28"/>
+        </w:rPr>
+      </w:pPr>
+      <w:r>
+        <w:rPr>
+          <w:color w:val="1d1d1f"/>
+          <w:sz w:val="28"/>
+          <w:szCs w:val="28"/>
           <w:rtl w:val="0"/>
         </w:rPr>
         <w:t xml:space="preserve">Таблица 1 — Сравнительная характеристика облачных платформ визуального контроля</w:t>
+      </w:r>
+    </w:p>
+    <w:p>
+      <w:pPr>
+        <w:shd w:fill="ffffff" w:val="clear"/>
+        <w:spacing w:line="360" w:lineRule="auto"/>
+        <w:ind w:left="1275.5905511811022" w:right="440.07874015748087" w:firstLine="0"/>
+        <w:jc w:val="both"/>
+        <w:rPr>
+          <w:color w:val="1d1d1f"/>
+          <w:sz w:val="28"/>
+          <w:szCs w:val="28"/>
+        </w:rPr>
+      </w:pPr>
+      <w:r>
+        <w:rPr>
+          <w:rtl w:val="0"/>
+        </w:rPr>
       </w:r>
     </w:p>
     <w:tbl>
@@ -3236,7 +3180,7 @@
                 <w:between w:space="0" w:sz="0" w:val="nil"/>
               </w:pBdr>
               <w:shd w:fill="auto" w:val="clear"/>
-              <w:spacing w:after="0" w:before="0" w:line="240" w:lineRule="auto"/>
+              <w:spacing w:after="0" w:before="0" w:line="360" w:lineRule="auto"/>
               <w:ind w:left="0" w:right="0" w:firstLine="0"/>
               <w:jc w:val="center"/>
               <w:rPr>
@@ -3281,7 +3225,7 @@
                 <w:between w:space="0" w:sz="0" w:val="nil"/>
               </w:pBdr>
               <w:shd w:fill="auto" w:val="clear"/>
-              <w:spacing w:after="0" w:before="0" w:line="240" w:lineRule="auto"/>
+              <w:spacing w:after="0" w:before="0" w:line="360" w:lineRule="auto"/>
               <w:ind w:left="0" w:right="0" w:firstLine="0"/>
               <w:jc w:val="center"/>
               <w:rPr>
@@ -3326,7 +3270,7 @@
                 <w:between w:space="0" w:sz="0" w:val="nil"/>
               </w:pBdr>
               <w:shd w:fill="auto" w:val="clear"/>
-              <w:spacing w:after="0" w:before="0" w:line="240" w:lineRule="auto"/>
+              <w:spacing w:after="0" w:before="0" w:line="360" w:lineRule="auto"/>
               <w:ind w:left="0" w:right="0" w:firstLine="0"/>
               <w:jc w:val="center"/>
               <w:rPr>
@@ -3371,7 +3315,7 @@
                 <w:between w:space="0" w:sz="0" w:val="nil"/>
               </w:pBdr>
               <w:shd w:fill="auto" w:val="clear"/>
-              <w:spacing w:after="0" w:before="0" w:line="240" w:lineRule="auto"/>
+              <w:spacing w:after="0" w:before="0" w:line="360" w:lineRule="auto"/>
               <w:ind w:left="0" w:right="0" w:firstLine="0"/>
               <w:jc w:val="center"/>
               <w:rPr>
@@ -3422,7 +3366,7 @@
                 <w:between w:space="0" w:sz="0" w:val="nil"/>
               </w:pBdr>
               <w:shd w:fill="auto" w:val="clear"/>
-              <w:spacing w:after="0" w:before="0" w:line="240" w:lineRule="auto"/>
+              <w:spacing w:after="0" w:before="0" w:line="360" w:lineRule="auto"/>
               <w:ind w:left="0" w:right="0" w:firstLine="0"/>
               <w:jc w:val="center"/>
               <w:rPr>
@@ -3467,7 +3411,7 @@
                 <w:between w:space="0" w:sz="0" w:val="nil"/>
               </w:pBdr>
               <w:shd w:fill="auto" w:val="clear"/>
-              <w:spacing w:after="0" w:before="0" w:line="240" w:lineRule="auto"/>
+              <w:spacing w:after="0" w:before="0" w:line="360" w:lineRule="auto"/>
               <w:ind w:left="0" w:right="0" w:firstLine="0"/>
               <w:jc w:val="center"/>
               <w:rPr>
@@ -3512,7 +3456,7 @@
                 <w:between w:space="0" w:sz="0" w:val="nil"/>
               </w:pBdr>
               <w:shd w:fill="auto" w:val="clear"/>
-              <w:spacing w:after="0" w:before="0" w:line="240" w:lineRule="auto"/>
+              <w:spacing w:after="0" w:before="0" w:line="360" w:lineRule="auto"/>
               <w:ind w:left="0" w:right="0" w:firstLine="0"/>
               <w:jc w:val="center"/>
               <w:rPr>
@@ -3557,7 +3501,7 @@
                 <w:between w:space="0" w:sz="0" w:val="nil"/>
               </w:pBdr>
               <w:shd w:fill="auto" w:val="clear"/>
-              <w:spacing w:after="0" w:before="0" w:line="240" w:lineRule="auto"/>
+              <w:spacing w:after="0" w:before="0" w:line="360" w:lineRule="auto"/>
               <w:ind w:left="0" w:right="0" w:firstLine="0"/>
               <w:jc w:val="center"/>
               <w:rPr>
@@ -3608,7 +3552,7 @@
                 <w:between w:space="0" w:sz="0" w:val="nil"/>
               </w:pBdr>
               <w:shd w:fill="auto" w:val="clear"/>
-              <w:spacing w:after="0" w:before="0" w:line="240" w:lineRule="auto"/>
+              <w:spacing w:after="0" w:before="0" w:line="360" w:lineRule="auto"/>
               <w:ind w:left="0" w:right="0" w:firstLine="0"/>
               <w:jc w:val="center"/>
               <w:rPr>
@@ -3653,7 +3597,7 @@
                 <w:between w:space="0" w:sz="0" w:val="nil"/>
               </w:pBdr>
               <w:shd w:fill="auto" w:val="clear"/>
-              <w:spacing w:after="0" w:before="0" w:line="240" w:lineRule="auto"/>
+              <w:spacing w:after="0" w:before="0" w:line="360" w:lineRule="auto"/>
               <w:ind w:left="0" w:right="0" w:firstLine="0"/>
               <w:jc w:val="center"/>
               <w:rPr>
@@ -3698,7 +3642,7 @@
                 <w:between w:space="0" w:sz="0" w:val="nil"/>
               </w:pBdr>
               <w:shd w:fill="auto" w:val="clear"/>
-              <w:spacing w:after="0" w:before="0" w:line="240" w:lineRule="auto"/>
+              <w:spacing w:after="0" w:before="0" w:line="360" w:lineRule="auto"/>
               <w:ind w:left="0" w:right="0" w:firstLine="0"/>
               <w:jc w:val="center"/>
               <w:rPr>
@@ -3743,7 +3687,7 @@
                 <w:between w:space="0" w:sz="0" w:val="nil"/>
               </w:pBdr>
               <w:shd w:fill="auto" w:val="clear"/>
-              <w:spacing w:after="0" w:before="0" w:line="240" w:lineRule="auto"/>
+              <w:spacing w:after="0" w:before="0" w:line="360" w:lineRule="auto"/>
               <w:ind w:left="0" w:right="0" w:firstLine="0"/>
               <w:jc w:val="center"/>
               <w:rPr>
@@ -3794,7 +3738,7 @@
                 <w:between w:space="0" w:sz="0" w:val="nil"/>
               </w:pBdr>
               <w:shd w:fill="auto" w:val="clear"/>
-              <w:spacing w:after="0" w:before="0" w:line="240" w:lineRule="auto"/>
+              <w:spacing w:after="0" w:before="0" w:line="360" w:lineRule="auto"/>
               <w:ind w:left="0" w:right="0" w:firstLine="0"/>
               <w:jc w:val="center"/>
               <w:rPr>
@@ -3839,7 +3783,7 @@
                 <w:between w:space="0" w:sz="0" w:val="nil"/>
               </w:pBdr>
               <w:shd w:fill="auto" w:val="clear"/>
-              <w:spacing w:after="0" w:before="0" w:line="240" w:lineRule="auto"/>
+              <w:spacing w:after="0" w:before="0" w:line="360" w:lineRule="auto"/>
               <w:ind w:left="0" w:right="0" w:firstLine="0"/>
               <w:jc w:val="center"/>
               <w:rPr>
@@ -3884,7 +3828,7 @@
                 <w:between w:space="0" w:sz="0" w:val="nil"/>
               </w:pBdr>
               <w:shd w:fill="auto" w:val="clear"/>
-              <w:spacing w:after="0" w:before="0" w:line="240" w:lineRule="auto"/>
+              <w:spacing w:after="0" w:before="0" w:line="360" w:lineRule="auto"/>
               <w:ind w:left="0" w:right="0" w:firstLine="0"/>
               <w:jc w:val="center"/>
               <w:rPr>
@@ -3929,7 +3873,7 @@
                 <w:between w:space="0" w:sz="0" w:val="nil"/>
               </w:pBdr>
               <w:shd w:fill="auto" w:val="clear"/>
-              <w:spacing w:after="0" w:before="0" w:line="240" w:lineRule="auto"/>
+              <w:spacing w:after="0" w:before="0" w:line="360" w:lineRule="auto"/>
               <w:ind w:left="0" w:right="0" w:firstLine="0"/>
               <w:jc w:val="center"/>
               <w:rPr>
@@ -3980,7 +3924,7 @@
                 <w:between w:space="0" w:sz="0" w:val="nil"/>
               </w:pBdr>
               <w:shd w:fill="auto" w:val="clear"/>
-              <w:spacing w:after="0" w:before="0" w:line="240" w:lineRule="auto"/>
+              <w:spacing w:after="0" w:before="0" w:line="360" w:lineRule="auto"/>
               <w:ind w:left="0" w:right="0" w:firstLine="0"/>
               <w:jc w:val="center"/>
               <w:rPr>
@@ -4025,7 +3969,7 @@
                 <w:between w:space="0" w:sz="0" w:val="nil"/>
               </w:pBdr>
               <w:shd w:fill="auto" w:val="clear"/>
-              <w:spacing w:after="0" w:before="0" w:line="240" w:lineRule="auto"/>
+              <w:spacing w:after="0" w:before="0" w:line="360" w:lineRule="auto"/>
               <w:ind w:left="0" w:right="0" w:firstLine="0"/>
               <w:jc w:val="center"/>
               <w:rPr>
@@ -4070,7 +4014,7 @@
                 <w:between w:space="0" w:sz="0" w:val="nil"/>
               </w:pBdr>
               <w:shd w:fill="auto" w:val="clear"/>
-              <w:spacing w:after="0" w:before="0" w:line="240" w:lineRule="auto"/>
+              <w:spacing w:after="0" w:before="0" w:line="360" w:lineRule="auto"/>
               <w:ind w:left="0" w:right="0" w:firstLine="0"/>
               <w:jc w:val="center"/>
               <w:rPr>
@@ -4115,7 +4059,7 @@
                 <w:between w:space="0" w:sz="0" w:val="nil"/>
               </w:pBdr>
               <w:shd w:fill="auto" w:val="clear"/>
-              <w:spacing w:after="0" w:before="0" w:line="240" w:lineRule="auto"/>
+              <w:spacing w:after="0" w:before="0" w:line="360" w:lineRule="auto"/>
               <w:ind w:left="0" w:right="0" w:firstLine="0"/>
               <w:jc w:val="center"/>
               <w:rPr>
@@ -4166,7 +4110,7 @@
                 <w:between w:space="0" w:sz="0" w:val="nil"/>
               </w:pBdr>
               <w:shd w:fill="auto" w:val="clear"/>
-              <w:spacing w:after="0" w:before="0" w:line="240" w:lineRule="auto"/>
+              <w:spacing w:after="0" w:before="0" w:line="360" w:lineRule="auto"/>
               <w:ind w:left="0" w:right="0" w:firstLine="0"/>
               <w:jc w:val="center"/>
               <w:rPr>
@@ -4211,7 +4155,7 @@
                 <w:between w:space="0" w:sz="0" w:val="nil"/>
               </w:pBdr>
               <w:shd w:fill="auto" w:val="clear"/>
-              <w:spacing w:after="0" w:before="0" w:line="240" w:lineRule="auto"/>
+              <w:spacing w:after="0" w:before="0" w:line="360" w:lineRule="auto"/>
               <w:ind w:left="0" w:right="0" w:firstLine="0"/>
               <w:jc w:val="center"/>
               <w:rPr>
@@ -4256,7 +4200,7 @@
                 <w:between w:space="0" w:sz="0" w:val="nil"/>
               </w:pBdr>
               <w:shd w:fill="auto" w:val="clear"/>
-              <w:spacing w:after="0" w:before="0" w:line="240" w:lineRule="auto"/>
+              <w:spacing w:after="0" w:before="0" w:line="360" w:lineRule="auto"/>
               <w:ind w:left="0" w:right="0" w:firstLine="0"/>
               <w:jc w:val="center"/>
               <w:rPr>
@@ -4301,7 +4245,7 @@
                 <w:between w:space="0" w:sz="0" w:val="nil"/>
               </w:pBdr>
               <w:shd w:fill="auto" w:val="clear"/>
-              <w:spacing w:after="0" w:before="0" w:line="240" w:lineRule="auto"/>
+              <w:spacing w:after="0" w:before="0" w:line="360" w:lineRule="auto"/>
               <w:ind w:left="0" w:right="0" w:firstLine="0"/>
               <w:jc w:val="center"/>
               <w:rPr>
@@ -4414,107 +4358,29 @@
         <w:ind w:left="1275.5905511811022" w:right="440.07874015748087" w:firstLine="566.9291338582675"/>
         <w:jc w:val="both"/>
         <w:rPr>
-          <w:i w:val="0"/>
-          <w:iCs w:val="0"/>
-          <w:smallCaps w:val="0"/>
-          <w:strike w:val="0"/>
-          <w:color w:val="000000"/>
-          <w:sz w:val="28"/>
-          <w:szCs w:val="28"/>
-          <w:u w:val="none"/>
-          <w:shd w:fill="auto" w:val="clear"/>
-          <w:vertAlign w:val="baseline"/>
-        </w:rPr>
-      </w:pPr>
-      <w:r>
-        <w:rPr>
           <w:color w:val="1d1d1f"/>
           <w:sz w:val="28"/>
           <w:szCs w:val="28"/>
+        </w:rPr>
+      </w:pPr>
+      <w:r>
+        <w:rPr>
+          <w:color w:val="1d1d1f"/>
+          <w:sz w:val="28"/>
+          <w:szCs w:val="28"/>
           <w:rtl w:val="0"/>
         </w:rPr>
         <w:t xml:space="preserve">Исходя из вышесказанного, можно сделать вывод, что облачные платформы предоставляют мощный функционал для профессионального визуального тестирования, но их финансовая нагрузка и зависимость от внешней инфраструктуры делают их недоступными для небольших студий и команд, работающих с закрытыми макетами, где требуется локальное развертывание без передачи данных третьим лицам.</w:t>
       </w:r>
-      <w:r>
-        <w:rPr>
-          <w:rtl w:val="0"/>
-        </w:rPr>
-      </w:r>
-    </w:p>
-    <w:p>
-      <w:pPr>
-        <w:keepNext w:val="0"/>
-        <w:keepLines w:val="0"/>
-        <w:pageBreakBefore w:val="0"/>
-        <w:widowControl w:val="0"/>
-        <w:pBdr>
-          <w:top w:space="0" w:sz="0" w:val="nil"/>
-          <w:left w:space="0" w:sz="0" w:val="nil"/>
-          <w:bottom w:space="0" w:sz="0" w:val="nil"/>
-          <w:right w:space="0" w:sz="0" w:val="nil"/>
-          <w:between w:space="0" w:sz="0" w:val="nil"/>
-        </w:pBdr>
-        <w:shd w:fill="auto" w:val="clear"/>
-        <w:spacing w:after="0" w:before="155" w:line="240" w:lineRule="auto"/>
-        <w:ind w:left="0" w:right="0" w:firstLine="0"/>
-        <w:jc w:val="left"/>
-        <w:rPr>
-          <w:sz w:val="28"/>
-          <w:szCs w:val="28"/>
-        </w:rPr>
-      </w:pPr>
-      <w:r>
-        <w:rPr>
-          <w:rtl w:val="0"/>
-        </w:rPr>
-      </w:r>
-    </w:p>
-    <w:p>
-      <w:pPr>
-        <w:keepNext w:val="0"/>
-        <w:keepLines w:val="0"/>
-        <w:pageBreakBefore w:val="0"/>
-        <w:widowControl w:val="0"/>
-        <w:pBdr>
-          <w:top w:space="0" w:sz="0" w:val="nil"/>
-          <w:left w:space="0" w:sz="0" w:val="nil"/>
-          <w:bottom w:space="0" w:sz="0" w:val="nil"/>
-          <w:right w:space="0" w:sz="0" w:val="nil"/>
-          <w:between w:space="0" w:sz="0" w:val="nil"/>
-        </w:pBdr>
-        <w:shd w:fill="auto" w:val="clear"/>
-        <w:spacing w:after="0" w:before="155" w:line="240" w:lineRule="auto"/>
-        <w:ind w:left="0" w:right="0" w:firstLine="0"/>
-        <w:jc w:val="left"/>
-        <w:rPr>
-          <w:sz w:val="28"/>
-          <w:szCs w:val="28"/>
-        </w:rPr>
-      </w:pPr>
-      <w:r>
-        <w:rPr>
-          <w:rtl w:val="0"/>
-        </w:rPr>
-      </w:r>
-    </w:p>
-    <w:p>
-      <w:pPr>
-        <w:keepNext w:val="0"/>
-        <w:keepLines w:val="0"/>
-        <w:pageBreakBefore w:val="0"/>
-        <w:widowControl w:val="0"/>
-        <w:pBdr>
-          <w:top w:space="0" w:sz="0" w:val="nil"/>
-          <w:left w:space="0" w:sz="0" w:val="nil"/>
-          <w:bottom w:space="0" w:sz="0" w:val="nil"/>
-          <w:right w:space="0" w:sz="0" w:val="nil"/>
-          <w:between w:space="0" w:sz="0" w:val="nil"/>
-        </w:pBdr>
-        <w:shd w:fill="auto" w:val="clear"/>
-        <w:spacing w:after="0" w:before="155" w:line="240" w:lineRule="auto"/>
-        <w:ind w:left="0" w:right="0" w:firstLine="0"/>
-        <w:jc w:val="left"/>
-        <w:rPr>
+    </w:p>
+    <w:p>
+      <w:pPr>
+        <w:shd w:fill="ffffff" w:val="clear"/>
+        <w:spacing w:line="360" w:lineRule="auto"/>
+        <w:ind w:left="1275.5905511811022" w:right="440.07874015748087" w:firstLine="0"/>
+        <w:jc w:val="both"/>
+        <w:rPr>
+          <w:color w:val="1d1d1f"/>
           <w:sz w:val="28"/>
           <w:szCs w:val="28"/>
         </w:rPr>
@@ -4530,12 +4396,12 @@
         <w:pStyle w:val="Heading1"/>
         <w:numPr>
           <w:ilvl w:val="2"/>
-          <w:numId w:val="4"/>
+          <w:numId w:val="3"/>
         </w:numPr>
         <w:tabs>
           <w:tab w:val="left" w:leader="none" w:pos="2614"/>
         </w:tabs>
-        <w:spacing w:after="0" w:before="1" w:line="240" w:lineRule="auto"/>
+        <w:spacing w:after="0" w:before="1" w:line="360" w:lineRule="auto"/>
         <w:ind w:left="2614" w:right="0" w:hanging="629"/>
         <w:jc w:val="left"/>
         <w:rPr/>
@@ -4551,31 +4417,11 @@
     </w:p>
     <w:p>
       <w:pPr>
-        <w:keepNext w:val="0"/>
-        <w:keepLines w:val="0"/>
-        <w:pageBreakBefore w:val="0"/>
-        <w:widowControl w:val="0"/>
-        <w:pBdr>
-          <w:top w:space="0" w:sz="0" w:val="nil"/>
-          <w:left w:space="0" w:sz="0" w:val="nil"/>
-          <w:bottom w:space="0" w:sz="0" w:val="nil"/>
-          <w:right w:space="0" w:sz="0" w:val="nil"/>
-          <w:between w:space="0" w:sz="0" w:val="nil"/>
-        </w:pBdr>
-        <w:shd w:fill="auto" w:val="clear"/>
-        <w:spacing w:after="0" w:before="321" w:line="240" w:lineRule="auto"/>
-        <w:ind w:left="0" w:right="0" w:firstLine="0"/>
-        <w:jc w:val="left"/>
-        <w:rPr>
-          <w:i w:val="0"/>
-          <w:iCs w:val="0"/>
-          <w:smallCaps w:val="0"/>
-          <w:strike w:val="0"/>
-          <w:color w:val="000000"/>
-          <w:sz w:val="28"/>
-          <w:szCs w:val="28"/>
-          <w:u w:val="none"/>
-          <w:shd w:fill="auto" w:val="clear"/>
+        <w:tabs>
+          <w:tab w:val="left" w:leader="none" w:pos="2614"/>
+        </w:tabs>
+        <w:ind w:left="2616" w:firstLine="0"/>
+        <w:rPr>
           <w:vertAlign w:val="baseline"/>
         </w:rPr>
       </w:pPr>
@@ -4613,7 +4459,7 @@
           <w:szCs w:val="28"/>
           <w:rtl w:val="0"/>
         </w:rPr>
-        <w:t xml:space="preserve">BackstopJS, а также встроенные средства визуального сравнения в Playwright обеспечивают возможность локального запуска и являются бесплатными решениями. Для стека «Python + Pytest + Selenium» отмечается, что Python «очень подкупает своей доступностью и простотой», а Pytest представляет собой «простой и надёжный раннер». Ю. Кан указывает, что встроенное сравнение изображений в Playwright «бесплатно», однако не обеспечивает кроссбраузерность «из коробки». Типовая схема работы open-source инструментов визуального контроля представлена на рисунке 3.</w:t>
+        <w:t xml:space="preserve">BackstopJS, а также встроенные средства визуального сравнения в Playwright обеспечивают возможность локального запуска и являются бесплатными решениями. Для стека «Python + Pytest + Selenium» отмечается, что Python «очень подкупает своей доступностью и простотой», а Pytest представляет собой «простой и надёжный раннер». Ю. Кан указывает, что встроенное сравнение изображений в Playwright «бесплатно», однако не обеспечивает кроссбраузерность «из коробки». Типовая схема работы open-source инструментов визуального контроля представлена на рисунке 2.</w:t>
       </w:r>
     </w:p>
     <w:p>
@@ -4635,7 +4481,103 @@
           <w:szCs w:val="28"/>
           <w:rtl w:val="0"/>
         </w:rPr>
-        <w:t xml:space="preserve">Рисунок 3 — Схема работы open-source инструментов попиксельного сравнения</w:t>
+        <w:t xml:space="preserve">Рисунок 2 — UML Component Diagram архитектуры системы</w:t>
+      </w:r>
+    </w:p>
+    <w:p>
+      <w:pPr>
+        <w:shd w:fill="ffffff" w:val="clear"/>
+        <w:spacing w:line="360" w:lineRule="auto"/>
+        <w:ind w:left="1842.5196850393704" w:right="440.07874015748087" w:hanging="566.9291338582682"/>
+        <w:jc w:val="both"/>
+        <w:rPr>
+          <w:color w:val="1d1d1f"/>
+          <w:sz w:val="28"/>
+          <w:szCs w:val="28"/>
+        </w:rPr>
+      </w:pPr>
+      <w:r>
+        <w:rPr>
+          <w:color w:val="1d1d1f"/>
+          <w:sz w:val="28"/>
+          <w:szCs w:val="28"/>
+        </w:rPr>
+        <w:drawing>
+          <wp:inline distB="114300" distT="114300" distL="114300" distR="114300">
+            <wp:extent cx="5724400" cy="1337645"/>
+            <wp:effectExtent b="0" l="0" r="0" t="0"/>
+            <wp:docPr id="10" name="image8.png"/>
+            <a:graphic>
+              <a:graphicData uri="http://schemas.openxmlformats.org/drawingml/2006/picture">
+                <pic:pic>
+                  <pic:nvPicPr>
+                    <pic:cNvPr id="0" name="image8.png"/>
+                    <pic:cNvPicPr preferRelativeResize="0"/>
+                  </pic:nvPicPr>
+                  <pic:blipFill>
+                    <a:blip r:embed="rId10"/>
+                    <a:srcRect b="23507" l="0" r="-837" t="20250"/>
+                    <a:stretch>
+                      <a:fillRect/>
+                    </a:stretch>
+                  </pic:blipFill>
+                  <pic:spPr>
+                    <a:xfrm>
+                      <a:off x="0" y="0"/>
+                      <a:ext cx="5724400" cy="1337645"/>
+                    </a:xfrm>
+                    <a:prstGeom prst="rect"/>
+                    <a:ln/>
+                  </pic:spPr>
+                </pic:pic>
+              </a:graphicData>
+            </a:graphic>
+          </wp:inline>
+        </w:drawing>
+      </w:r>
+      <w:r>
+        <w:rPr>
+          <w:color w:val="1d1d1f"/>
+          <w:sz w:val="28"/>
+          <w:szCs w:val="28"/>
+        </w:rPr>
+        <w:drawing>
+          <wp:inline distB="114300" distT="114300" distL="114300" distR="114300">
+            <wp:extent cx="4657725" cy="1857375"/>
+            <wp:effectExtent b="0" l="0" r="0" t="0"/>
+            <wp:docPr id="11" name="image5.png"/>
+            <a:graphic>
+              <a:graphicData uri="http://schemas.openxmlformats.org/drawingml/2006/picture">
+                <pic:pic>
+                  <pic:nvPicPr>
+                    <pic:cNvPr id="0" name="image5.png"/>
+                    <pic:cNvPicPr preferRelativeResize="0"/>
+                  </pic:nvPicPr>
+                  <pic:blipFill>
+                    <a:blip r:embed="rId11"/>
+                    <a:srcRect b="0" l="0" r="0" t="0"/>
+                    <a:stretch>
+                      <a:fillRect/>
+                    </a:stretch>
+                  </pic:blipFill>
+                  <pic:spPr>
+                    <a:xfrm>
+                      <a:off x="0" y="0"/>
+                      <a:ext cx="4657725" cy="1857375"/>
+                    </a:xfrm>
+                    <a:prstGeom prst="rect"/>
+                    <a:ln/>
+                  </pic:spPr>
+                </pic:pic>
+              </a:graphicData>
+            </a:graphic>
+          </wp:inline>
+        </w:drawing>
+      </w:r>
+      <w:r>
+        <w:rPr>
+          <w:rtl w:val="0"/>
+        </w:rPr>
       </w:r>
     </w:p>
     <w:p>
@@ -4662,44 +4604,6 @@
       </w:pPr>
       <w:r>
         <w:rPr>
-          <w:sz w:val="28"/>
-          <w:szCs w:val="28"/>
-        </w:rPr>
-        <w:drawing>
-          <wp:inline distB="114300" distT="114300" distL="114300" distR="114300">
-            <wp:extent cx="7020250" cy="1473200"/>
-            <wp:effectExtent b="0" l="0" r="0" t="0"/>
-            <wp:docPr id="2" name="image5.png"/>
-            <a:graphic>
-              <a:graphicData uri="http://schemas.openxmlformats.org/drawingml/2006/picture">
-                <pic:pic>
-                  <pic:nvPicPr>
-                    <pic:cNvPr id="0" name="image5.png"/>
-                    <pic:cNvPicPr preferRelativeResize="0"/>
-                  </pic:nvPicPr>
-                  <pic:blipFill>
-                    <a:blip r:embed="rId10"/>
-                    <a:srcRect b="0" l="0" r="0" t="0"/>
-                    <a:stretch>
-                      <a:fillRect/>
-                    </a:stretch>
-                  </pic:blipFill>
-                  <pic:spPr>
-                    <a:xfrm>
-                      <a:off x="0" y="0"/>
-                      <a:ext cx="7020250" cy="1473200"/>
-                    </a:xfrm>
-                    <a:prstGeom prst="rect"/>
-                    <a:ln/>
-                  </pic:spPr>
-                </pic:pic>
-              </a:graphicData>
-            </a:graphic>
-          </wp:inline>
-        </w:drawing>
-      </w:r>
-      <w:r>
-        <w:rPr>
           <w:rtl w:val="0"/>
         </w:rPr>
       </w:r>
@@ -4749,20 +4653,12 @@
           <w:between w:space="0" w:sz="0" w:val="nil"/>
         </w:pBdr>
         <w:shd w:fill="auto" w:val="clear"/>
-        <w:spacing w:after="0" w:before="161" w:line="240" w:lineRule="auto"/>
-        <w:ind w:left="0" w:right="0" w:firstLine="0"/>
-        <w:jc w:val="left"/>
-        <w:rPr>
-          <w:i w:val="0"/>
-          <w:iCs w:val="0"/>
-          <w:smallCaps w:val="0"/>
-          <w:strike w:val="0"/>
-          <w:color w:val="000000"/>
-          <w:sz w:val="28"/>
-          <w:szCs w:val="28"/>
-          <w:u w:val="none"/>
-          <w:shd w:fill="auto" w:val="clear"/>
-          <w:vertAlign w:val="baseline"/>
+        <w:spacing w:after="0" w:before="0" w:line="360" w:lineRule="auto"/>
+        <w:ind w:left="1277" w:right="426" w:firstLine="707"/>
+        <w:jc w:val="both"/>
+        <w:rPr>
+          <w:sz w:val="28"/>
+          <w:szCs w:val="28"/>
         </w:rPr>
       </w:pPr>
       <w:r>
@@ -4774,11 +4670,8 @@
     <w:p>
       <w:pPr>
         <w:pStyle w:val="Heading1"/>
-        <w:tabs>
-          <w:tab w:val="left" w:leader="none" w:pos="1255.0000000000002"/>
-        </w:tabs>
         <w:spacing w:after="0" w:before="1" w:line="360" w:lineRule="auto"/>
-        <w:ind w:left="0" w:right="0" w:firstLine="0"/>
+        <w:ind w:left="0" w:right="0" w:firstLine="850.3937007874016"/>
         <w:jc w:val="left"/>
         <w:rPr/>
       </w:pPr>
@@ -4796,18 +4689,12 @@
         <w:rPr>
           <w:rtl w:val="0"/>
         </w:rPr>
-        <w:tab/>
-        <w:t xml:space="preserve">1.2.3 Ручная сверка </w:t>
-      </w:r>
-    </w:p>
-    <w:p>
-      <w:pPr>
-        <w:tabs>
-          <w:tab w:val="left" w:leader="none" w:pos="1255.0000000000002"/>
-        </w:tabs>
-        <w:rPr>
-          <w:sz w:val="28"/>
-          <w:szCs w:val="28"/>
+        <w:t xml:space="preserve">        1.2.3 Ручная сверка </w:t>
+      </w:r>
+    </w:p>
+    <w:p>
+      <w:pPr>
+        <w:rPr>
           <w:vertAlign w:val="baseline"/>
         </w:rPr>
       </w:pPr>
@@ -5005,19 +4892,65 @@
     </w:p>
     <w:p>
       <w:pPr>
-        <w:keepNext w:val="0"/>
-        <w:keepLines w:val="0"/>
-        <w:pageBreakBefore w:val="0"/>
-        <w:widowControl w:val="0"/>
-        <w:pBdr>
-          <w:top w:space="0" w:sz="0" w:val="nil"/>
-          <w:left w:space="0" w:sz="0" w:val="nil"/>
-          <w:bottom w:space="0" w:sz="0" w:val="nil"/>
-          <w:right w:space="0" w:sz="0" w:val="nil"/>
-          <w:between w:space="0" w:sz="0" w:val="nil"/>
-        </w:pBdr>
-        <w:shd w:fill="auto" w:val="clear"/>
+        <w:pStyle w:val="Heading1"/>
+        <w:tabs>
+          <w:tab w:val="left" w:leader="none" w:pos="2682"/>
+        </w:tabs>
         <w:spacing w:after="0" w:before="0" w:line="360" w:lineRule="auto"/>
+        <w:ind w:left="0" w:right="0" w:firstLine="0"/>
+        <w:jc w:val="left"/>
+        <w:rPr/>
+      </w:pPr>
+      <w:bookmarkStart w:colFirst="0" w:colLast="0" w:name="_r4m7z6a7qcl8" w:id="8"/>
+      <w:bookmarkEnd w:id="8"/>
+      <w:r>
+        <w:rPr>
+          <w:rtl w:val="0"/>
+        </w:rPr>
+      </w:r>
+    </w:p>
+    <w:p>
+      <w:pPr>
+        <w:pStyle w:val="Heading1"/>
+        <w:tabs>
+          <w:tab w:val="left" w:leader="none" w:pos="2682"/>
+        </w:tabs>
+        <w:spacing w:after="0" w:before="0" w:line="360" w:lineRule="auto"/>
+        <w:ind w:left="0" w:right="0" w:firstLine="0"/>
+        <w:jc w:val="left"/>
+        <w:rPr/>
+      </w:pPr>
+      <w:bookmarkStart w:colFirst="0" w:colLast="0" w:name="_gw6r0630hxj6" w:id="9"/>
+      <w:bookmarkEnd w:id="9"/>
+      <w:r>
+        <w:rPr>
+          <w:rtl w:val="0"/>
+        </w:rPr>
+        <w:t xml:space="preserve">                            </w:t>
+      </w:r>
+      <w:r>
+        <w:rPr>
+          <w:rtl w:val="0"/>
+        </w:rPr>
+        <w:t xml:space="preserve">1.2.4 Сравнительный анализ и выводы</w:t>
+      </w:r>
+    </w:p>
+    <w:p>
+      <w:pPr>
+        <w:tabs>
+          <w:tab w:val="left" w:leader="none" w:pos="2682"/>
+        </w:tabs>
+        <w:rPr/>
+      </w:pPr>
+      <w:r>
+        <w:rPr>
+          <w:rtl w:val="0"/>
+        </w:rPr>
+      </w:r>
+    </w:p>
+    <w:p>
+      <w:pPr>
+        <w:spacing w:line="360" w:lineRule="auto"/>
         <w:ind w:left="1277" w:right="429" w:firstLine="707"/>
         <w:jc w:val="both"/>
         <w:rPr>
@@ -5027,30 +4960,35 @@
       </w:pPr>
       <w:r>
         <w:rPr>
-          <w:rtl w:val="0"/>
-        </w:rPr>
-      </w:r>
-    </w:p>
-    <w:p>
-      <w:pPr>
-        <w:keepNext w:val="0"/>
-        <w:keepLines w:val="0"/>
-        <w:pageBreakBefore w:val="0"/>
-        <w:widowControl w:val="0"/>
-        <w:pBdr>
-          <w:top w:space="0" w:sz="0" w:val="nil"/>
-          <w:left w:space="0" w:sz="0" w:val="nil"/>
-          <w:bottom w:space="0" w:sz="0" w:val="nil"/>
-          <w:right w:space="0" w:sz="0" w:val="nil"/>
-          <w:between w:space="0" w:sz="0" w:val="nil"/>
-        </w:pBdr>
-        <w:shd w:fill="auto" w:val="clear"/>
-        <w:spacing w:after="0" w:before="160" w:line="240" w:lineRule="auto"/>
-        <w:ind w:left="0" w:right="0" w:firstLine="1984.251968503937"/>
-        <w:jc w:val="left"/>
-        <w:rPr>
-          <w:b w:val="1"/>
-          <w:bCs w:val="1"/>
+          <w:sz w:val="28"/>
+          <w:szCs w:val="28"/>
+          <w:rtl w:val="0"/>
+        </w:rPr>
+        <w:t xml:space="preserve">Для систематизации результатов исследования проведённый выше анализ характеристик различных подходов к проверке интерфейсов был сведён в единую сравнительную матрицу. В таблице 2 наглядно сопоставлены недостатки существующих методов с функциональными возможностями разрабатываемой системы.</w:t>
+      </w:r>
+    </w:p>
+    <w:p>
+      <w:pPr>
+        <w:spacing w:line="360" w:lineRule="auto"/>
+        <w:ind w:left="1277" w:right="429" w:firstLine="0"/>
+        <w:jc w:val="both"/>
+        <w:rPr>
+          <w:sz w:val="28"/>
+          <w:szCs w:val="28"/>
+        </w:rPr>
+      </w:pPr>
+      <w:r>
+        <w:rPr>
+          <w:rtl w:val="0"/>
+        </w:rPr>
+      </w:r>
+    </w:p>
+    <w:p>
+      <w:pPr>
+        <w:spacing w:line="360" w:lineRule="auto"/>
+        <w:ind w:left="1277" w:right="429" w:firstLine="707"/>
+        <w:jc w:val="both"/>
+        <w:rPr>
           <w:i w:val="0"/>
           <w:iCs w:val="0"/>
           <w:smallCaps w:val="0"/>
@@ -5065,101 +5003,13 @@
       </w:pPr>
       <w:r>
         <w:rPr>
-          <w:rtl w:val="0"/>
-        </w:rPr>
-      </w:r>
-    </w:p>
-    <w:p>
-      <w:pPr>
-        <w:pStyle w:val="Heading1"/>
-        <w:tabs>
-          <w:tab w:val="left" w:leader="none" w:pos="2682"/>
-        </w:tabs>
-        <w:spacing w:after="0" w:before="0" w:line="240" w:lineRule="auto"/>
-        <w:ind w:left="0" w:right="0" w:firstLine="1984.251968503937"/>
-        <w:jc w:val="left"/>
-        <w:rPr/>
-      </w:pPr>
-      <w:bookmarkStart w:colFirst="0" w:colLast="0" w:name="_gw6r0630hxj6" w:id="8"/>
-      <w:bookmarkEnd w:id="8"/>
-      <w:r>
-        <w:rPr>
-          <w:rtl w:val="0"/>
-        </w:rPr>
-        <w:t xml:space="preserve">1.2.4 Сравнительный анализ и выводы</w:t>
-      </w:r>
-    </w:p>
-    <w:p>
-      <w:pPr>
-        <w:tabs>
-          <w:tab w:val="left" w:leader="none" w:pos="2682"/>
-        </w:tabs>
-        <w:ind w:left="0" w:firstLine="0"/>
-        <w:rPr>
-          <w:sz w:val="28"/>
-          <w:szCs w:val="28"/>
-        </w:rPr>
-      </w:pPr>
-      <w:r>
-        <w:rPr>
-          <w:rtl w:val="0"/>
-        </w:rPr>
-      </w:r>
-    </w:p>
-    <w:p>
-      <w:pPr>
-        <w:spacing w:before="1" w:lineRule="auto"/>
-        <w:rPr>
-          <w:sz w:val="28"/>
-          <w:szCs w:val="28"/>
-        </w:rPr>
-      </w:pPr>
-      <w:r>
-        <w:rPr>
-          <w:rtl w:val="0"/>
-        </w:rPr>
-      </w:r>
-    </w:p>
-    <w:p>
-      <w:pPr>
-        <w:spacing w:line="360" w:lineRule="auto"/>
-        <w:ind w:left="1277" w:right="429" w:firstLine="707"/>
-        <w:jc w:val="both"/>
-        <w:rPr>
-          <w:sz w:val="28"/>
-          <w:szCs w:val="28"/>
-        </w:rPr>
-      </w:pPr>
-      <w:r>
-        <w:rPr>
-          <w:sz w:val="28"/>
-          <w:szCs w:val="28"/>
-          <w:rtl w:val="0"/>
-        </w:rPr>
-        <w:t xml:space="preserve">Для систематизации результатов исследования проведённый выше анализ характеристик различных подходов к проверке интерфейсов был сведён в единую сравнительную матрицу. В таблице 2 наглядно сопоставлены недостатки существующих методов с функциональными возможностями разрабатываемой системы.</w:t>
-      </w:r>
-    </w:p>
-    <w:p>
-      <w:pPr>
-        <w:spacing w:line="360" w:lineRule="auto"/>
-        <w:ind w:left="1277" w:right="429" w:firstLine="0"/>
-        <w:jc w:val="both"/>
-        <w:rPr>
-          <w:sz w:val="28"/>
-          <w:szCs w:val="28"/>
-        </w:rPr>
-      </w:pPr>
-      <w:r>
-        <w:rPr>
-          <w:rtl w:val="0"/>
-        </w:rPr>
-      </w:r>
-    </w:p>
-    <w:p>
-      <w:pPr>
-        <w:spacing w:line="360" w:lineRule="auto"/>
-        <w:ind w:left="1277" w:right="429" w:firstLine="707"/>
-        <w:jc w:val="both"/>
+          <w:sz w:val="28"/>
+          <w:szCs w:val="28"/>
+          <w:rtl w:val="0"/>
+        </w:rPr>
+        <w:t xml:space="preserve">Таблица 2</w:t>
+      </w:r>
+      <w:r>
         <w:rPr>
           <w:i w:val="0"/>
           <w:iCs w:val="0"/>
@@ -5171,28 +5021,6 @@
           <w:u w:val="none"/>
           <w:shd w:fill="auto" w:val="clear"/>
           <w:vertAlign w:val="baseline"/>
-        </w:rPr>
-      </w:pPr>
-      <w:r>
-        <w:rPr>
-          <w:sz w:val="28"/>
-          <w:szCs w:val="28"/>
-          <w:rtl w:val="0"/>
-        </w:rPr>
-        <w:t xml:space="preserve">Таблица 2</w:t>
-      </w:r>
-      <w:r>
-        <w:rPr>
-          <w:i w:val="0"/>
-          <w:iCs w:val="0"/>
-          <w:smallCaps w:val="0"/>
-          <w:strike w:val="0"/>
-          <w:color w:val="000000"/>
-          <w:sz w:val="28"/>
-          <w:szCs w:val="28"/>
-          <w:u w:val="none"/>
-          <w:shd w:fill="auto" w:val="clear"/>
-          <w:vertAlign w:val="baseline"/>
           <w:rtl w:val="0"/>
         </w:rPr>
         <w:t xml:space="preserve"> - Сравнительный анализ решений </w:t>
@@ -5200,7 +5028,7 @@
     </w:p>
     <w:p>
       <w:pPr>
-        <w:spacing w:before="2" w:lineRule="auto"/>
+        <w:spacing w:before="2" w:line="360" w:lineRule="auto"/>
         <w:rPr>
           <w:sz w:val="28"/>
           <w:szCs w:val="28"/>
@@ -5256,6 +5084,7 @@
           <w:tcPr/>
           <w:p>
             <w:pPr>
+              <w:spacing w:line="360" w:lineRule="auto"/>
               <w:ind w:left="11" w:right="4" w:firstLine="0"/>
               <w:jc w:val="center"/>
               <w:rPr>
@@ -5277,6 +5106,7 @@
           <w:tcPr/>
           <w:p>
             <w:pPr>
+              <w:spacing w:line="360" w:lineRule="auto"/>
               <w:ind w:left="13" w:right="2" w:firstLine="0"/>
               <w:jc w:val="center"/>
               <w:rPr>
@@ -5298,6 +5128,7 @@
           <w:tcPr/>
           <w:p>
             <w:pPr>
+              <w:spacing w:line="360" w:lineRule="auto"/>
               <w:ind w:left="15" w:right="2" w:firstLine="0"/>
               <w:jc w:val="center"/>
               <w:rPr>
@@ -5319,6 +5150,7 @@
           <w:tcPr/>
           <w:p>
             <w:pPr>
+              <w:spacing w:line="360" w:lineRule="auto"/>
               <w:ind w:left="9" w:right="2" w:firstLine="0"/>
               <w:jc w:val="center"/>
               <w:rPr>
@@ -5340,7 +5172,7 @@
           <w:tcPr/>
           <w:p>
             <w:pPr>
-              <w:spacing w:line="322" w:lineRule="auto"/>
+              <w:spacing w:line="360" w:lineRule="auto"/>
               <w:ind w:left="652" w:hanging="543"/>
               <w:jc w:val="center"/>
               <w:rPr>
@@ -5369,7 +5201,7 @@
           <w:tcPr/>
           <w:p>
             <w:pPr>
-              <w:spacing w:line="303" w:lineRule="auto"/>
+              <w:spacing w:line="360" w:lineRule="auto"/>
               <w:ind w:left="11" w:right="2" w:firstLine="0"/>
               <w:jc w:val="center"/>
               <w:rPr>
@@ -5391,7 +5223,7 @@
           <w:tcPr/>
           <w:p>
             <w:pPr>
-              <w:spacing w:line="303" w:lineRule="auto"/>
+              <w:spacing w:line="360" w:lineRule="auto"/>
               <w:ind w:left="13" w:right="2" w:firstLine="0"/>
               <w:jc w:val="center"/>
               <w:rPr>
@@ -5413,7 +5245,7 @@
           <w:tcPr/>
           <w:p>
             <w:pPr>
-              <w:spacing w:line="303" w:lineRule="auto"/>
+              <w:spacing w:line="360" w:lineRule="auto"/>
               <w:ind w:left="15" w:right="2" w:firstLine="0"/>
               <w:jc w:val="center"/>
               <w:rPr>
@@ -5435,7 +5267,7 @@
           <w:tcPr/>
           <w:p>
             <w:pPr>
-              <w:spacing w:line="303" w:lineRule="auto"/>
+              <w:spacing w:line="360" w:lineRule="auto"/>
               <w:ind w:left="9" w:right="3" w:firstLine="0"/>
               <w:jc w:val="center"/>
               <w:rPr>
@@ -5457,7 +5289,7 @@
           <w:tcPr/>
           <w:p>
             <w:pPr>
-              <w:spacing w:line="303" w:lineRule="auto"/>
+              <w:spacing w:line="360" w:lineRule="auto"/>
               <w:ind w:left="15" w:right="5" w:firstLine="0"/>
               <w:jc w:val="center"/>
               <w:rPr>
@@ -5486,7 +5318,7 @@
           <w:tcPr/>
           <w:p>
             <w:pPr>
-              <w:spacing w:line="322" w:lineRule="auto"/>
+              <w:spacing w:line="360" w:lineRule="auto"/>
               <w:ind w:left="321" w:firstLine="0"/>
               <w:jc w:val="left"/>
               <w:rPr>
@@ -5508,7 +5340,7 @@
           <w:tcPr/>
           <w:p>
             <w:pPr>
-              <w:spacing w:line="322" w:lineRule="auto"/>
+              <w:spacing w:line="360" w:lineRule="auto"/>
               <w:ind w:left="343" w:right="101" w:hanging="233"/>
               <w:jc w:val="center"/>
               <w:rPr>
@@ -5530,7 +5362,7 @@
           <w:tcPr/>
           <w:p>
             <w:pPr>
-              <w:spacing w:line="322" w:lineRule="auto"/>
+              <w:spacing w:line="360" w:lineRule="auto"/>
               <w:ind w:left="452" w:right="255" w:hanging="180"/>
               <w:jc w:val="center"/>
               <w:rPr>
@@ -5552,7 +5384,7 @@
           <w:tcPr/>
           <w:p>
             <w:pPr>
-              <w:spacing w:line="322" w:lineRule="auto"/>
+              <w:spacing w:line="360" w:lineRule="auto"/>
               <w:ind w:left="390" w:hanging="243"/>
               <w:jc w:val="left"/>
               <w:rPr>
@@ -5574,7 +5406,7 @@
           <w:tcPr/>
           <w:p>
             <w:pPr>
-              <w:spacing w:line="322" w:lineRule="auto"/>
+              <w:spacing w:line="360" w:lineRule="auto"/>
               <w:ind w:left="0" w:right="387" w:firstLine="0"/>
               <w:jc w:val="center"/>
               <w:rPr>
@@ -5603,7 +5435,7 @@
           <w:tcPr/>
           <w:p>
             <w:pPr>
-              <w:spacing w:line="300" w:lineRule="auto"/>
+              <w:spacing w:line="360" w:lineRule="auto"/>
               <w:ind w:left="11" w:right="1" w:firstLine="0"/>
               <w:jc w:val="center"/>
               <w:rPr>
@@ -5625,7 +5457,7 @@
           <w:tcPr/>
           <w:p>
             <w:pPr>
-              <w:spacing w:line="300" w:lineRule="auto"/>
+              <w:spacing w:line="360" w:lineRule="auto"/>
               <w:ind w:left="13" w:firstLine="0"/>
               <w:jc w:val="center"/>
               <w:rPr>
@@ -5647,7 +5479,7 @@
           <w:tcPr/>
           <w:p>
             <w:pPr>
-              <w:spacing w:line="300" w:lineRule="auto"/>
+              <w:spacing w:line="360" w:lineRule="auto"/>
               <w:ind w:left="15" w:firstLine="0"/>
               <w:jc w:val="center"/>
               <w:rPr>
@@ -5669,7 +5501,7 @@
           <w:tcPr/>
           <w:p>
             <w:pPr>
-              <w:spacing w:line="300" w:lineRule="auto"/>
+              <w:spacing w:line="360" w:lineRule="auto"/>
               <w:ind w:left="9" w:right="3" w:firstLine="0"/>
               <w:jc w:val="center"/>
               <w:rPr>
@@ -5691,7 +5523,7 @@
           <w:tcPr/>
           <w:p>
             <w:pPr>
-              <w:spacing w:line="300" w:lineRule="auto"/>
+              <w:spacing w:line="360" w:lineRule="auto"/>
               <w:ind w:left="15" w:firstLine="0"/>
               <w:jc w:val="center"/>
               <w:rPr>
@@ -5720,7 +5552,7 @@
           <w:tcPr/>
           <w:p>
             <w:pPr>
-              <w:spacing w:line="304" w:lineRule="auto"/>
+              <w:spacing w:line="360" w:lineRule="auto"/>
               <w:ind w:left="11" w:firstLine="0"/>
               <w:jc w:val="center"/>
               <w:rPr>
@@ -5742,7 +5574,7 @@
           <w:tcPr/>
           <w:p>
             <w:pPr>
-              <w:spacing w:line="304" w:lineRule="auto"/>
+              <w:spacing w:line="360" w:lineRule="auto"/>
               <w:ind w:left="13" w:firstLine="0"/>
               <w:jc w:val="center"/>
               <w:rPr>
@@ -5764,7 +5596,7 @@
           <w:tcPr/>
           <w:p>
             <w:pPr>
-              <w:spacing w:line="304" w:lineRule="auto"/>
+              <w:spacing w:line="360" w:lineRule="auto"/>
               <w:ind w:left="13" w:firstLine="0"/>
               <w:jc w:val="center"/>
               <w:rPr>
@@ -5786,7 +5618,7 @@
           <w:tcPr/>
           <w:p>
             <w:pPr>
-              <w:spacing w:line="304" w:lineRule="auto"/>
+              <w:spacing w:line="360" w:lineRule="auto"/>
               <w:ind w:left="9" w:right="3" w:firstLine="0"/>
               <w:jc w:val="center"/>
               <w:rPr>
@@ -5808,7 +5640,7 @@
           <w:tcPr/>
           <w:p>
             <w:pPr>
-              <w:spacing w:line="304" w:lineRule="auto"/>
+              <w:spacing w:line="360" w:lineRule="auto"/>
               <w:ind w:left="15" w:firstLine="0"/>
               <w:jc w:val="center"/>
               <w:rPr>
@@ -5837,7 +5669,7 @@
           <w:tcPr/>
           <w:p>
             <w:pPr>
-              <w:spacing w:line="301" w:lineRule="auto"/>
+              <w:spacing w:line="360" w:lineRule="auto"/>
               <w:ind w:left="11" w:right="2" w:firstLine="0"/>
               <w:jc w:val="center"/>
               <w:rPr>
@@ -5859,7 +5691,7 @@
           <w:tcPr/>
           <w:p>
             <w:pPr>
-              <w:spacing w:line="301" w:lineRule="auto"/>
+              <w:spacing w:line="360" w:lineRule="auto"/>
               <w:ind w:left="13" w:firstLine="0"/>
               <w:jc w:val="center"/>
               <w:rPr>
@@ -5881,7 +5713,7 @@
           <w:tcPr/>
           <w:p>
             <w:pPr>
-              <w:spacing w:line="301" w:lineRule="auto"/>
+              <w:spacing w:line="360" w:lineRule="auto"/>
               <w:ind w:left="15" w:firstLine="0"/>
               <w:jc w:val="center"/>
               <w:rPr>
@@ -5903,7 +5735,7 @@
           <w:tcPr/>
           <w:p>
             <w:pPr>
-              <w:spacing w:line="301" w:lineRule="auto"/>
+              <w:spacing w:line="360" w:lineRule="auto"/>
               <w:ind w:left="9" w:right="3" w:firstLine="0"/>
               <w:jc w:val="center"/>
               <w:rPr>
@@ -5925,7 +5757,7 @@
           <w:tcPr/>
           <w:p>
             <w:pPr>
-              <w:spacing w:line="301" w:lineRule="auto"/>
+              <w:spacing w:line="360" w:lineRule="auto"/>
               <w:ind w:left="15" w:firstLine="0"/>
               <w:jc w:val="center"/>
               <w:rPr>
@@ -5954,7 +5786,7 @@
           <w:tcPr/>
           <w:p>
             <w:pPr>
-              <w:spacing w:line="322" w:lineRule="auto"/>
+              <w:spacing w:line="360" w:lineRule="auto"/>
               <w:ind w:left="0" w:firstLine="0"/>
               <w:jc w:val="center"/>
               <w:rPr>
@@ -5976,6 +5808,7 @@
           <w:tcPr/>
           <w:p>
             <w:pPr>
+              <w:spacing w:line="360" w:lineRule="auto"/>
               <w:ind w:left="13" w:right="3" w:firstLine="0"/>
               <w:jc w:val="center"/>
               <w:rPr>
@@ -5997,6 +5830,7 @@
           <w:tcPr/>
           <w:p>
             <w:pPr>
+              <w:spacing w:line="360" w:lineRule="auto"/>
               <w:ind w:left="15" w:right="3" w:firstLine="0"/>
               <w:jc w:val="center"/>
               <w:rPr>
@@ -6018,6 +5852,7 @@
           <w:tcPr/>
           <w:p>
             <w:pPr>
+              <w:spacing w:line="360" w:lineRule="auto"/>
               <w:ind w:left="9" w:firstLine="0"/>
               <w:jc w:val="center"/>
               <w:rPr>
@@ -6039,6 +5874,7 @@
           <w:tcPr/>
           <w:p>
             <w:pPr>
+              <w:spacing w:line="360" w:lineRule="auto"/>
               <w:ind w:left="15" w:firstLine="0"/>
               <w:jc w:val="center"/>
               <w:rPr>
@@ -6312,7 +6148,7 @@
     </w:p>
     <w:p>
       <w:pPr>
-        <w:spacing w:before="1" w:lineRule="auto"/>
+        <w:spacing w:before="1" w:line="360" w:lineRule="auto"/>
         <w:rPr>
           <w:sz w:val="28"/>
           <w:szCs w:val="28"/>
@@ -6412,7 +6248,7 @@
         <w:sectPr>
           <w:type w:val="nextPage"/>
           <w:pgSz w:h="16840" w:w="11910" w:orient="portrait"/>
-          <w:pgMar w:bottom="1200" w:top="1040" w:left="425" w:right="425" w:header="0" w:footer="1000"/>
+          <w:pgMar w:bottom="1200" w:top="1040" w:left="425.19685039370086" w:right="425" w:header="0" w:footer="1000"/>
         </w:sectPr>
       </w:pPr>
       <w:r>
@@ -6429,18 +6265,18 @@
         <w:pStyle w:val="Heading1"/>
         <w:numPr>
           <w:ilvl w:val="0"/>
-          <w:numId w:val="4"/>
+          <w:numId w:val="3"/>
         </w:numPr>
         <w:tabs>
           <w:tab w:val="left" w:leader="none" w:pos="2196"/>
         </w:tabs>
-        <w:spacing w:after="0" w:before="74" w:line="240" w:lineRule="auto"/>
+        <w:spacing w:after="0" w:before="74" w:line="360" w:lineRule="auto"/>
         <w:ind w:left="2196" w:right="0" w:hanging="210.99999999999994"/>
         <w:jc w:val="left"/>
         <w:rPr/>
       </w:pPr>
-      <w:bookmarkStart w:colFirst="0" w:colLast="0" w:name="_bgjgmduwic9g" w:id="9"/>
-      <w:bookmarkEnd w:id="9"/>
+      <w:bookmarkStart w:colFirst="0" w:colLast="0" w:name="_bgjgmduwic9g" w:id="10"/>
+      <w:bookmarkEnd w:id="10"/>
       <w:r>
         <w:rPr>
           <w:rtl w:val="0"/>
@@ -6453,18 +6289,18 @@
         <w:pStyle w:val="Heading1"/>
         <w:numPr>
           <w:ilvl w:val="1"/>
-          <w:numId w:val="4"/>
+          <w:numId w:val="3"/>
         </w:numPr>
         <w:tabs>
           <w:tab w:val="left" w:leader="none" w:pos="2406"/>
         </w:tabs>
-        <w:spacing w:after="0" w:before="164" w:line="240" w:lineRule="auto"/>
+        <w:spacing w:after="0" w:before="164" w:line="360" w:lineRule="auto"/>
         <w:ind w:left="2406" w:right="0" w:hanging="420.99999999999994"/>
         <w:jc w:val="both"/>
         <w:rPr/>
       </w:pPr>
-      <w:bookmarkStart w:colFirst="0" w:colLast="0" w:name="_yjk99vk7qbc4" w:id="10"/>
-      <w:bookmarkEnd w:id="10"/>
+      <w:bookmarkStart w:colFirst="0" w:colLast="0" w:name="_yjk99vk7qbc4" w:id="11"/>
+      <w:bookmarkEnd w:id="11"/>
       <w:r>
         <w:rPr>
           <w:rtl w:val="0"/>
@@ -6477,7 +6313,7 @@
         <w:tabs>
           <w:tab w:val="left" w:leader="none" w:pos="2406"/>
         </w:tabs>
-        <w:ind w:left="0" w:firstLine="0"/>
+        <w:ind w:left="2407" w:firstLine="0"/>
         <w:rPr/>
       </w:pPr>
       <w:r>
@@ -6554,1034 +6390,6 @@
           <w:rtl w:val="0"/>
         </w:rPr>
         <w:t xml:space="preserve">Для достижения поставленной цели определены следующие основные подзадачи:</w:t>
-      </w:r>
-    </w:p>
-    <w:p>
-      <w:pPr>
-        <w:keepNext w:val="0"/>
-        <w:keepLines w:val="0"/>
-        <w:pageBreakBefore w:val="0"/>
-        <w:widowControl w:val="0"/>
-        <w:numPr>
-          <w:ilvl w:val="0"/>
-          <w:numId w:val="2"/>
-        </w:numPr>
-        <w:pBdr>
-          <w:top w:space="0" w:sz="0" w:val="nil"/>
-          <w:left w:space="0" w:sz="0" w:val="nil"/>
-          <w:bottom w:space="0" w:sz="0" w:val="nil"/>
-          <w:right w:space="0" w:sz="0" w:val="nil"/>
-          <w:between w:space="0" w:sz="0" w:val="nil"/>
-        </w:pBdr>
-        <w:shd w:fill="auto" w:val="clear"/>
-        <w:spacing w:after="0" w:afterAutospacing="0" w:before="14" w:line="360" w:lineRule="auto"/>
-        <w:ind w:left="1417.3228346456694" w:right="428" w:firstLine="566.9291338582675"/>
-        <w:jc w:val="both"/>
-        <w:rPr>
-          <w:sz w:val="28"/>
-          <w:szCs w:val="28"/>
-          <w:u w:val="none"/>
-        </w:rPr>
-      </w:pPr>
-      <w:r>
-        <w:rPr>
-          <w:sz w:val="28"/>
-          <w:szCs w:val="28"/>
-          <w:rtl w:val="0"/>
-        </w:rPr>
-        <w:t xml:space="preserve">Разработка модуля автоматической выгрузки дизайн-макетов непосредственно из Figma с использованием FIGMA API;</w:t>
-      </w:r>
-    </w:p>
-    <w:p>
-      <w:pPr>
-        <w:keepNext w:val="0"/>
-        <w:keepLines w:val="0"/>
-        <w:pageBreakBefore w:val="0"/>
-        <w:widowControl w:val="0"/>
-        <w:numPr>
-          <w:ilvl w:val="0"/>
-          <w:numId w:val="2"/>
-        </w:numPr>
-        <w:pBdr>
-          <w:top w:space="0" w:sz="0" w:val="nil"/>
-          <w:left w:space="0" w:sz="0" w:val="nil"/>
-          <w:bottom w:space="0" w:sz="0" w:val="nil"/>
-          <w:right w:space="0" w:sz="0" w:val="nil"/>
-          <w:between w:space="0" w:sz="0" w:val="nil"/>
-        </w:pBdr>
-        <w:shd w:fill="auto" w:val="clear"/>
-        <w:spacing w:after="0" w:afterAutospacing="0" w:before="0" w:beforeAutospacing="0" w:line="360" w:lineRule="auto"/>
-        <w:ind w:left="1417.3228346456694" w:right="428" w:firstLine="566.9291338582675"/>
-        <w:jc w:val="both"/>
-        <w:rPr>
-          <w:sz w:val="28"/>
-          <w:szCs w:val="28"/>
-          <w:u w:val="none"/>
-        </w:rPr>
-      </w:pPr>
-      <w:r>
-        <w:rPr>
-          <w:sz w:val="28"/>
-          <w:szCs w:val="28"/>
-          <w:rtl w:val="0"/>
-        </w:rPr>
-        <w:t xml:space="preserve">Реализация съёмки веб-страниц в браузере Google Chrome с помощью инструмента Selenium WebDriver при заданных размерах viewport и условиях отображения;</w:t>
-      </w:r>
-    </w:p>
-    <w:p>
-      <w:pPr>
-        <w:keepNext w:val="0"/>
-        <w:keepLines w:val="0"/>
-        <w:pageBreakBefore w:val="0"/>
-        <w:widowControl w:val="0"/>
-        <w:numPr>
-          <w:ilvl w:val="0"/>
-          <w:numId w:val="2"/>
-        </w:numPr>
-        <w:pBdr>
-          <w:top w:space="0" w:sz="0" w:val="nil"/>
-          <w:left w:space="0" w:sz="0" w:val="nil"/>
-          <w:bottom w:space="0" w:sz="0" w:val="nil"/>
-          <w:right w:space="0" w:sz="0" w:val="nil"/>
-          <w:between w:space="0" w:sz="0" w:val="nil"/>
-        </w:pBdr>
-        <w:shd w:fill="auto" w:val="clear"/>
-        <w:spacing w:after="0" w:afterAutospacing="0" w:before="0" w:beforeAutospacing="0" w:line="360" w:lineRule="auto"/>
-        <w:ind w:left="1417.3228346456694" w:right="428" w:firstLine="566.9291338582675"/>
-        <w:jc w:val="both"/>
-        <w:rPr>
-          <w:sz w:val="28"/>
-          <w:szCs w:val="28"/>
-          <w:u w:val="none"/>
-        </w:rPr>
-      </w:pPr>
-      <w:r>
-        <w:rPr>
-          <w:sz w:val="28"/>
-          <w:szCs w:val="28"/>
-          <w:rtl w:val="0"/>
-        </w:rPr>
-        <w:t xml:space="preserve">Построение дифференциальной (diff) карты с применением методов компьютерного зрения библиотеки OpenCV;</w:t>
-      </w:r>
-    </w:p>
-    <w:p>
-      <w:pPr>
-        <w:keepNext w:val="0"/>
-        <w:keepLines w:val="0"/>
-        <w:pageBreakBefore w:val="0"/>
-        <w:widowControl w:val="0"/>
-        <w:numPr>
-          <w:ilvl w:val="0"/>
-          <w:numId w:val="2"/>
-        </w:numPr>
-        <w:pBdr>
-          <w:top w:space="0" w:sz="0" w:val="nil"/>
-          <w:left w:space="0" w:sz="0" w:val="nil"/>
-          <w:bottom w:space="0" w:sz="0" w:val="nil"/>
-          <w:right w:space="0" w:sz="0" w:val="nil"/>
-          <w:between w:space="0" w:sz="0" w:val="nil"/>
-        </w:pBdr>
-        <w:shd w:fill="auto" w:val="clear"/>
-        <w:spacing w:after="0" w:afterAutospacing="0" w:before="0" w:beforeAutospacing="0" w:line="360" w:lineRule="auto"/>
-        <w:ind w:left="1417.3228346456694" w:right="428" w:firstLine="566.9291338582675"/>
-        <w:jc w:val="both"/>
-        <w:rPr>
-          <w:sz w:val="28"/>
-          <w:szCs w:val="28"/>
-          <w:u w:val="none"/>
-        </w:rPr>
-      </w:pPr>
-      <w:r>
-        <w:rPr>
-          <w:sz w:val="28"/>
-          <w:szCs w:val="28"/>
-          <w:rtl w:val="0"/>
-        </w:rPr>
-        <w:t xml:space="preserve">Классификация и сегментация выявленных зон расхождений с использованием свёрточных нейронных сетей (CNN);</w:t>
-      </w:r>
-    </w:p>
-    <w:p>
-      <w:pPr>
-        <w:keepNext w:val="0"/>
-        <w:keepLines w:val="0"/>
-        <w:pageBreakBefore w:val="0"/>
-        <w:widowControl w:val="0"/>
-        <w:numPr>
-          <w:ilvl w:val="0"/>
-          <w:numId w:val="2"/>
-        </w:numPr>
-        <w:pBdr>
-          <w:top w:space="0" w:sz="0" w:val="nil"/>
-          <w:left w:space="0" w:sz="0" w:val="nil"/>
-          <w:bottom w:space="0" w:sz="0" w:val="nil"/>
-          <w:right w:space="0" w:sz="0" w:val="nil"/>
-          <w:between w:space="0" w:sz="0" w:val="nil"/>
-        </w:pBdr>
-        <w:shd w:fill="auto" w:val="clear"/>
-        <w:spacing w:after="0" w:afterAutospacing="0" w:before="0" w:beforeAutospacing="0" w:line="360" w:lineRule="auto"/>
-        <w:ind w:left="1417.3228346456694" w:right="428" w:firstLine="566.9291338582675"/>
-        <w:jc w:val="both"/>
-        <w:rPr>
-          <w:sz w:val="28"/>
-          <w:szCs w:val="28"/>
-          <w:u w:val="none"/>
-        </w:rPr>
-      </w:pPr>
-      <w:r>
-        <w:rPr>
-          <w:sz w:val="28"/>
-          <w:szCs w:val="28"/>
-          <w:rtl w:val="0"/>
-        </w:rPr>
-        <w:t xml:space="preserve">Фильтрация ложных срабатываний и шумовых отличий для повышения точности анализа;</w:t>
-      </w:r>
-    </w:p>
-    <w:p>
-      <w:pPr>
-        <w:keepNext w:val="0"/>
-        <w:keepLines w:val="0"/>
-        <w:pageBreakBefore w:val="0"/>
-        <w:widowControl w:val="0"/>
-        <w:numPr>
-          <w:ilvl w:val="0"/>
-          <w:numId w:val="2"/>
-        </w:numPr>
-        <w:pBdr>
-          <w:top w:space="0" w:sz="0" w:val="nil"/>
-          <w:left w:space="0" w:sz="0" w:val="nil"/>
-          <w:bottom w:space="0" w:sz="0" w:val="nil"/>
-          <w:right w:space="0" w:sz="0" w:val="nil"/>
-          <w:between w:space="0" w:sz="0" w:val="nil"/>
-        </w:pBdr>
-        <w:shd w:fill="auto" w:val="clear"/>
-        <w:spacing w:after="0" w:afterAutospacing="0" w:before="0" w:beforeAutospacing="0" w:line="360" w:lineRule="auto"/>
-        <w:ind w:left="1417.3228346456694" w:right="428" w:firstLine="566.9291338582675"/>
-        <w:jc w:val="both"/>
-        <w:rPr>
-          <w:sz w:val="28"/>
-          <w:szCs w:val="28"/>
-          <w:u w:val="none"/>
-        </w:rPr>
-      </w:pPr>
-      <w:r>
-        <w:rPr>
-          <w:sz w:val="28"/>
-          <w:szCs w:val="28"/>
-          <w:rtl w:val="0"/>
-        </w:rPr>
-        <w:t xml:space="preserve">Генерация понятных, простых описаний дефектов и их «полировка» с помощью локальной языковой модели Ollama;</w:t>
-      </w:r>
-    </w:p>
-    <w:p>
-      <w:pPr>
-        <w:keepNext w:val="0"/>
-        <w:keepLines w:val="0"/>
-        <w:pageBreakBefore w:val="0"/>
-        <w:widowControl w:val="0"/>
-        <w:numPr>
-          <w:ilvl w:val="0"/>
-          <w:numId w:val="2"/>
-        </w:numPr>
-        <w:pBdr>
-          <w:top w:space="0" w:sz="0" w:val="nil"/>
-          <w:left w:space="0" w:sz="0" w:val="nil"/>
-          <w:bottom w:space="0" w:sz="0" w:val="nil"/>
-          <w:right w:space="0" w:sz="0" w:val="nil"/>
-          <w:between w:space="0" w:sz="0" w:val="nil"/>
-        </w:pBdr>
-        <w:shd w:fill="auto" w:val="clear"/>
-        <w:spacing w:after="0" w:before="0" w:beforeAutospacing="0" w:line="360" w:lineRule="auto"/>
-        <w:ind w:left="1417.3228346456694" w:right="428" w:firstLine="566.9291338582675"/>
-        <w:jc w:val="both"/>
-        <w:rPr>
-          <w:sz w:val="28"/>
-          <w:szCs w:val="28"/>
-          <w:u w:val="none"/>
-        </w:rPr>
-      </w:pPr>
-      <w:r>
-        <w:rPr>
-          <w:sz w:val="28"/>
-          <w:szCs w:val="28"/>
-          <w:rtl w:val="0"/>
-        </w:rPr>
-        <w:t xml:space="preserve">Разработка удобных интерфейсов взаимодействия: веб-интерфейса и графического пользовательского интерфейса (GUI).</w:t>
-      </w:r>
-    </w:p>
-    <w:p>
-      <w:pPr>
-        <w:keepNext w:val="0"/>
-        <w:keepLines w:val="0"/>
-        <w:pageBreakBefore w:val="0"/>
-        <w:widowControl w:val="0"/>
-        <w:pBdr>
-          <w:top w:space="0" w:sz="0" w:val="nil"/>
-          <w:left w:space="0" w:sz="0" w:val="nil"/>
-          <w:bottom w:space="0" w:sz="0" w:val="nil"/>
-          <w:right w:space="0" w:sz="0" w:val="nil"/>
-          <w:between w:space="0" w:sz="0" w:val="nil"/>
-        </w:pBdr>
-        <w:shd w:fill="auto" w:val="clear"/>
-        <w:spacing w:after="0" w:before="14" w:line="360" w:lineRule="auto"/>
-        <w:ind w:left="1277" w:right="428" w:firstLine="707"/>
-        <w:jc w:val="both"/>
-        <w:rPr>
-          <w:sz w:val="28"/>
-          <w:szCs w:val="28"/>
-        </w:rPr>
-      </w:pPr>
-      <w:r>
-        <w:rPr>
-          <w:sz w:val="28"/>
-          <w:szCs w:val="28"/>
-          <w:rtl w:val="0"/>
-        </w:rPr>
-        <w:t xml:space="preserve">Предлагаемая архитектура строится по модульному принципу, так как это обеспечивает гибкость, масштабируемость и удобство дальнейшей поддержки системы. Каждый модуль выполняет строго определённую функцию, а взаимодействие между ними осуществляется через унифицированные интерфейсы обмена данными.</w:t>
-      </w:r>
-    </w:p>
-    <w:p>
-      <w:pPr>
-        <w:keepNext w:val="0"/>
-        <w:keepLines w:val="0"/>
-        <w:pageBreakBefore w:val="0"/>
-        <w:widowControl w:val="0"/>
-        <w:pBdr>
-          <w:top w:space="0" w:sz="0" w:val="nil"/>
-          <w:left w:space="0" w:sz="0" w:val="nil"/>
-          <w:bottom w:space="0" w:sz="0" w:val="nil"/>
-          <w:right w:space="0" w:sz="0" w:val="nil"/>
-          <w:between w:space="0" w:sz="0" w:val="nil"/>
-        </w:pBdr>
-        <w:shd w:fill="auto" w:val="clear"/>
-        <w:spacing w:after="0" w:before="14" w:line="360" w:lineRule="auto"/>
-        <w:ind w:left="1277" w:right="428" w:firstLine="707"/>
-        <w:jc w:val="both"/>
-        <w:rPr>
-          <w:sz w:val="28"/>
-          <w:szCs w:val="28"/>
-        </w:rPr>
-      </w:pPr>
-      <w:r>
-        <w:rPr>
-          <w:rtl w:val="0"/>
-        </w:rPr>
-      </w:r>
-    </w:p>
-    <w:p>
-      <w:pPr>
-        <w:keepNext w:val="0"/>
-        <w:keepLines w:val="0"/>
-        <w:pageBreakBefore w:val="0"/>
-        <w:widowControl w:val="0"/>
-        <w:pBdr>
-          <w:top w:space="0" w:sz="0" w:val="nil"/>
-          <w:left w:space="0" w:sz="0" w:val="nil"/>
-          <w:bottom w:space="0" w:sz="0" w:val="nil"/>
-          <w:right w:space="0" w:sz="0" w:val="nil"/>
-          <w:between w:space="0" w:sz="0" w:val="nil"/>
-        </w:pBdr>
-        <w:shd w:fill="auto" w:val="clear"/>
-        <w:spacing w:after="0" w:before="162" w:line="240" w:lineRule="auto"/>
-        <w:ind w:left="0" w:right="0" w:firstLine="0"/>
-        <w:jc w:val="left"/>
-        <w:rPr>
-          <w:i w:val="0"/>
-          <w:iCs w:val="0"/>
-          <w:smallCaps w:val="0"/>
-          <w:strike w:val="0"/>
-          <w:color w:val="000000"/>
-          <w:sz w:val="28"/>
-          <w:szCs w:val="28"/>
-          <w:u w:val="none"/>
-          <w:shd w:fill="auto" w:val="clear"/>
-          <w:vertAlign w:val="baseline"/>
-        </w:rPr>
-      </w:pPr>
-      <w:r>
-        <w:rPr>
-          <w:rtl w:val="0"/>
-        </w:rPr>
-      </w:r>
-    </w:p>
-    <w:p>
-      <w:pPr>
-        <w:pStyle w:val="Heading1"/>
-        <w:numPr>
-          <w:ilvl w:val="2"/>
-          <w:numId w:val="11"/>
-        </w:numPr>
-        <w:tabs>
-          <w:tab w:val="left" w:leader="none" w:pos="2614"/>
-        </w:tabs>
-        <w:spacing w:after="0" w:before="0" w:line="360" w:lineRule="auto"/>
-        <w:ind w:left="2614" w:right="0" w:hanging="629"/>
-        <w:jc w:val="both"/>
-        <w:rPr/>
-      </w:pPr>
-      <w:bookmarkStart w:colFirst="0" w:colLast="0" w:name="_sk05o07rrz7u" w:id="11"/>
-      <w:bookmarkEnd w:id="11"/>
-      <w:r>
-        <w:rPr>
-          <w:rtl w:val="0"/>
-        </w:rPr>
-        <w:t xml:space="preserve">Функциональные требования</w:t>
-      </w:r>
-    </w:p>
-    <w:p>
-      <w:pPr>
-        <w:tabs>
-          <w:tab w:val="left" w:leader="none" w:pos="2614"/>
-        </w:tabs>
-        <w:ind w:left="2615" w:firstLine="0"/>
-        <w:rPr>
-          <w:sz w:val="28"/>
-          <w:szCs w:val="28"/>
-        </w:rPr>
-      </w:pPr>
-      <w:r>
-        <w:rPr>
-          <w:rtl w:val="0"/>
-        </w:rPr>
-      </w:r>
-    </w:p>
-    <w:p>
-      <w:pPr>
-        <w:keepNext w:val="0"/>
-        <w:keepLines w:val="0"/>
-        <w:pageBreakBefore w:val="0"/>
-        <w:widowControl w:val="0"/>
-        <w:pBdr>
-          <w:top w:space="0" w:sz="0" w:val="nil"/>
-          <w:left w:space="0" w:sz="0" w:val="nil"/>
-          <w:bottom w:space="0" w:sz="0" w:val="nil"/>
-          <w:right w:space="0" w:sz="0" w:val="nil"/>
-          <w:between w:space="0" w:sz="0" w:val="nil"/>
-        </w:pBdr>
-        <w:shd w:fill="auto" w:val="clear"/>
-        <w:spacing w:after="0" w:before="0" w:line="362" w:lineRule="auto"/>
-        <w:ind w:left="1277" w:right="427" w:firstLine="707"/>
-        <w:jc w:val="both"/>
-        <w:rPr>
-          <w:sz w:val="28"/>
-          <w:szCs w:val="28"/>
-        </w:rPr>
-      </w:pPr>
-      <w:r>
-        <w:rPr>
-          <w:sz w:val="28"/>
-          <w:szCs w:val="28"/>
-          <w:rtl w:val="0"/>
-        </w:rPr>
-        <w:t xml:space="preserve">Функциональные требования определяют основные возможности разрабатываемой системы и описывают её поведение в рамках автоматизированного конвейера визуальной сверки дизайн-макетов и реализованной вёрстки.</w:t>
-      </w:r>
-    </w:p>
-    <w:p>
-      <w:pPr>
-        <w:keepNext w:val="0"/>
-        <w:keepLines w:val="0"/>
-        <w:pageBreakBefore w:val="0"/>
-        <w:widowControl w:val="0"/>
-        <w:pBdr>
-          <w:top w:space="0" w:sz="0" w:val="nil"/>
-          <w:left w:space="0" w:sz="0" w:val="nil"/>
-          <w:bottom w:space="0" w:sz="0" w:val="nil"/>
-          <w:right w:space="0" w:sz="0" w:val="nil"/>
-          <w:between w:space="0" w:sz="0" w:val="nil"/>
-        </w:pBdr>
-        <w:shd w:fill="auto" w:val="clear"/>
-        <w:spacing w:after="0" w:before="0" w:line="362" w:lineRule="auto"/>
-        <w:ind w:left="1277" w:right="427" w:firstLine="707"/>
-        <w:jc w:val="both"/>
-        <w:rPr>
-          <w:sz w:val="28"/>
-          <w:szCs w:val="28"/>
-        </w:rPr>
-      </w:pPr>
-      <w:r>
-        <w:rPr>
-          <w:sz w:val="28"/>
-          <w:szCs w:val="28"/>
-          <w:rtl w:val="0"/>
-        </w:rPr>
-        <w:t xml:space="preserve">Система должна обеспечивать автоматическую выгрузку актуальных версий дизайн-макетов из Figma посредством официального REST API с поддержкой авторизации по персональному токену. Полученные эталонные изображения должны сохраняться в локальном хранилище для возможности их повторного использования без дополнительных обращений к облачному сервису.</w:t>
-      </w:r>
-    </w:p>
-    <w:p>
-      <w:pPr>
-        <w:keepNext w:val="0"/>
-        <w:keepLines w:val="0"/>
-        <w:pageBreakBefore w:val="0"/>
-        <w:widowControl w:val="0"/>
-        <w:pBdr>
-          <w:top w:space="0" w:sz="0" w:val="nil"/>
-          <w:left w:space="0" w:sz="0" w:val="nil"/>
-          <w:bottom w:space="0" w:sz="0" w:val="nil"/>
-          <w:right w:space="0" w:sz="0" w:val="nil"/>
-          <w:between w:space="0" w:sz="0" w:val="nil"/>
-        </w:pBdr>
-        <w:shd w:fill="auto" w:val="clear"/>
-        <w:spacing w:after="0" w:before="0" w:line="362" w:lineRule="auto"/>
-        <w:ind w:left="1277" w:right="427" w:firstLine="707"/>
-        <w:jc w:val="both"/>
-        <w:rPr>
-          <w:sz w:val="28"/>
-          <w:szCs w:val="28"/>
-        </w:rPr>
-      </w:pPr>
-      <w:r>
-        <w:rPr>
-          <w:sz w:val="28"/>
-          <w:szCs w:val="28"/>
-          <w:rtl w:val="0"/>
-        </w:rPr>
-        <w:t xml:space="preserve">Также система обязана выполнять автоматическую съёмку веб-страниц в контролируемой среде браузера Google Chrome с возможностью настройки разрешения viewport и задержки перед захватом изображения для корректной отрисовки динамических элементов.</w:t>
-      </w:r>
-    </w:p>
-    <w:p>
-      <w:pPr>
-        <w:keepNext w:val="0"/>
-        <w:keepLines w:val="0"/>
-        <w:pageBreakBefore w:val="0"/>
-        <w:widowControl w:val="0"/>
-        <w:pBdr>
-          <w:top w:space="0" w:sz="0" w:val="nil"/>
-          <w:left w:space="0" w:sz="0" w:val="nil"/>
-          <w:bottom w:space="0" w:sz="0" w:val="nil"/>
-          <w:right w:space="0" w:sz="0" w:val="nil"/>
-          <w:between w:space="0" w:sz="0" w:val="nil"/>
-        </w:pBdr>
-        <w:shd w:fill="auto" w:val="clear"/>
-        <w:spacing w:after="0" w:before="0" w:line="362" w:lineRule="auto"/>
-        <w:ind w:left="1277" w:right="427" w:firstLine="707"/>
-        <w:jc w:val="both"/>
-        <w:rPr>
-          <w:sz w:val="28"/>
-          <w:szCs w:val="28"/>
-        </w:rPr>
-      </w:pPr>
-      <w:r>
-        <w:rPr>
-          <w:sz w:val="28"/>
-          <w:szCs w:val="28"/>
-          <w:rtl w:val="0"/>
-        </w:rPr>
-        <w:t xml:space="preserve">Важной функцией является построение карты визуальных различий (diff-карты) между эталонным и фактическим изображениями с использованием настраиваемых параметров pixel_threshold и tolerance_shift_px. На основе полученной diff-карты система должна проводить анализ выявленных расхождений, фильтровать ложные срабатывания и формировать итоговый вердикт по странице: PASS или FAIL.</w:t>
-      </w:r>
-    </w:p>
-    <w:p>
-      <w:pPr>
-        <w:keepNext w:val="0"/>
-        <w:keepLines w:val="0"/>
-        <w:pageBreakBefore w:val="0"/>
-        <w:widowControl w:val="0"/>
-        <w:pBdr>
-          <w:top w:space="0" w:sz="0" w:val="nil"/>
-          <w:left w:space="0" w:sz="0" w:val="nil"/>
-          <w:bottom w:space="0" w:sz="0" w:val="nil"/>
-          <w:right w:space="0" w:sz="0" w:val="nil"/>
-          <w:between w:space="0" w:sz="0" w:val="nil"/>
-        </w:pBdr>
-        <w:shd w:fill="auto" w:val="clear"/>
-        <w:spacing w:after="0" w:before="0" w:line="362" w:lineRule="auto"/>
-        <w:ind w:left="1277" w:right="427" w:firstLine="707"/>
-        <w:jc w:val="both"/>
-        <w:rPr>
-          <w:sz w:val="28"/>
-          <w:szCs w:val="28"/>
-        </w:rPr>
-      </w:pPr>
-      <w:r>
-        <w:rPr>
-          <w:sz w:val="28"/>
-          <w:szCs w:val="28"/>
-          <w:rtl w:val="0"/>
-        </w:rPr>
-        <w:t xml:space="preserve">В случае обнаружения дефектов система должна генерировать детализированный список багов с  миниатюрами (кропами) соответствующих фрагментов и текстовыми описаниями. Дополнительно должна быть реализована опциональная фильтрация фрагментов. Для повышения качества отчёта предусмотрена генерация и полировка человекочитаемых описаний дефектов на русском языке с помощью локальной языковой модели через платформу Ollama.</w:t>
-      </w:r>
-    </w:p>
-    <w:p>
-      <w:pPr>
-        <w:keepNext w:val="0"/>
-        <w:keepLines w:val="0"/>
-        <w:pageBreakBefore w:val="0"/>
-        <w:widowControl w:val="0"/>
-        <w:pBdr>
-          <w:top w:space="0" w:sz="0" w:val="nil"/>
-          <w:left w:space="0" w:sz="0" w:val="nil"/>
-          <w:bottom w:space="0" w:sz="0" w:val="nil"/>
-          <w:right w:space="0" w:sz="0" w:val="nil"/>
-          <w:between w:space="0" w:sz="0" w:val="nil"/>
-        </w:pBdr>
-        <w:shd w:fill="auto" w:val="clear"/>
-        <w:spacing w:after="0" w:before="0" w:line="362" w:lineRule="auto"/>
-        <w:ind w:left="1277" w:right="427" w:firstLine="707"/>
-        <w:jc w:val="both"/>
-        <w:rPr>
-          <w:sz w:val="28"/>
-          <w:szCs w:val="28"/>
-        </w:rPr>
-      </w:pPr>
-      <w:r>
-        <w:rPr>
-          <w:sz w:val="28"/>
-          <w:szCs w:val="28"/>
-          <w:rtl w:val="0"/>
-        </w:rPr>
-        <w:t xml:space="preserve">Результат работы системы должен представляться в виде структурированных отчётов в форматах HTML и TXT. Важным требованием является поддержка graceful degradation — корректное завершение цикла обработки и формирование базового отчёта даже при временной недоступности нейросетевых компонентов.</w:t>
-      </w:r>
-    </w:p>
-    <w:p>
-      <w:pPr>
-        <w:keepNext w:val="0"/>
-        <w:keepLines w:val="0"/>
-        <w:pageBreakBefore w:val="0"/>
-        <w:widowControl w:val="0"/>
-        <w:pBdr>
-          <w:top w:space="0" w:sz="0" w:val="nil"/>
-          <w:left w:space="0" w:sz="0" w:val="nil"/>
-          <w:bottom w:space="0" w:sz="0" w:val="nil"/>
-          <w:right w:space="0" w:sz="0" w:val="nil"/>
-          <w:between w:space="0" w:sz="0" w:val="nil"/>
-        </w:pBdr>
-        <w:shd w:fill="auto" w:val="clear"/>
-        <w:spacing w:after="0" w:before="0" w:line="362" w:lineRule="auto"/>
-        <w:ind w:left="1277" w:right="427" w:firstLine="707"/>
-        <w:jc w:val="both"/>
-        <w:rPr>
-          <w:b w:val="1"/>
-          <w:bCs w:val="1"/>
-          <w:sz w:val="28"/>
-          <w:szCs w:val="28"/>
-        </w:rPr>
-      </w:pPr>
-      <w:r>
-        <w:rPr>
-          <w:rtl w:val="0"/>
-        </w:rPr>
-      </w:r>
-    </w:p>
-    <w:p>
-      <w:pPr>
-        <w:pStyle w:val="Heading1"/>
-        <w:numPr>
-          <w:ilvl w:val="2"/>
-          <w:numId w:val="10"/>
-        </w:numPr>
-        <w:tabs>
-          <w:tab w:val="left" w:leader="none" w:pos="2682"/>
-        </w:tabs>
-        <w:spacing w:after="0" w:before="0" w:line="240" w:lineRule="auto"/>
-        <w:ind w:left="2682" w:right="0" w:hanging="696.9999999999999"/>
-        <w:jc w:val="left"/>
-        <w:rPr/>
-      </w:pPr>
-      <w:bookmarkStart w:colFirst="0" w:colLast="0" w:name="_rrkmvd3p12ay" w:id="12"/>
-      <w:bookmarkEnd w:id="12"/>
-      <w:r>
-        <w:rPr>
-          <w:rtl w:val="0"/>
-        </w:rPr>
-        <w:t xml:space="preserve">Нефункциональные требования</w:t>
-      </w:r>
-    </w:p>
-    <w:p>
-      <w:pPr>
-        <w:keepNext w:val="0"/>
-        <w:keepLines w:val="0"/>
-        <w:pageBreakBefore w:val="0"/>
-        <w:widowControl w:val="0"/>
-        <w:pBdr>
-          <w:top w:space="0" w:sz="0" w:val="nil"/>
-          <w:left w:space="0" w:sz="0" w:val="nil"/>
-          <w:bottom w:space="0" w:sz="0" w:val="nil"/>
-          <w:right w:space="0" w:sz="0" w:val="nil"/>
-          <w:between w:space="0" w:sz="0" w:val="nil"/>
-        </w:pBdr>
-        <w:shd w:fill="auto" w:val="clear"/>
-        <w:spacing w:after="0" w:before="2" w:line="360" w:lineRule="auto"/>
-        <w:ind w:left="0" w:right="422" w:firstLine="0"/>
-        <w:jc w:val="both"/>
-        <w:rPr>
-          <w:sz w:val="28"/>
-          <w:szCs w:val="28"/>
-        </w:rPr>
-      </w:pPr>
-      <w:r>
-        <w:rPr>
-          <w:rtl w:val="0"/>
-        </w:rPr>
-      </w:r>
-    </w:p>
-    <w:p>
-      <w:pPr>
-        <w:keepNext w:val="0"/>
-        <w:keepLines w:val="0"/>
-        <w:pageBreakBefore w:val="0"/>
-        <w:widowControl w:val="0"/>
-        <w:pBdr>
-          <w:top w:space="0" w:sz="0" w:val="nil"/>
-          <w:left w:space="0" w:sz="0" w:val="nil"/>
-          <w:bottom w:space="0" w:sz="0" w:val="nil"/>
-          <w:right w:space="0" w:sz="0" w:val="nil"/>
-          <w:between w:space="0" w:sz="0" w:val="nil"/>
-        </w:pBdr>
-        <w:shd w:fill="auto" w:val="clear"/>
-        <w:spacing w:after="0" w:before="2" w:line="360" w:lineRule="auto"/>
-        <w:ind w:left="1277" w:right="422" w:firstLine="707"/>
-        <w:jc w:val="both"/>
-        <w:rPr>
-          <w:sz w:val="28"/>
-          <w:szCs w:val="28"/>
-        </w:rPr>
-      </w:pPr>
-      <w:r>
-        <w:rPr>
-          <w:sz w:val="28"/>
-          <w:szCs w:val="28"/>
-          <w:rtl w:val="0"/>
-        </w:rPr>
-        <w:t xml:space="preserve">Нефункциональные требования определяют, какими свойствами должна обладать система и в каких условиях она будет работать.</w:t>
-      </w:r>
-    </w:p>
-    <w:p>
-      <w:pPr>
-        <w:keepNext w:val="0"/>
-        <w:keepLines w:val="0"/>
-        <w:pageBreakBefore w:val="0"/>
-        <w:widowControl w:val="0"/>
-        <w:pBdr>
-          <w:top w:space="0" w:sz="0" w:val="nil"/>
-          <w:left w:space="0" w:sz="0" w:val="nil"/>
-          <w:bottom w:space="0" w:sz="0" w:val="nil"/>
-          <w:right w:space="0" w:sz="0" w:val="nil"/>
-          <w:between w:space="0" w:sz="0" w:val="nil"/>
-        </w:pBdr>
-        <w:shd w:fill="auto" w:val="clear"/>
-        <w:spacing w:after="0" w:before="2" w:line="360" w:lineRule="auto"/>
-        <w:ind w:left="1277" w:right="422" w:firstLine="707"/>
-        <w:jc w:val="both"/>
-        <w:rPr>
-          <w:sz w:val="28"/>
-          <w:szCs w:val="28"/>
-        </w:rPr>
-      </w:pPr>
-      <w:r>
-        <w:rPr>
-          <w:sz w:val="28"/>
-          <w:szCs w:val="28"/>
-          <w:rtl w:val="0"/>
-        </w:rPr>
-        <w:t xml:space="preserve">Полный цикл визуальной сверки одной веб-страницы (от загрузки макета до формирования отчёта) не должен превышать 15 минут на стандартном пользовательском оборудовании. Вся обработка изображений, анализ и генерация описаний должны выполняться локально, без передачи конфиденциальных данных на внешние серверы (за исключением авторизованных запросов к Figma API) .</w:t>
-      </w:r>
-    </w:p>
-    <w:p>
-      <w:pPr>
-        <w:keepNext w:val="0"/>
-        <w:keepLines w:val="0"/>
-        <w:pageBreakBefore w:val="0"/>
-        <w:widowControl w:val="0"/>
-        <w:pBdr>
-          <w:top w:space="0" w:sz="0" w:val="nil"/>
-          <w:left w:space="0" w:sz="0" w:val="nil"/>
-          <w:bottom w:space="0" w:sz="0" w:val="nil"/>
-          <w:right w:space="0" w:sz="0" w:val="nil"/>
-          <w:between w:space="0" w:sz="0" w:val="nil"/>
-        </w:pBdr>
-        <w:shd w:fill="auto" w:val="clear"/>
-        <w:spacing w:after="0" w:before="2" w:line="360" w:lineRule="auto"/>
-        <w:ind w:left="1277" w:right="422" w:firstLine="707"/>
-        <w:jc w:val="both"/>
-        <w:rPr>
-          <w:sz w:val="28"/>
-          <w:szCs w:val="28"/>
-        </w:rPr>
-      </w:pPr>
-      <w:r>
-        <w:rPr>
-          <w:sz w:val="28"/>
-          <w:szCs w:val="28"/>
-          <w:rtl w:val="0"/>
-        </w:rPr>
-        <w:t xml:space="preserve">Конфиденциальная информация, такая как токены доступа, должна храниться исключительно в переменных окружения. Архитектура системы должна быть модульной, что позволит в дальнейшем легко заменять отдельные компоненты (например, модель классификации или языковую модель) без переработки всего приложения.</w:t>
-      </w:r>
-    </w:p>
-    <w:p>
-      <w:pPr>
-        <w:keepNext w:val="0"/>
-        <w:keepLines w:val="0"/>
-        <w:pageBreakBefore w:val="0"/>
-        <w:widowControl w:val="0"/>
-        <w:pBdr>
-          <w:top w:space="0" w:sz="0" w:val="nil"/>
-          <w:left w:space="0" w:sz="0" w:val="nil"/>
-          <w:bottom w:space="0" w:sz="0" w:val="nil"/>
-          <w:right w:space="0" w:sz="0" w:val="nil"/>
-          <w:between w:space="0" w:sz="0" w:val="nil"/>
-        </w:pBdr>
-        <w:shd w:fill="auto" w:val="clear"/>
-        <w:spacing w:after="0" w:before="2" w:line="360" w:lineRule="auto"/>
-        <w:ind w:left="1277" w:right="422" w:firstLine="707"/>
-        <w:jc w:val="both"/>
-        <w:rPr>
-          <w:sz w:val="28"/>
-          <w:szCs w:val="28"/>
-        </w:rPr>
-      </w:pPr>
-      <w:r>
-        <w:rPr>
-          <w:sz w:val="28"/>
-          <w:szCs w:val="28"/>
-          <w:rtl w:val="0"/>
-        </w:rPr>
-        <w:t xml:space="preserve">Система должна поддерживать работу на операционных системах Windows 10 и выше, а также на популярных дистрибутивах Linux. Интерфейс управления (веб-панель и CLI) должен быть интуитивно понятным и обеспечивать мониторинг процесса в реальном времени. Особое внимание уделяется устойчивости системы к временным сбоям внешних сервисов и возможности параллельной обработки нескольких страниц.</w:t>
-      </w:r>
-    </w:p>
-    <w:p>
-      <w:pPr>
-        <w:keepNext w:val="0"/>
-        <w:keepLines w:val="0"/>
-        <w:pageBreakBefore w:val="0"/>
-        <w:widowControl w:val="0"/>
-        <w:pBdr>
-          <w:top w:space="0" w:sz="0" w:val="nil"/>
-          <w:left w:space="0" w:sz="0" w:val="nil"/>
-          <w:bottom w:space="0" w:sz="0" w:val="nil"/>
-          <w:right w:space="0" w:sz="0" w:val="nil"/>
-          <w:between w:space="0" w:sz="0" w:val="nil"/>
-        </w:pBdr>
-        <w:shd w:fill="auto" w:val="clear"/>
-        <w:spacing w:after="0" w:before="2" w:line="360" w:lineRule="auto"/>
-        <w:ind w:left="1277" w:right="422" w:firstLine="707"/>
-        <w:jc w:val="both"/>
-        <w:rPr>
-          <w:b w:val="1"/>
-          <w:bCs w:val="1"/>
-          <w:sz w:val="28"/>
-          <w:szCs w:val="28"/>
-        </w:rPr>
-      </w:pPr>
-      <w:r>
-        <w:rPr>
-          <w:rtl w:val="0"/>
-        </w:rPr>
-      </w:r>
-    </w:p>
-    <w:p>
-      <w:pPr>
-        <w:pStyle w:val="Heading1"/>
-        <w:numPr>
-          <w:ilvl w:val="1"/>
-          <w:numId w:val="9"/>
-        </w:numPr>
-        <w:tabs>
-          <w:tab w:val="left" w:leader="none" w:pos="2403"/>
-        </w:tabs>
-        <w:spacing w:after="0" w:before="0" w:line="240" w:lineRule="auto"/>
-        <w:ind w:left="2403" w:right="0" w:hanging="418.0000000000001"/>
-        <w:jc w:val="left"/>
-        <w:rPr/>
-      </w:pPr>
-      <w:bookmarkStart w:colFirst="0" w:colLast="0" w:name="_bn7h75t36smy" w:id="13"/>
-      <w:bookmarkEnd w:id="13"/>
-      <w:r>
-        <w:rPr>
-          <w:rtl w:val="0"/>
-        </w:rPr>
-        <w:t xml:space="preserve">Архитектура системы</w:t>
-      </w:r>
-    </w:p>
-    <w:p>
-      <w:pPr>
-        <w:tabs>
-          <w:tab w:val="left" w:leader="none" w:pos="2403"/>
-        </w:tabs>
-        <w:ind w:left="0" w:firstLine="0"/>
-        <w:rPr>
-          <w:sz w:val="28"/>
-          <w:szCs w:val="28"/>
-          <w:vertAlign w:val="baseline"/>
-        </w:rPr>
-      </w:pPr>
-      <w:r>
-        <w:rPr>
-          <w:rtl w:val="0"/>
-        </w:rPr>
-      </w:r>
-    </w:p>
-    <w:p>
-      <w:pPr>
-        <w:keepNext w:val="0"/>
-        <w:keepLines w:val="0"/>
-        <w:pageBreakBefore w:val="0"/>
-        <w:widowControl w:val="0"/>
-        <w:pBdr>
-          <w:top w:space="0" w:sz="0" w:val="nil"/>
-          <w:left w:space="0" w:sz="0" w:val="nil"/>
-          <w:bottom w:space="0" w:sz="0" w:val="nil"/>
-          <w:right w:space="0" w:sz="0" w:val="nil"/>
-          <w:between w:space="0" w:sz="0" w:val="nil"/>
-        </w:pBdr>
-        <w:shd w:fill="auto" w:val="clear"/>
-        <w:spacing w:after="0" w:before="74" w:line="360" w:lineRule="auto"/>
-        <w:ind w:left="1277" w:right="423" w:firstLine="707"/>
-        <w:jc w:val="both"/>
-        <w:rPr>
-          <w:sz w:val="28"/>
-          <w:szCs w:val="28"/>
-          <w:highlight w:val="white"/>
-        </w:rPr>
-      </w:pPr>
-      <w:r>
-        <w:rPr>
-          <w:sz w:val="28"/>
-          <w:szCs w:val="28"/>
-          <w:highlight w:val="white"/>
-          <w:rtl w:val="0"/>
-        </w:rPr>
-        <w:t xml:space="preserve">Система реализована на основе модульной конвейерной архитектуры, обеспечивающей чёткое разделение ответственности между компонентами. Взаимодействие модулей осуществляется через строго типизированные структуры данных (RunConfig, FigmaVsSiteConfig, RunOutcome), определённые в модуле pipeline_types.py. Такое решение позволяет независимо разрабатывать, тестировать и модифицировать отдельные компоненты без нарушения работы всей системы.</w:t>
-      </w:r>
-    </w:p>
-    <w:p>
-      <w:pPr>
-        <w:keepNext w:val="0"/>
-        <w:keepLines w:val="0"/>
-        <w:pageBreakBefore w:val="0"/>
-        <w:widowControl w:val="0"/>
-        <w:pBdr>
-          <w:top w:space="0" w:sz="0" w:val="nil"/>
-          <w:left w:space="0" w:sz="0" w:val="nil"/>
-          <w:bottom w:space="0" w:sz="0" w:val="nil"/>
-          <w:right w:space="0" w:sz="0" w:val="nil"/>
-          <w:between w:space="0" w:sz="0" w:val="nil"/>
-        </w:pBdr>
-        <w:shd w:fill="auto" w:val="clear"/>
-        <w:spacing w:after="0" w:before="74" w:line="360" w:lineRule="auto"/>
-        <w:ind w:left="1277" w:right="423" w:firstLine="707"/>
-        <w:jc w:val="both"/>
-        <w:rPr>
-          <w:sz w:val="28"/>
-          <w:szCs w:val="28"/>
-          <w:highlight w:val="white"/>
-        </w:rPr>
-      </w:pPr>
-      <w:r>
-        <w:rPr>
-          <w:sz w:val="28"/>
-          <w:szCs w:val="28"/>
-          <w:highlight w:val="white"/>
-          <w:rtl w:val="0"/>
-        </w:rPr>
-        <w:t xml:space="preserve">Архитектура ориентирована на полностью локальное выполнение всех этапов обработки. Изображения макетов, скриншоты страниц, карты различий, веса нейросетевых моделей и генерируемые отчёты не передаются на внешние облачные сервисы. Исключение составляет только авторизованный запрос к REST API Figma для получения эталонного изображения. Общая структура системы показана на рисунке 2.</w:t>
-      </w:r>
-    </w:p>
-    <w:p>
-      <w:pPr>
-        <w:spacing w:after="240" w:before="240" w:line="360" w:lineRule="auto"/>
-        <w:ind w:left="1440" w:firstLine="720"/>
-        <w:jc w:val="both"/>
-        <w:rPr>
-          <w:sz w:val="28"/>
-          <w:szCs w:val="28"/>
-          <w:highlight w:val="white"/>
-        </w:rPr>
-      </w:pPr>
-      <w:r>
-        <w:rPr>
-          <w:sz w:val="28"/>
-          <w:szCs w:val="28"/>
-          <w:highlight w:val="white"/>
-          <w:rtl w:val="0"/>
-        </w:rPr>
-        <w:t xml:space="preserve">Рисунок 2 — Общая схема архитектуры системы</w:t>
-      </w:r>
-    </w:p>
-    <w:p>
-      <w:pPr>
-        <w:spacing w:after="240" w:before="240" w:line="360" w:lineRule="auto"/>
-        <w:ind w:left="1133.8582677165355" w:hanging="165"/>
-        <w:jc w:val="both"/>
-        <w:rPr>
-          <w:sz w:val="28"/>
-          <w:szCs w:val="28"/>
-          <w:highlight w:val="white"/>
-        </w:rPr>
-      </w:pPr>
-      <w:r>
-        <w:rPr>
-          <w:sz w:val="28"/>
-          <w:szCs w:val="28"/>
-          <w:highlight w:val="white"/>
-        </w:rPr>
-        <w:drawing>
-          <wp:inline distB="114300" distT="114300" distL="114300" distR="114300">
-            <wp:extent cx="6370637" cy="1244738"/>
-            <wp:effectExtent b="0" l="0" r="0" t="0"/>
-            <wp:docPr id="6" name="image3.png"/>
-            <a:graphic>
-              <a:graphicData uri="http://schemas.openxmlformats.org/drawingml/2006/picture">
-                <pic:pic>
-                  <pic:nvPicPr>
-                    <pic:cNvPr id="0" name="image3.png"/>
-                    <pic:cNvPicPr preferRelativeResize="0"/>
-                  </pic:nvPicPr>
-                  <pic:blipFill>
-                    <a:blip r:embed="rId11"/>
-                    <a:srcRect b="0" l="0" r="0" t="0"/>
-                    <a:stretch>
-                      <a:fillRect/>
-                    </a:stretch>
-                  </pic:blipFill>
-                  <pic:spPr>
-                    <a:xfrm>
-                      <a:off x="0" y="0"/>
-                      <a:ext cx="6370637" cy="1244738"/>
-                    </a:xfrm>
-                    <a:prstGeom prst="rect"/>
-                    <a:ln/>
-                  </pic:spPr>
-                </pic:pic>
-              </a:graphicData>
-            </a:graphic>
-          </wp:inline>
-        </w:drawing>
-      </w:r>
-      <w:r>
-        <w:rPr>
-          <w:rtl w:val="0"/>
-        </w:rPr>
-      </w:r>
-    </w:p>
-    <w:p>
-      <w:pPr>
-        <w:keepNext w:val="0"/>
-        <w:keepLines w:val="0"/>
-        <w:pageBreakBefore w:val="0"/>
-        <w:widowControl w:val="0"/>
-        <w:pBdr>
-          <w:top w:space="0" w:sz="0" w:val="nil"/>
-          <w:left w:space="0" w:sz="0" w:val="nil"/>
-          <w:bottom w:space="0" w:sz="0" w:val="nil"/>
-          <w:right w:space="0" w:sz="0" w:val="nil"/>
-          <w:between w:space="0" w:sz="0" w:val="nil"/>
-        </w:pBdr>
-        <w:shd w:fill="auto" w:val="clear"/>
-        <w:spacing w:after="0" w:before="74" w:line="360" w:lineRule="auto"/>
-        <w:ind w:left="1277" w:right="423" w:firstLine="707"/>
-        <w:jc w:val="both"/>
-        <w:rPr>
-          <w:sz w:val="28"/>
-          <w:szCs w:val="28"/>
-          <w:highlight w:val="white"/>
-        </w:rPr>
-      </w:pPr>
-      <w:r>
-        <w:rPr>
-          <w:sz w:val="28"/>
-          <w:szCs w:val="28"/>
-          <w:highlight w:val="white"/>
-          <w:rtl w:val="0"/>
-        </w:rPr>
-        <w:t xml:space="preserve">Система состоит из пяти основных логических слоёв:</w:t>
       </w:r>
     </w:p>
     <w:p>
@@ -7602,13 +6410,12 @@
           <w:between w:space="0" w:sz="0" w:val="nil"/>
         </w:pBdr>
         <w:shd w:fill="auto" w:val="clear"/>
-        <w:spacing w:after="0" w:afterAutospacing="0" w:before="74" w:line="360" w:lineRule="auto"/>
-        <w:ind w:left="1275" w:right="423" w:firstLine="705"/>
-        <w:jc w:val="both"/>
-        <w:rPr>
-          <w:sz w:val="28"/>
-          <w:szCs w:val="28"/>
-          <w:highlight w:val="white"/>
+        <w:spacing w:after="0" w:afterAutospacing="0" w:before="14" w:line="360" w:lineRule="auto"/>
+        <w:ind w:left="1417.3228346456694" w:right="428" w:firstLine="566.9291338582675"/>
+        <w:jc w:val="both"/>
+        <w:rPr>
+          <w:sz w:val="28"/>
+          <w:szCs w:val="28"/>
           <w:u w:val="none"/>
         </w:rPr>
       </w:pPr>
@@ -7616,10 +6423,9 @@
         <w:rPr>
           <w:sz w:val="28"/>
           <w:szCs w:val="28"/>
-          <w:highlight w:val="white"/>
-          <w:rtl w:val="0"/>
-        </w:rPr>
-        <w:t xml:space="preserve">Слой интеграций обеспечивает получение исходных данных и первичную обработку изображений. В его состав входят модули figma_client.py и figma_pull.py, отвечающие за экспорт макета из Figma, модуль capture.py, выполняющий съёмку веб-страницы через Selenium WebDriver и браузер Google Chrome, а также модуль compare.py, реализующий построение diff-карты и расчёт метрик (MSE, процент изменённых пикселей).</w:t>
+          <w:rtl w:val="0"/>
+        </w:rPr>
+        <w:t xml:space="preserve">Разработка модуля автоматической выгрузки дизайн-макетов непосредственно из Figma с использованием FIGMA API;</w:t>
       </w:r>
     </w:p>
     <w:p>
@@ -7641,12 +6447,11 @@
         </w:pBdr>
         <w:shd w:fill="auto" w:val="clear"/>
         <w:spacing w:after="0" w:afterAutospacing="0" w:before="0" w:beforeAutospacing="0" w:line="360" w:lineRule="auto"/>
-        <w:ind w:left="1275" w:right="423" w:firstLine="705"/>
-        <w:jc w:val="both"/>
-        <w:rPr>
-          <w:sz w:val="28"/>
-          <w:szCs w:val="28"/>
-          <w:highlight w:val="white"/>
+        <w:ind w:left="1417.3228346456694" w:right="428" w:firstLine="566.9291338582675"/>
+        <w:jc w:val="both"/>
+        <w:rPr>
+          <w:sz w:val="28"/>
+          <w:szCs w:val="28"/>
           <w:u w:val="none"/>
         </w:rPr>
       </w:pPr>
@@ -7654,10 +6459,9 @@
         <w:rPr>
           <w:sz w:val="28"/>
           <w:szCs w:val="28"/>
-          <w:highlight w:val="white"/>
-          <w:rtl w:val="0"/>
-        </w:rPr>
-        <w:t xml:space="preserve">Слой аналитики выполняет интерпретацию результатов сравнения с использованием эвристических методов. Модули diff_hotspots.py, bug_reports.py, section_compare.py, typography_compare.py и block_crops.py осуществляют выделение проблемных зон, сопоставление их с элементами DOM, формирование начальных описаний дефектов на русском языке и подготовку миниатюр для отчёта.</w:t>
+          <w:rtl w:val="0"/>
+        </w:rPr>
+        <w:t xml:space="preserve">Реализация съёмки веб-страниц в браузере Google Chrome с помощью инструмента Selenium WebDriver при заданных размерах viewport и условиях отображения;</w:t>
       </w:r>
     </w:p>
     <w:p>
@@ -7679,12 +6483,11 @@
         </w:pBdr>
         <w:shd w:fill="auto" w:val="clear"/>
         <w:spacing w:after="0" w:afterAutospacing="0" w:before="0" w:beforeAutospacing="0" w:line="360" w:lineRule="auto"/>
-        <w:ind w:left="1275" w:right="423" w:firstLine="705"/>
-        <w:jc w:val="both"/>
-        <w:rPr>
-          <w:sz w:val="28"/>
-          <w:szCs w:val="28"/>
-          <w:highlight w:val="white"/>
+        <w:ind w:left="1417.3228346456694" w:right="428" w:firstLine="566.9291338582675"/>
+        <w:jc w:val="both"/>
+        <w:rPr>
+          <w:sz w:val="28"/>
+          <w:szCs w:val="28"/>
           <w:u w:val="none"/>
         </w:rPr>
       </w:pPr>
@@ -7692,10 +6495,9 @@
         <w:rPr>
           <w:sz w:val="28"/>
           <w:szCs w:val="28"/>
-          <w:highlight w:val="white"/>
-          <w:rtl w:val="0"/>
-        </w:rPr>
-        <w:t xml:space="preserve">Слой машинного обучения дополняет эвристический анализ обучаемыми моделями. Основными компонентами являются diff_classifier.py (классификатор патчей diff), пакет comparator/ с моделью MultiAspectComparator, а также пакет fragment_match/ с архитектурой InterferenceAwareMatcher. Для обеспечения устойчивости при отсутствии PyTorch реализован fallback-вариант на базе библиотеки scikit-learn.</w:t>
+          <w:rtl w:val="0"/>
+        </w:rPr>
+        <w:t xml:space="preserve">Построение дифференциальной (diff) карты с применением методов компьютерного зрения библиотеки OpenCV;</w:t>
       </w:r>
     </w:p>
     <w:p>
@@ -7717,12 +6519,11 @@
         </w:pBdr>
         <w:shd w:fill="auto" w:val="clear"/>
         <w:spacing w:after="0" w:afterAutospacing="0" w:before="0" w:beforeAutospacing="0" w:line="360" w:lineRule="auto"/>
-        <w:ind w:left="1275" w:right="423" w:firstLine="705"/>
-        <w:jc w:val="both"/>
-        <w:rPr>
-          <w:sz w:val="28"/>
-          <w:szCs w:val="28"/>
-          <w:highlight w:val="white"/>
+        <w:ind w:left="1417.3228346456694" w:right="428" w:firstLine="566.9291338582675"/>
+        <w:jc w:val="both"/>
+        <w:rPr>
+          <w:sz w:val="28"/>
+          <w:szCs w:val="28"/>
           <w:u w:val="none"/>
         </w:rPr>
       </w:pPr>
@@ -7730,10 +6531,81 @@
         <w:rPr>
           <w:sz w:val="28"/>
           <w:szCs w:val="28"/>
-          <w:highlight w:val="white"/>
-          <w:rtl w:val="0"/>
-        </w:rPr>
-        <w:t xml:space="preserve">Слой генерации текста отвечает за создание и улучшение описаний дефектов. Он реализован в модулях gemma_client.py и bug_report_prompts.py и взаимодействует с локальным сервером Ollama по HTTP API (http://127.0.0.1:11434). Использование Ollama позволяет выполнять обработку данных полностью локально без передачи информации во внешние сервисы .</w:t>
+          <w:rtl w:val="0"/>
+        </w:rPr>
+        <w:t xml:space="preserve">Классификация и сегментация выявленных зон расхождений с использованием свёрточных нейронных сетей (CNN);</w:t>
+      </w:r>
+    </w:p>
+    <w:p>
+      <w:pPr>
+        <w:keepNext w:val="0"/>
+        <w:keepLines w:val="0"/>
+        <w:pageBreakBefore w:val="0"/>
+        <w:widowControl w:val="0"/>
+        <w:numPr>
+          <w:ilvl w:val="0"/>
+          <w:numId w:val="1"/>
+        </w:numPr>
+        <w:pBdr>
+          <w:top w:space="0" w:sz="0" w:val="nil"/>
+          <w:left w:space="0" w:sz="0" w:val="nil"/>
+          <w:bottom w:space="0" w:sz="0" w:val="nil"/>
+          <w:right w:space="0" w:sz="0" w:val="nil"/>
+          <w:between w:space="0" w:sz="0" w:val="nil"/>
+        </w:pBdr>
+        <w:shd w:fill="auto" w:val="clear"/>
+        <w:spacing w:after="0" w:afterAutospacing="0" w:before="0" w:beforeAutospacing="0" w:line="360" w:lineRule="auto"/>
+        <w:ind w:left="1417.3228346456694" w:right="428" w:firstLine="566.9291338582675"/>
+        <w:jc w:val="both"/>
+        <w:rPr>
+          <w:sz w:val="28"/>
+          <w:szCs w:val="28"/>
+          <w:u w:val="none"/>
+        </w:rPr>
+      </w:pPr>
+      <w:r>
+        <w:rPr>
+          <w:sz w:val="28"/>
+          <w:szCs w:val="28"/>
+          <w:rtl w:val="0"/>
+        </w:rPr>
+        <w:t xml:space="preserve">Фильтрация ложных срабатываний и шумовых отличий для повышения точности анализа;</w:t>
+      </w:r>
+    </w:p>
+    <w:p>
+      <w:pPr>
+        <w:keepNext w:val="0"/>
+        <w:keepLines w:val="0"/>
+        <w:pageBreakBefore w:val="0"/>
+        <w:widowControl w:val="0"/>
+        <w:numPr>
+          <w:ilvl w:val="0"/>
+          <w:numId w:val="1"/>
+        </w:numPr>
+        <w:pBdr>
+          <w:top w:space="0" w:sz="0" w:val="nil"/>
+          <w:left w:space="0" w:sz="0" w:val="nil"/>
+          <w:bottom w:space="0" w:sz="0" w:val="nil"/>
+          <w:right w:space="0" w:sz="0" w:val="nil"/>
+          <w:between w:space="0" w:sz="0" w:val="nil"/>
+        </w:pBdr>
+        <w:shd w:fill="auto" w:val="clear"/>
+        <w:spacing w:after="0" w:afterAutospacing="0" w:before="0" w:beforeAutospacing="0" w:line="360" w:lineRule="auto"/>
+        <w:ind w:left="1417.3228346456694" w:right="428" w:firstLine="566.9291338582675"/>
+        <w:jc w:val="both"/>
+        <w:rPr>
+          <w:sz w:val="28"/>
+          <w:szCs w:val="28"/>
+          <w:u w:val="none"/>
+        </w:rPr>
+      </w:pPr>
+      <w:r>
+        <w:rPr>
+          <w:sz w:val="28"/>
+          <w:szCs w:val="28"/>
+          <w:rtl w:val="0"/>
+        </w:rPr>
+        <w:t xml:space="preserve">Генерация понятных, простых описаний дефектов и их «полировка» с помощью локальной языковой модели Ollama;</w:t>
       </w:r>
     </w:p>
     <w:p>
@@ -7755,12 +6627,11 @@
         </w:pBdr>
         <w:shd w:fill="auto" w:val="clear"/>
         <w:spacing w:after="0" w:before="0" w:beforeAutospacing="0" w:line="360" w:lineRule="auto"/>
-        <w:ind w:left="1275" w:right="423" w:firstLine="705"/>
-        <w:jc w:val="both"/>
-        <w:rPr>
-          <w:sz w:val="28"/>
-          <w:szCs w:val="28"/>
-          <w:highlight w:val="white"/>
+        <w:ind w:left="1417.3228346456694" w:right="428" w:firstLine="566.9291338582675"/>
+        <w:jc w:val="both"/>
+        <w:rPr>
+          <w:sz w:val="28"/>
+          <w:szCs w:val="28"/>
           <w:u w:val="none"/>
         </w:rPr>
       </w:pPr>
@@ -7768,10 +6639,447 @@
         <w:rPr>
           <w:sz w:val="28"/>
           <w:szCs w:val="28"/>
-          <w:highlight w:val="white"/>
-          <w:rtl w:val="0"/>
-        </w:rPr>
-        <w:t xml:space="preserve">Слой представления обеспечивает формирование результатов и взаимодействие с пользователем. В него входят модуль report.py (генерация HTML- и TXT-отчётов), web_server.py (веб-интерфейс на базе Flask) и app.py (десктопный интерфейс на Tkinter).</w:t>
+          <w:rtl w:val="0"/>
+        </w:rPr>
+        <w:t xml:space="preserve">Разработка удобных интерфейсов взаимодействия: веб-интерфейса и графического пользовательского интерфейса (GUI).</w:t>
+      </w:r>
+    </w:p>
+    <w:p>
+      <w:pPr>
+        <w:keepNext w:val="0"/>
+        <w:keepLines w:val="0"/>
+        <w:pageBreakBefore w:val="0"/>
+        <w:widowControl w:val="0"/>
+        <w:pBdr>
+          <w:top w:space="0" w:sz="0" w:val="nil"/>
+          <w:left w:space="0" w:sz="0" w:val="nil"/>
+          <w:bottom w:space="0" w:sz="0" w:val="nil"/>
+          <w:right w:space="0" w:sz="0" w:val="nil"/>
+          <w:between w:space="0" w:sz="0" w:val="nil"/>
+        </w:pBdr>
+        <w:shd w:fill="auto" w:val="clear"/>
+        <w:spacing w:after="0" w:before="14" w:line="360" w:lineRule="auto"/>
+        <w:ind w:left="1277" w:right="428" w:firstLine="707"/>
+        <w:jc w:val="both"/>
+        <w:rPr>
+          <w:sz w:val="28"/>
+          <w:szCs w:val="28"/>
+        </w:rPr>
+      </w:pPr>
+      <w:r>
+        <w:rPr>
+          <w:sz w:val="28"/>
+          <w:szCs w:val="28"/>
+          <w:rtl w:val="0"/>
+        </w:rPr>
+        <w:t xml:space="preserve">Предлагаемая архитектура строится по модульному принципу, так как это обеспечивает гибкость, масштабируемость и удобство дальнейшей поддержки системы. Каждый модуль выполняет строго определённую функцию, а взаимодействие между ними осуществляется через унифицированные интерфейсы обмена данными.</w:t>
+      </w:r>
+    </w:p>
+    <w:p>
+      <w:pPr>
+        <w:keepNext w:val="0"/>
+        <w:keepLines w:val="0"/>
+        <w:pageBreakBefore w:val="0"/>
+        <w:widowControl w:val="0"/>
+        <w:pBdr>
+          <w:top w:space="0" w:sz="0" w:val="nil"/>
+          <w:left w:space="0" w:sz="0" w:val="nil"/>
+          <w:bottom w:space="0" w:sz="0" w:val="nil"/>
+          <w:right w:space="0" w:sz="0" w:val="nil"/>
+          <w:between w:space="0" w:sz="0" w:val="nil"/>
+        </w:pBdr>
+        <w:shd w:fill="auto" w:val="clear"/>
+        <w:spacing w:after="0" w:before="14" w:line="360" w:lineRule="auto"/>
+        <w:ind w:left="1277" w:right="428" w:firstLine="707"/>
+        <w:jc w:val="both"/>
+        <w:rPr>
+          <w:sz w:val="28"/>
+          <w:szCs w:val="28"/>
+        </w:rPr>
+      </w:pPr>
+      <w:r>
+        <w:rPr>
+          <w:rtl w:val="0"/>
+        </w:rPr>
+      </w:r>
+    </w:p>
+    <w:p>
+      <w:pPr>
+        <w:pStyle w:val="Heading1"/>
+        <w:numPr>
+          <w:ilvl w:val="2"/>
+          <w:numId w:val="10"/>
+        </w:numPr>
+        <w:tabs>
+          <w:tab w:val="left" w:leader="none" w:pos="2614"/>
+        </w:tabs>
+        <w:spacing w:after="0" w:before="0" w:line="360" w:lineRule="auto"/>
+        <w:ind w:left="2614" w:right="0" w:hanging="629"/>
+        <w:jc w:val="both"/>
+        <w:rPr/>
+      </w:pPr>
+      <w:bookmarkStart w:colFirst="0" w:colLast="0" w:name="_sk05o07rrz7u" w:id="12"/>
+      <w:bookmarkEnd w:id="12"/>
+      <w:r>
+        <w:rPr>
+          <w:rtl w:val="0"/>
+        </w:rPr>
+        <w:t xml:space="preserve">Функциональные требования</w:t>
+      </w:r>
+    </w:p>
+    <w:p>
+      <w:pPr>
+        <w:tabs>
+          <w:tab w:val="left" w:leader="none" w:pos="2614"/>
+        </w:tabs>
+        <w:ind w:left="2615" w:firstLine="0"/>
+        <w:rPr/>
+      </w:pPr>
+      <w:r>
+        <w:rPr>
+          <w:rtl w:val="0"/>
+        </w:rPr>
+      </w:r>
+    </w:p>
+    <w:p>
+      <w:pPr>
+        <w:spacing w:line="360" w:lineRule="auto"/>
+        <w:ind w:left="1277" w:right="427" w:firstLine="707"/>
+        <w:jc w:val="both"/>
+        <w:rPr>
+          <w:sz w:val="28"/>
+          <w:szCs w:val="28"/>
+        </w:rPr>
+      </w:pPr>
+      <w:r>
+        <w:rPr>
+          <w:sz w:val="28"/>
+          <w:szCs w:val="28"/>
+          <w:rtl w:val="0"/>
+        </w:rPr>
+        <w:t xml:space="preserve">Разрабатываемая система должна обеспечивать автоматизированный сбор исходных данных, включая выгрузку актуальных дизайн-макетов через официальный REST API Figma с последующим локальным кэшированием, а также программный захват скриншотов веб-страниц в контролируемой среде браузера Google Chrome с гибкой настройкой параметров viewport и задержек рендеринга. На основе полученных эталонных и фактических изображений система осуществляет построение дифференциальных карт (diff-карт) с применением настраиваемых порогов чувствительности (pixel_threshold, tolerance_shift_px), проводит глубокий анализ выявленных расхождений, интеллектуально фильтрует ложные срабатывания и формирует итоговый бинарный вердикт соответствия страницы (PASS/FAIL).</w:t>
+      </w:r>
+    </w:p>
+    <w:p>
+      <w:pPr>
+        <w:spacing w:line="360" w:lineRule="auto"/>
+        <w:ind w:left="1277" w:right="427" w:firstLine="707"/>
+        <w:jc w:val="both"/>
+        <w:rPr>
+          <w:sz w:val="28"/>
+          <w:szCs w:val="28"/>
+        </w:rPr>
+      </w:pPr>
+      <w:r>
+        <w:rPr>
+          <w:sz w:val="28"/>
+          <w:szCs w:val="28"/>
+          <w:rtl w:val="0"/>
+        </w:rPr>
+        <w:t xml:space="preserve">При обнаружении визуальных регрессий система обязана генерировать детализированный отчет, содержащий миниатюры проблемных фрагментов (кропы) и их структурированные описания. Ключевой функциональной особенностью является интеграция с локальной языковой моделью (платформа Ollama) для лингвистической «полировки» и формирования человекочитаемых описаний дефектов на русском языке. Результирующие данные экспортируются в форматы HTML и TXT, при этом архитектура системы должна поддерживать механизм graceful degradation, гарантирующий корректное завершение конвейера и формирование базового эвристического отчета даже в условиях временной недоступности нейросетевых компонентов.</w:t>
+      </w:r>
+    </w:p>
+    <w:p>
+      <w:pPr>
+        <w:spacing w:line="360" w:lineRule="auto"/>
+        <w:ind w:left="1277" w:right="427" w:firstLine="707"/>
+        <w:jc w:val="both"/>
+        <w:rPr>
+          <w:sz w:val="28"/>
+          <w:szCs w:val="28"/>
+        </w:rPr>
+      </w:pPr>
+      <w:r>
+        <w:rPr>
+          <w:rtl w:val="0"/>
+        </w:rPr>
+      </w:r>
+    </w:p>
+    <w:p>
+      <w:pPr>
+        <w:spacing w:line="360" w:lineRule="auto"/>
+        <w:ind w:left="1277" w:right="427" w:firstLine="707"/>
+        <w:jc w:val="both"/>
+        <w:rPr>
+          <w:sz w:val="28"/>
+          <w:szCs w:val="28"/>
+        </w:rPr>
+      </w:pPr>
+      <w:r>
+        <w:rPr>
+          <w:rtl w:val="0"/>
+        </w:rPr>
+      </w:r>
+    </w:p>
+    <w:p>
+      <w:pPr>
+        <w:spacing w:line="360" w:lineRule="auto"/>
+        <w:ind w:left="1277" w:right="427" w:firstLine="707"/>
+        <w:jc w:val="both"/>
+        <w:rPr>
+          <w:sz w:val="28"/>
+          <w:szCs w:val="28"/>
+        </w:rPr>
+      </w:pPr>
+      <w:r>
+        <w:rPr>
+          <w:rtl w:val="0"/>
+        </w:rPr>
+      </w:r>
+    </w:p>
+    <w:p>
+      <w:pPr>
+        <w:spacing w:line="360" w:lineRule="auto"/>
+        <w:ind w:left="1277" w:right="427" w:firstLine="707"/>
+        <w:jc w:val="both"/>
+        <w:rPr>
+          <w:sz w:val="28"/>
+          <w:szCs w:val="28"/>
+        </w:rPr>
+      </w:pPr>
+      <w:r>
+        <w:rPr>
+          <w:rtl w:val="0"/>
+        </w:rPr>
+      </w:r>
+    </w:p>
+    <w:p>
+      <w:pPr>
+        <w:pStyle w:val="Heading1"/>
+        <w:numPr>
+          <w:ilvl w:val="2"/>
+          <w:numId w:val="9"/>
+        </w:numPr>
+        <w:tabs>
+          <w:tab w:val="left" w:leader="none" w:pos="2682"/>
+        </w:tabs>
+        <w:spacing w:after="0" w:before="0" w:line="360" w:lineRule="auto"/>
+        <w:ind w:left="2682" w:right="0" w:hanging="696.9999999999999"/>
+        <w:jc w:val="left"/>
+        <w:rPr/>
+      </w:pPr>
+      <w:bookmarkStart w:colFirst="0" w:colLast="0" w:name="_rrkmvd3p12ay" w:id="13"/>
+      <w:bookmarkEnd w:id="13"/>
+      <w:r>
+        <w:rPr>
+          <w:rtl w:val="0"/>
+        </w:rPr>
+        <w:t xml:space="preserve">Нефункциональные требования</w:t>
+      </w:r>
+    </w:p>
+    <w:p>
+      <w:pPr>
+        <w:tabs>
+          <w:tab w:val="left" w:leader="none" w:pos="2682"/>
+        </w:tabs>
+        <w:ind w:left="2685" w:firstLine="0"/>
+        <w:rPr/>
+      </w:pPr>
+      <w:r>
+        <w:rPr>
+          <w:rtl w:val="0"/>
+        </w:rPr>
+      </w:r>
+    </w:p>
+    <w:p>
+      <w:pPr>
+        <w:keepNext w:val="0"/>
+        <w:keepLines w:val="0"/>
+        <w:pageBreakBefore w:val="0"/>
+        <w:widowControl w:val="0"/>
+        <w:pBdr>
+          <w:top w:space="0" w:sz="0" w:val="nil"/>
+          <w:left w:space="0" w:sz="0" w:val="nil"/>
+          <w:bottom w:space="0" w:sz="0" w:val="nil"/>
+          <w:right w:space="0" w:sz="0" w:val="nil"/>
+          <w:between w:space="0" w:sz="0" w:val="nil"/>
+        </w:pBdr>
+        <w:shd w:fill="auto" w:val="clear"/>
+        <w:spacing w:after="0" w:before="2" w:line="360" w:lineRule="auto"/>
+        <w:ind w:left="1277" w:right="422" w:firstLine="707"/>
+        <w:jc w:val="both"/>
+        <w:rPr>
+          <w:sz w:val="28"/>
+          <w:szCs w:val="28"/>
+        </w:rPr>
+      </w:pPr>
+      <w:r>
+        <w:rPr>
+          <w:sz w:val="28"/>
+          <w:szCs w:val="28"/>
+          <w:rtl w:val="0"/>
+        </w:rPr>
+        <w:t xml:space="preserve">Нефункциональные требования определяют, какими свойствами должна обладать система и в каких условиях она будет работать.</w:t>
+      </w:r>
+    </w:p>
+    <w:p>
+      <w:pPr>
+        <w:keepNext w:val="0"/>
+        <w:keepLines w:val="0"/>
+        <w:pageBreakBefore w:val="0"/>
+        <w:widowControl w:val="0"/>
+        <w:pBdr>
+          <w:top w:space="0" w:sz="0" w:val="nil"/>
+          <w:left w:space="0" w:sz="0" w:val="nil"/>
+          <w:bottom w:space="0" w:sz="0" w:val="nil"/>
+          <w:right w:space="0" w:sz="0" w:val="nil"/>
+          <w:between w:space="0" w:sz="0" w:val="nil"/>
+        </w:pBdr>
+        <w:shd w:fill="auto" w:val="clear"/>
+        <w:spacing w:after="0" w:before="2" w:line="360" w:lineRule="auto"/>
+        <w:ind w:left="1277" w:right="422" w:firstLine="707"/>
+        <w:jc w:val="both"/>
+        <w:rPr>
+          <w:sz w:val="28"/>
+          <w:szCs w:val="28"/>
+        </w:rPr>
+      </w:pPr>
+      <w:r>
+        <w:rPr>
+          <w:sz w:val="28"/>
+          <w:szCs w:val="28"/>
+          <w:rtl w:val="0"/>
+        </w:rPr>
+        <w:t xml:space="preserve">Полный цикл визуальной сверки одной веб-страницы (от загрузки макета до формирования отчёта) не должен превышать 15 минут на стандартном пользовательском оборудовании. Вся обработка изображений, анализ и генерация описаний должны выполняться локально, без передачи конфиденциальных данных на внешние серверы (за исключением авторизованных запросов к Figma API) .</w:t>
+      </w:r>
+    </w:p>
+    <w:p>
+      <w:pPr>
+        <w:keepNext w:val="0"/>
+        <w:keepLines w:val="0"/>
+        <w:pageBreakBefore w:val="0"/>
+        <w:widowControl w:val="0"/>
+        <w:pBdr>
+          <w:top w:space="0" w:sz="0" w:val="nil"/>
+          <w:left w:space="0" w:sz="0" w:val="nil"/>
+          <w:bottom w:space="0" w:sz="0" w:val="nil"/>
+          <w:right w:space="0" w:sz="0" w:val="nil"/>
+          <w:between w:space="0" w:sz="0" w:val="nil"/>
+        </w:pBdr>
+        <w:shd w:fill="auto" w:val="clear"/>
+        <w:spacing w:after="0" w:before="2" w:line="360" w:lineRule="auto"/>
+        <w:ind w:left="1277" w:right="422" w:firstLine="707"/>
+        <w:jc w:val="both"/>
+        <w:rPr>
+          <w:sz w:val="28"/>
+          <w:szCs w:val="28"/>
+        </w:rPr>
+      </w:pPr>
+      <w:r>
+        <w:rPr>
+          <w:sz w:val="28"/>
+          <w:szCs w:val="28"/>
+          <w:rtl w:val="0"/>
+        </w:rPr>
+        <w:t xml:space="preserve">Конфиденциальная информация, такая как токены доступа, должна храниться исключительно в переменных окружения. Архитектура системы должна быть модульной, что позволит в дальнейшем легко заменять отдельные компоненты (например, модель классификации или языковую модель) без переработки всего приложения.</w:t>
+      </w:r>
+    </w:p>
+    <w:p>
+      <w:pPr>
+        <w:keepNext w:val="0"/>
+        <w:keepLines w:val="0"/>
+        <w:pageBreakBefore w:val="0"/>
+        <w:widowControl w:val="0"/>
+        <w:pBdr>
+          <w:top w:space="0" w:sz="0" w:val="nil"/>
+          <w:left w:space="0" w:sz="0" w:val="nil"/>
+          <w:bottom w:space="0" w:sz="0" w:val="nil"/>
+          <w:right w:space="0" w:sz="0" w:val="nil"/>
+          <w:between w:space="0" w:sz="0" w:val="nil"/>
+        </w:pBdr>
+        <w:shd w:fill="auto" w:val="clear"/>
+        <w:spacing w:after="0" w:before="2" w:line="360" w:lineRule="auto"/>
+        <w:ind w:left="1277" w:right="422" w:firstLine="707"/>
+        <w:jc w:val="both"/>
+        <w:rPr>
+          <w:b w:val="1"/>
+          <w:bCs w:val="1"/>
+          <w:sz w:val="28"/>
+          <w:szCs w:val="28"/>
+        </w:rPr>
+      </w:pPr>
+      <w:r>
+        <w:rPr>
+          <w:sz w:val="28"/>
+          <w:szCs w:val="28"/>
+          <w:rtl w:val="0"/>
+        </w:rPr>
+        <w:t xml:space="preserve">Система должна поддерживать работу на операционных системах Windows 10 и выше, а также на популярных дистрибутивах Linux. Интерфейс управления (веб-панель и CLI) должен быть интуитивно понятным и обеспечивать мониторинг процесса в реальном времени. Особое внимание уделяется устойчивости системы к временным сбоям внешних сервисов и возможности параллельной обработки нескольких страниц.</w:t>
+      </w:r>
+      <w:r>
+        <w:rPr>
+          <w:rtl w:val="0"/>
+        </w:rPr>
+      </w:r>
+    </w:p>
+    <w:p>
+      <w:pPr>
+        <w:keepNext w:val="0"/>
+        <w:keepLines w:val="0"/>
+        <w:pageBreakBefore w:val="0"/>
+        <w:widowControl w:val="0"/>
+        <w:pBdr>
+          <w:top w:space="0" w:sz="0" w:val="nil"/>
+          <w:left w:space="0" w:sz="0" w:val="nil"/>
+          <w:bottom w:space="0" w:sz="0" w:val="nil"/>
+          <w:right w:space="0" w:sz="0" w:val="nil"/>
+          <w:between w:space="0" w:sz="0" w:val="nil"/>
+        </w:pBdr>
+        <w:shd w:fill="auto" w:val="clear"/>
+        <w:spacing w:after="0" w:before="2" w:line="360" w:lineRule="auto"/>
+        <w:ind w:left="1277" w:right="422" w:firstLine="707"/>
+        <w:jc w:val="both"/>
+        <w:rPr>
+          <w:b w:val="1"/>
+          <w:bCs w:val="1"/>
+          <w:sz w:val="28"/>
+          <w:szCs w:val="28"/>
+        </w:rPr>
+      </w:pPr>
+      <w:r>
+        <w:rPr>
+          <w:rtl w:val="0"/>
+        </w:rPr>
+      </w:r>
+    </w:p>
+    <w:p>
+      <w:pPr>
+        <w:pStyle w:val="Heading1"/>
+        <w:numPr>
+          <w:ilvl w:val="1"/>
+          <w:numId w:val="8"/>
+        </w:numPr>
+        <w:tabs>
+          <w:tab w:val="left" w:leader="none" w:pos="2403"/>
+        </w:tabs>
+        <w:spacing w:after="0" w:before="0" w:line="360" w:lineRule="auto"/>
+        <w:ind w:left="2403" w:right="0" w:hanging="418.0000000000001"/>
+        <w:jc w:val="left"/>
+        <w:rPr/>
+      </w:pPr>
+      <w:bookmarkStart w:colFirst="0" w:colLast="0" w:name="_bn7h75t36smy" w:id="14"/>
+      <w:bookmarkEnd w:id="14"/>
+      <w:r>
+        <w:rPr>
+          <w:rtl w:val="0"/>
+        </w:rPr>
+        <w:t xml:space="preserve">Архитектура системы</w:t>
+      </w:r>
+    </w:p>
+    <w:p>
+      <w:pPr>
+        <w:tabs>
+          <w:tab w:val="left" w:leader="none" w:pos="2403"/>
+        </w:tabs>
+        <w:ind w:left="2404" w:firstLine="0"/>
+        <w:rPr>
+          <w:vertAlign w:val="baseline"/>
+        </w:rPr>
+      </w:pPr>
+      <w:r>
+        <w:rPr>
+          <w:rtl w:val="0"/>
+        </w:rPr>
       </w:r>
     </w:p>
     <w:p>
@@ -7804,12 +7112,7 @@
           <w:highlight w:val="white"/>
           <w:rtl w:val="0"/>
         </w:rPr>
-        <w:t xml:space="preserve">Центральным элементом системы является функция run_figma_vs_site в модуле pipeline.py, которая последовательно оркестрирует все этапы конвейера, собирает метрики и возвращает объект RunOutcome с итоговым статусом (PASS/FAIL), путями к артефактам и текстом отчёта.</w:t>
-      </w:r>
-      <w:r>
-        <w:rPr>
-          <w:rtl w:val="0"/>
-        </w:rPr>
+        <w:t xml:space="preserve">Система построена на модульной конвейерной архитектуре со строгой типизацией данных, что позволяет независимо развивать и тестировать каждый компонент. Главный принцип работы — полная локальность: все изображения, веса моделей и отчёты остаются на компьютере. Единственное внешнее обращение — это авторизованный запрос к Figma API для получения эталона</w:t>
       </w:r>
     </w:p>
     <w:p>
@@ -7826,9 +7129,119 @@
           <w:between w:space="0" w:sz="0" w:val="nil"/>
         </w:pBdr>
         <w:shd w:fill="auto" w:val="clear"/>
-        <w:spacing w:after="0" w:before="156" w:line="240" w:lineRule="auto"/>
-        <w:ind w:left="0" w:right="0" w:firstLine="0"/>
-        <w:jc w:val="left"/>
+        <w:spacing w:after="0" w:before="74" w:line="360" w:lineRule="auto"/>
+        <w:ind w:left="1277" w:right="423" w:firstLine="707"/>
+        <w:jc w:val="both"/>
+        <w:rPr>
+          <w:sz w:val="28"/>
+          <w:szCs w:val="28"/>
+          <w:highlight w:val="white"/>
+        </w:rPr>
+      </w:pPr>
+      <w:r>
+        <w:rPr>
+          <w:sz w:val="28"/>
+          <w:szCs w:val="28"/>
+          <w:highlight w:val="white"/>
+          <w:rtl w:val="0"/>
+        </w:rPr>
+        <w:t xml:space="preserve">Архитектура ориентирована на полностью локальное выполнение всех этапов обработки. Изображения макетов, скриншоты страниц, карты различий, веса нейросетевых моделей и генерируемые отчёты не передаются на внешние облачные сервисы. Общая структура системы показана на рисунке 3.</w:t>
+      </w:r>
+    </w:p>
+    <w:p>
+      <w:pPr>
+        <w:spacing w:after="240" w:before="240" w:line="360" w:lineRule="auto"/>
+        <w:ind w:left="1440" w:firstLine="720"/>
+        <w:jc w:val="both"/>
+        <w:rPr>
+          <w:sz w:val="28"/>
+          <w:szCs w:val="28"/>
+          <w:highlight w:val="white"/>
+        </w:rPr>
+      </w:pPr>
+      <w:r>
+        <w:rPr>
+          <w:sz w:val="28"/>
+          <w:szCs w:val="28"/>
+          <w:highlight w:val="white"/>
+          <w:rtl w:val="0"/>
+        </w:rPr>
+        <w:t xml:space="preserve">Рисунок 3 —UML Component Diagram архитектуры системы</w:t>
+      </w:r>
+    </w:p>
+    <w:p>
+      <w:pPr>
+        <w:spacing w:after="240" w:before="240" w:line="360" w:lineRule="auto"/>
+        <w:ind w:left="1133.8582677165355" w:hanging="425.19685039370086"/>
+        <w:jc w:val="both"/>
+        <w:rPr>
+          <w:sz w:val="28"/>
+          <w:szCs w:val="28"/>
+          <w:highlight w:val="white"/>
+        </w:rPr>
+      </w:pPr>
+      <w:r>
+        <w:rPr>
+          <w:sz w:val="28"/>
+          <w:szCs w:val="28"/>
+          <w:highlight w:val="white"/>
+        </w:rPr>
+        <w:drawing>
+          <wp:inline distB="114300" distT="114300" distL="114300" distR="114300">
+            <wp:extent cx="6606117" cy="6104760"/>
+            <wp:effectExtent b="0" l="0" r="0" t="0"/>
+            <wp:docPr id="5" name="image6.png"/>
+            <a:graphic>
+              <a:graphicData uri="http://schemas.openxmlformats.org/drawingml/2006/picture">
+                <pic:pic>
+                  <pic:nvPicPr>
+                    <pic:cNvPr id="0" name="image6.png"/>
+                    <pic:cNvPicPr preferRelativeResize="0"/>
+                  </pic:nvPicPr>
+                  <pic:blipFill>
+                    <a:blip r:embed="rId12"/>
+                    <a:srcRect b="0" l="0" r="0" t="0"/>
+                    <a:stretch>
+                      <a:fillRect/>
+                    </a:stretch>
+                  </pic:blipFill>
+                  <pic:spPr>
+                    <a:xfrm>
+                      <a:off x="0" y="0"/>
+                      <a:ext cx="6606117" cy="6104760"/>
+                    </a:xfrm>
+                    <a:prstGeom prst="rect"/>
+                    <a:ln/>
+                  </pic:spPr>
+                </pic:pic>
+              </a:graphicData>
+            </a:graphic>
+          </wp:inline>
+        </w:drawing>
+      </w:r>
+      <w:r>
+        <w:rPr>
+          <w:rtl w:val="0"/>
+        </w:rPr>
+      </w:r>
+    </w:p>
+    <w:p>
+      <w:pPr>
+        <w:keepNext w:val="0"/>
+        <w:keepLines w:val="0"/>
+        <w:pageBreakBefore w:val="0"/>
+        <w:widowControl w:val="0"/>
+        <w:pBdr>
+          <w:top w:space="0" w:sz="0" w:val="nil"/>
+          <w:left w:space="0" w:sz="0" w:val="nil"/>
+          <w:bottom w:space="0" w:sz="0" w:val="nil"/>
+          <w:right w:space="0" w:sz="0" w:val="nil"/>
+          <w:between w:space="0" w:sz="0" w:val="nil"/>
+        </w:pBdr>
+        <w:shd w:fill="auto" w:val="clear"/>
+        <w:spacing w:after="0" w:before="74" w:line="360" w:lineRule="auto"/>
+        <w:ind w:left="1277" w:right="423" w:firstLine="707"/>
+        <w:jc w:val="both"/>
         <w:rPr>
           <w:i w:val="0"/>
           <w:iCs w:val="0"/>
@@ -7844,6 +7257,15 @@
       </w:pPr>
       <w:r>
         <w:rPr>
+          <w:sz w:val="28"/>
+          <w:szCs w:val="28"/>
+          <w:highlight w:val="white"/>
+          <w:rtl w:val="0"/>
+        </w:rPr>
+        <w:t xml:space="preserve">Все компоненты работают полностью локально. Взаимодействие между модулями осуществляется через унифицированные структуры данных (RunConfig, CompareResult, BugItem).</w:t>
+      </w:r>
+      <w:r>
+        <w:rPr>
           <w:rtl w:val="0"/>
         </w:rPr>
       </w:r>
@@ -7853,18 +7275,18 @@
         <w:pStyle w:val="Heading1"/>
         <w:numPr>
           <w:ilvl w:val="1"/>
-          <w:numId w:val="8"/>
+          <w:numId w:val="7"/>
         </w:numPr>
         <w:tabs>
           <w:tab w:val="left" w:leader="none" w:pos="2476"/>
         </w:tabs>
-        <w:spacing w:after="0" w:before="0" w:line="240" w:lineRule="auto"/>
+        <w:spacing w:after="0" w:before="0" w:line="360" w:lineRule="auto"/>
         <w:ind w:left="2476" w:right="0" w:hanging="490.99999999999994"/>
         <w:jc w:val="left"/>
         <w:rPr/>
       </w:pPr>
-      <w:bookmarkStart w:colFirst="0" w:colLast="0" w:name="_r3qixvda920n" w:id="14"/>
-      <w:bookmarkEnd w:id="14"/>
+      <w:bookmarkStart w:colFirst="0" w:colLast="0" w:name="_r3qixvda920n" w:id="15"/>
+      <w:bookmarkEnd w:id="15"/>
       <w:r>
         <w:rPr>
           <w:rtl w:val="0"/>
@@ -7888,40 +7310,26 @@
     </w:p>
     <w:p>
       <w:pPr>
-        <w:tabs>
-          <w:tab w:val="left" w:leader="none" w:pos="2476"/>
-        </w:tabs>
-        <w:ind w:left="0" w:firstLine="0"/>
-        <w:rPr>
-          <w:sz w:val="28"/>
-          <w:szCs w:val="28"/>
-        </w:rPr>
-      </w:pPr>
-      <w:r>
-        <w:rPr>
-          <w:rtl w:val="0"/>
-        </w:rPr>
-      </w:r>
-    </w:p>
-    <w:p>
-      <w:pPr>
         <w:spacing w:before="74" w:line="360" w:lineRule="auto"/>
         <w:ind w:left="1277" w:right="423" w:firstLine="707"/>
         <w:jc w:val="both"/>
         <w:rPr>
-          <w:sz w:val="28"/>
-          <w:szCs w:val="28"/>
-          <w:highlight w:val="white"/>
-        </w:rPr>
-      </w:pPr>
-      <w:r>
-        <w:rPr>
-          <w:sz w:val="28"/>
-          <w:szCs w:val="28"/>
-          <w:highlight w:val="white"/>
-          <w:rtl w:val="0"/>
-        </w:rPr>
-        <w:t xml:space="preserve">Модульная структура системы спроектирована таким образом, чтобы каждый этап визуальной сверки обладал чётко определёнными входными и выходными данными, а также набором настраиваемых параметров. Поток данных организован по принципу однонаправленного конвейера: результат работы предыдущего этапа передаётся на вход следующему.</w:t>
+          <w:sz w:val="32"/>
+          <w:szCs w:val="32"/>
+        </w:rPr>
+      </w:pPr>
+      <w:r>
+        <w:rPr>
+          <w:sz w:val="28"/>
+          <w:szCs w:val="28"/>
+          <w:rtl w:val="0"/>
+        </w:rPr>
+        <w:t xml:space="preserve">Модульная структура системы спроектирована с соблюдением принципов инкапсуляции, благодаря чему каждый этап визуальной сверки обладает строго определёнными входными и выходными параметрами, а также собственным набором конфигурируемых настроек. Поток данных организован по принципу детерминированного однонаправленного конвейера: результирующий объект, сформированный на предыдущем этапе обработки, автоматически передаётся на вход следующему модулю, обеспечивая непрерывность и логическую целостность всего процесса анализа.</w:t>
+      </w:r>
+      <w:r>
+        <w:rPr>
+          <w:rtl w:val="0"/>
+        </w:rPr>
       </w:r>
     </w:p>
     <w:p>
@@ -7942,7 +7350,7 @@
           <w:highlight w:val="white"/>
           <w:rtl w:val="0"/>
         </w:rPr>
-        <w:t xml:space="preserve">Этап 1. Получение эталонного изображения. На вход модуля подаются идентификаторы Figma-файла (file_key, node_id), масштаб экспорта scale и токен доступа FIGMA_ACCESS_TOKEN. Модуль export_frame_png выполняет запрос к REST API Figma и сохраняет полученное изображение в директорию shots/figma_cache/. При включённом параметре use_cached_png = true используется ранее сохранённая версия файла. Данный подход соответствует лучшим промышленным практикам, когда «данные забираются напрямую из Figma‑файла через API» .</w:t>
+        <w:t xml:space="preserve">Этап 1. Получение эталонного изображения. На вход модуля подаются идентификаторы Figma-файла (file_key, node_id), масштаб экспорта scale и токен для доступа к макету FIGMA_ACCESS_TOKEN. Модуль export_frame_png выполняет запрос к REST API Figma и сохраняет полученное изображение в директорию shots/figma_cache/. При включённом параметре use_cached_png = true используется ранее сохранённая версия файла. Данный подход соответствует лучшим промышленным практикам, когда «данные забираются напрямую из Figma‑файла через API» .</w:t>
       </w:r>
     </w:p>
     <w:p>
@@ -8094,6 +7502,40 @@
     </w:p>
     <w:p>
       <w:pPr>
+        <w:spacing w:before="74" w:line="360" w:lineRule="auto"/>
+        <w:ind w:left="1277" w:right="423" w:firstLine="707"/>
+        <w:jc w:val="both"/>
+        <w:rPr>
+          <w:sz w:val="28"/>
+          <w:szCs w:val="28"/>
+          <w:highlight w:val="white"/>
+        </w:rPr>
+      </w:pPr>
+      <w:r>
+        <w:rPr>
+          <w:rtl w:val="0"/>
+        </w:rPr>
+      </w:r>
+    </w:p>
+    <w:p>
+      <w:pPr>
+        <w:spacing w:before="74" w:line="360" w:lineRule="auto"/>
+        <w:ind w:left="1277" w:right="423" w:firstLine="707"/>
+        <w:jc w:val="both"/>
+        <w:rPr>
+          <w:sz w:val="28"/>
+          <w:szCs w:val="28"/>
+          <w:highlight w:val="white"/>
+        </w:rPr>
+      </w:pPr>
+      <w:r>
+        <w:rPr>
+          <w:rtl w:val="0"/>
+        </w:rPr>
+      </w:r>
+    </w:p>
+    <w:p>
+      <w:pPr>
         <w:spacing w:after="240" w:before="240" w:line="360" w:lineRule="auto"/>
         <w:ind w:left="1440" w:firstLine="720"/>
         <w:jc w:val="both"/>
@@ -8111,12 +7553,18 @@
           <w:rtl w:val="0"/>
         </w:rPr>
         <w:t xml:space="preserve">Таблица 3 — Потоки данных между модулями конвейера</w:t>
+      </w:r>
+      <w:r>
+        <w:rPr>
+          <w:rtl w:val="0"/>
+        </w:rPr>
       </w:r>
     </w:p>
     <w:tbl>
       <w:tblPr>
         <w:tblStyle w:val="Table3"/>
-        <w:tblW w:w="9620.0" w:type="dxa"/>
+        <w:tblpPr w:leftFromText="180" w:rightFromText="180" w:topFromText="180" w:bottomFromText="180" w:vertAnchor="text" w:horzAnchor="text" w:tblpX="1418.333333333334" w:tblpY="0"/>
+        <w:tblW w:w="9600.0" w:type="dxa"/>
         <w:jc w:val="left"/>
         <w:tblInd w:w="1440.0" w:type="dxa"/>
         <w:tblBorders>
@@ -8131,39 +7579,30 @@
         <w:tblLook w:val="0600"/>
       </w:tblPr>
       <w:tblGrid>
-        <w:gridCol w:w="2405"/>
-        <w:gridCol w:w="2405"/>
-        <w:gridCol w:w="2405"/>
-        <w:gridCol w:w="2405"/>
+        <w:gridCol w:w="2400"/>
+        <w:gridCol w:w="2400"/>
+        <w:gridCol w:w="2400"/>
+        <w:gridCol w:w="2400"/>
         <w:tblGridChange w:id="0">
           <w:tblGrid>
-            <w:gridCol w:w="2405"/>
-            <w:gridCol w:w="2405"/>
-            <w:gridCol w:w="2405"/>
-            <w:gridCol w:w="2405"/>
+            <w:gridCol w:w="2400"/>
+            <w:gridCol w:w="2400"/>
+            <w:gridCol w:w="2400"/>
+            <w:gridCol w:w="2400"/>
           </w:tblGrid>
         </w:tblGridChange>
       </w:tblGrid>
       <w:tr>
         <w:trPr>
           <w:cantSplit w:val="0"/>
-          <w:trHeight w:val="1010.91796875" w:hRule="atLeast"/>
+          <w:trHeight w:val="945.5436197916788" w:hRule="atLeast"/>
           <w:tblHeader w:val="0"/>
         </w:trPr>
         <w:tc>
-          <w:tcPr>
-            <w:shd w:fill="auto" w:val="clear"/>
-            <w:tcMar>
-              <w:top w:w="100.0" w:type="dxa"/>
-              <w:left w:w="100.0" w:type="dxa"/>
-              <w:bottom w:w="100.0" w:type="dxa"/>
-              <w:right w:w="100.0" w:type="dxa"/>
-            </w:tcMar>
-            <w:vAlign w:val="top"/>
-          </w:tcPr>
+          <w:tcPr/>
           <w:p>
             <w:pPr>
-              <w:spacing w:after="240" w:before="240" w:lineRule="auto"/>
+              <w:spacing w:after="240" w:before="240" w:line="360" w:lineRule="auto"/>
               <w:jc w:val="center"/>
               <w:rPr>
                 <w:sz w:val="28"/>
@@ -8183,19 +7622,10 @@
           </w:p>
         </w:tc>
         <w:tc>
-          <w:tcPr>
-            <w:shd w:fill="auto" w:val="clear"/>
-            <w:tcMar>
-              <w:top w:w="100.0" w:type="dxa"/>
-              <w:left w:w="100.0" w:type="dxa"/>
-              <w:bottom w:w="100.0" w:type="dxa"/>
-              <w:right w:w="100.0" w:type="dxa"/>
-            </w:tcMar>
-            <w:vAlign w:val="top"/>
-          </w:tcPr>
+          <w:tcPr/>
           <w:p>
             <w:pPr>
-              <w:spacing w:after="240" w:before="240" w:lineRule="auto"/>
+              <w:spacing w:after="240" w:before="240" w:line="360" w:lineRule="auto"/>
               <w:jc w:val="center"/>
               <w:rPr>
                 <w:sz w:val="28"/>
@@ -8215,19 +7645,10 @@
           </w:p>
         </w:tc>
         <w:tc>
-          <w:tcPr>
-            <w:shd w:fill="auto" w:val="clear"/>
-            <w:tcMar>
-              <w:top w:w="100.0" w:type="dxa"/>
-              <w:left w:w="100.0" w:type="dxa"/>
-              <w:bottom w:w="100.0" w:type="dxa"/>
-              <w:right w:w="100.0" w:type="dxa"/>
-            </w:tcMar>
-            <w:vAlign w:val="top"/>
-          </w:tcPr>
+          <w:tcPr/>
           <w:p>
             <w:pPr>
-              <w:spacing w:after="240" w:before="240" w:lineRule="auto"/>
+              <w:spacing w:after="240" w:before="240" w:line="360" w:lineRule="auto"/>
               <w:jc w:val="center"/>
               <w:rPr>
                 <w:sz w:val="28"/>
@@ -8247,19 +7668,10 @@
           </w:p>
         </w:tc>
         <w:tc>
-          <w:tcPr>
-            <w:shd w:fill="auto" w:val="clear"/>
-            <w:tcMar>
-              <w:top w:w="100.0" w:type="dxa"/>
-              <w:left w:w="100.0" w:type="dxa"/>
-              <w:bottom w:w="100.0" w:type="dxa"/>
-              <w:right w:w="100.0" w:type="dxa"/>
-            </w:tcMar>
-            <w:vAlign w:val="top"/>
-          </w:tcPr>
+          <w:tcPr/>
           <w:p>
             <w:pPr>
-              <w:spacing w:after="240" w:before="240" w:lineRule="auto"/>
+              <w:spacing w:after="240" w:before="240" w:line="360" w:lineRule="auto"/>
               <w:jc w:val="center"/>
               <w:rPr>
                 <w:sz w:val="28"/>
@@ -8275,51 +7687,6 @@
                 <w:rtl w:val="0"/>
               </w:rPr>
               <w:t xml:space="preserve">Выход</w:t>
-            </w:r>
-          </w:p>
-          <w:p>
-            <w:pPr>
-              <w:spacing w:after="240" w:before="240" w:lineRule="auto"/>
-              <w:jc w:val="center"/>
-              <w:rPr>
-                <w:sz w:val="28"/>
-                <w:szCs w:val="28"/>
-                <w:highlight w:val="white"/>
-              </w:rPr>
-            </w:pPr>
-            <w:r>
-              <w:rPr>
-                <w:rtl w:val="0"/>
-              </w:rPr>
-            </w:r>
-          </w:p>
-          <w:p>
-            <w:pPr>
-              <w:keepNext w:val="0"/>
-              <w:keepLines w:val="0"/>
-              <w:pageBreakBefore w:val="0"/>
-              <w:widowControl w:val="0"/>
-              <w:pBdr>
-                <w:top w:space="0" w:sz="0" w:val="nil"/>
-                <w:left w:space="0" w:sz="0" w:val="nil"/>
-                <w:bottom w:space="0" w:sz="0" w:val="nil"/>
-                <w:right w:space="0" w:sz="0" w:val="nil"/>
-                <w:between w:space="0" w:sz="0" w:val="nil"/>
-              </w:pBdr>
-              <w:shd w:fill="auto" w:val="clear"/>
-              <w:spacing w:after="0" w:before="0" w:line="240" w:lineRule="auto"/>
-              <w:ind w:left="0" w:right="0" w:firstLine="0"/>
-              <w:jc w:val="center"/>
-              <w:rPr>
-                <w:sz w:val="28"/>
-                <w:szCs w:val="28"/>
-                <w:highlight w:val="white"/>
-              </w:rPr>
-            </w:pPr>
-            <w:r>
-              <w:rPr>
-                <w:rtl w:val="0"/>
-              </w:rPr>
             </w:r>
           </w:p>
         </w:tc>
@@ -8330,32 +7697,10 @@
           <w:tblHeader w:val="0"/>
         </w:trPr>
         <w:tc>
-          <w:tcPr>
-            <w:shd w:fill="auto" w:val="clear"/>
-            <w:tcMar>
-              <w:top w:w="100.0" w:type="dxa"/>
-              <w:left w:w="100.0" w:type="dxa"/>
-              <w:bottom w:w="100.0" w:type="dxa"/>
-              <w:right w:w="100.0" w:type="dxa"/>
-            </w:tcMar>
-            <w:vAlign w:val="top"/>
-          </w:tcPr>
+          <w:tcPr/>
           <w:p>
             <w:pPr>
-              <w:keepNext w:val="0"/>
-              <w:keepLines w:val="0"/>
-              <w:pageBreakBefore w:val="0"/>
-              <w:widowControl w:val="0"/>
-              <w:pBdr>
-                <w:top w:space="0" w:sz="0" w:val="nil"/>
-                <w:left w:space="0" w:sz="0" w:val="nil"/>
-                <w:bottom w:space="0" w:sz="0" w:val="nil"/>
-                <w:right w:space="0" w:sz="0" w:val="nil"/>
-                <w:between w:space="0" w:sz="0" w:val="nil"/>
-              </w:pBdr>
-              <w:shd w:fill="auto" w:val="clear"/>
-              <w:spacing w:after="0" w:before="0" w:line="240" w:lineRule="auto"/>
-              <w:ind w:left="0" w:right="0" w:firstLine="0"/>
+              <w:spacing w:line="360" w:lineRule="auto"/>
               <w:jc w:val="center"/>
               <w:rPr>
                 <w:sz w:val="28"/>
@@ -8375,19 +7720,10 @@
           </w:p>
         </w:tc>
         <w:tc>
-          <w:tcPr>
-            <w:shd w:fill="auto" w:val="clear"/>
-            <w:tcMar>
-              <w:top w:w="100.0" w:type="dxa"/>
-              <w:left w:w="100.0" w:type="dxa"/>
-              <w:bottom w:w="100.0" w:type="dxa"/>
-              <w:right w:w="100.0" w:type="dxa"/>
-            </w:tcMar>
-            <w:vAlign w:val="top"/>
-          </w:tcPr>
+          <w:tcPr/>
           <w:p>
             <w:pPr>
-              <w:spacing w:after="240" w:before="240" w:lineRule="auto"/>
+              <w:spacing w:after="240" w:before="240" w:line="360" w:lineRule="auto"/>
               <w:jc w:val="center"/>
               <w:rPr>
                 <w:sz w:val="28"/>
@@ -8407,19 +7743,10 @@
           </w:p>
         </w:tc>
         <w:tc>
-          <w:tcPr>
-            <w:shd w:fill="auto" w:val="clear"/>
-            <w:tcMar>
-              <w:top w:w="100.0" w:type="dxa"/>
-              <w:left w:w="100.0" w:type="dxa"/>
-              <w:bottom w:w="100.0" w:type="dxa"/>
-              <w:right w:w="100.0" w:type="dxa"/>
-            </w:tcMar>
-            <w:vAlign w:val="top"/>
-          </w:tcPr>
+          <w:tcPr/>
           <w:p>
             <w:pPr>
-              <w:spacing w:after="240" w:before="240" w:lineRule="auto"/>
+              <w:spacing w:after="240" w:before="240" w:line="360" w:lineRule="auto"/>
               <w:jc w:val="center"/>
               <w:rPr>
                 <w:sz w:val="28"/>
@@ -8435,52 +7762,14 @@
                 <w:rtl w:val="0"/>
               </w:rPr>
               <w:t xml:space="preserve">file_key, node_id, token</w:t>
-            </w:r>
-          </w:p>
-          <w:p>
-            <w:pPr>
-              <w:keepNext w:val="0"/>
-              <w:keepLines w:val="0"/>
-              <w:pageBreakBefore w:val="0"/>
-              <w:widowControl w:val="0"/>
-              <w:pBdr>
-                <w:top w:space="0" w:sz="0" w:val="nil"/>
-                <w:left w:space="0" w:sz="0" w:val="nil"/>
-                <w:bottom w:space="0" w:sz="0" w:val="nil"/>
-                <w:right w:space="0" w:sz="0" w:val="nil"/>
-                <w:between w:space="0" w:sz="0" w:val="nil"/>
-              </w:pBdr>
-              <w:shd w:fill="auto" w:val="clear"/>
-              <w:spacing w:after="0" w:before="0" w:line="240" w:lineRule="auto"/>
-              <w:ind w:left="0" w:right="0" w:firstLine="0"/>
-              <w:jc w:val="center"/>
-              <w:rPr>
-                <w:sz w:val="28"/>
-                <w:szCs w:val="28"/>
-                <w:highlight w:val="white"/>
-              </w:rPr>
-            </w:pPr>
-            <w:r>
-              <w:rPr>
-                <w:rtl w:val="0"/>
-              </w:rPr>
             </w:r>
           </w:p>
         </w:tc>
         <w:tc>
-          <w:tcPr>
-            <w:shd w:fill="auto" w:val="clear"/>
-            <w:tcMar>
-              <w:top w:w="100.0" w:type="dxa"/>
-              <w:left w:w="100.0" w:type="dxa"/>
-              <w:bottom w:w="100.0" w:type="dxa"/>
-              <w:right w:w="100.0" w:type="dxa"/>
-            </w:tcMar>
-            <w:vAlign w:val="top"/>
-          </w:tcPr>
+          <w:tcPr/>
           <w:p>
             <w:pPr>
-              <w:spacing w:after="240" w:before="240" w:lineRule="auto"/>
+              <w:spacing w:after="240" w:before="240" w:line="360" w:lineRule="auto"/>
               <w:jc w:val="center"/>
               <w:rPr>
                 <w:sz w:val="28"/>
@@ -8506,32 +7795,10 @@
           <w:tblHeader w:val="0"/>
         </w:trPr>
         <w:tc>
-          <w:tcPr>
-            <w:shd w:fill="auto" w:val="clear"/>
-            <w:tcMar>
-              <w:top w:w="100.0" w:type="dxa"/>
-              <w:left w:w="100.0" w:type="dxa"/>
-              <w:bottom w:w="100.0" w:type="dxa"/>
-              <w:right w:w="100.0" w:type="dxa"/>
-            </w:tcMar>
-            <w:vAlign w:val="top"/>
-          </w:tcPr>
+          <w:tcPr/>
           <w:p>
             <w:pPr>
-              <w:keepNext w:val="0"/>
-              <w:keepLines w:val="0"/>
-              <w:pageBreakBefore w:val="0"/>
-              <w:widowControl w:val="0"/>
-              <w:pBdr>
-                <w:top w:space="0" w:sz="0" w:val="nil"/>
-                <w:left w:space="0" w:sz="0" w:val="nil"/>
-                <w:bottom w:space="0" w:sz="0" w:val="nil"/>
-                <w:right w:space="0" w:sz="0" w:val="nil"/>
-                <w:between w:space="0" w:sz="0" w:val="nil"/>
-              </w:pBdr>
-              <w:shd w:fill="auto" w:val="clear"/>
-              <w:spacing w:after="0" w:before="0" w:line="240" w:lineRule="auto"/>
-              <w:ind w:left="0" w:right="0" w:firstLine="0"/>
+              <w:spacing w:line="360" w:lineRule="auto"/>
               <w:jc w:val="center"/>
               <w:rPr>
                 <w:sz w:val="28"/>
@@ -8551,19 +7818,10 @@
           </w:p>
         </w:tc>
         <w:tc>
-          <w:tcPr>
-            <w:shd w:fill="auto" w:val="clear"/>
-            <w:tcMar>
-              <w:top w:w="100.0" w:type="dxa"/>
-              <w:left w:w="100.0" w:type="dxa"/>
-              <w:bottom w:w="100.0" w:type="dxa"/>
-              <w:right w:w="100.0" w:type="dxa"/>
-            </w:tcMar>
-            <w:vAlign w:val="top"/>
-          </w:tcPr>
+          <w:tcPr/>
           <w:p>
             <w:pPr>
-              <w:spacing w:after="240" w:before="240" w:lineRule="auto"/>
+              <w:spacing w:after="240" w:before="240" w:line="360" w:lineRule="auto"/>
               <w:jc w:val="center"/>
               <w:rPr>
                 <w:sz w:val="28"/>
@@ -8583,19 +7841,10 @@
           </w:p>
         </w:tc>
         <w:tc>
-          <w:tcPr>
-            <w:shd w:fill="auto" w:val="clear"/>
-            <w:tcMar>
-              <w:top w:w="100.0" w:type="dxa"/>
-              <w:left w:w="100.0" w:type="dxa"/>
-              <w:bottom w:w="100.0" w:type="dxa"/>
-              <w:right w:w="100.0" w:type="dxa"/>
-            </w:tcMar>
-            <w:vAlign w:val="top"/>
-          </w:tcPr>
+          <w:tcPr/>
           <w:p>
             <w:pPr>
-              <w:spacing w:after="240" w:before="240" w:lineRule="auto"/>
+              <w:spacing w:after="240" w:before="240" w:line="360" w:lineRule="auto"/>
               <w:jc w:val="center"/>
               <w:rPr>
                 <w:sz w:val="28"/>
@@ -8615,19 +7864,10 @@
           </w:p>
         </w:tc>
         <w:tc>
-          <w:tcPr>
-            <w:shd w:fill="auto" w:val="clear"/>
-            <w:tcMar>
-              <w:top w:w="100.0" w:type="dxa"/>
-              <w:left w:w="100.0" w:type="dxa"/>
-              <w:bottom w:w="100.0" w:type="dxa"/>
-              <w:right w:w="100.0" w:type="dxa"/>
-            </w:tcMar>
-            <w:vAlign w:val="top"/>
-          </w:tcPr>
+          <w:tcPr/>
           <w:p>
             <w:pPr>
-              <w:spacing w:after="240" w:before="240" w:lineRule="auto"/>
+              <w:spacing w:after="240" w:before="240" w:line="360" w:lineRule="auto"/>
               <w:jc w:val="center"/>
               <w:rPr>
                 <w:sz w:val="28"/>
@@ -8643,35 +7883,6 @@
                 <w:rtl w:val="0"/>
               </w:rPr>
               <w:t xml:space="preserve">PNG страницы, layout JSON</w:t>
-            </w:r>
-          </w:p>
-          <w:p>
-            <w:pPr>
-              <w:keepNext w:val="0"/>
-              <w:keepLines w:val="0"/>
-              <w:pageBreakBefore w:val="0"/>
-              <w:widowControl w:val="0"/>
-              <w:pBdr>
-                <w:top w:space="0" w:sz="0" w:val="nil"/>
-                <w:left w:space="0" w:sz="0" w:val="nil"/>
-                <w:bottom w:space="0" w:sz="0" w:val="nil"/>
-                <w:right w:space="0" w:sz="0" w:val="nil"/>
-                <w:between w:space="0" w:sz="0" w:val="nil"/>
-              </w:pBdr>
-              <w:shd w:fill="auto" w:val="clear"/>
-              <w:spacing w:after="0" w:before="0" w:line="240" w:lineRule="auto"/>
-              <w:ind w:left="0" w:right="0" w:firstLine="0"/>
-              <w:jc w:val="center"/>
-              <w:rPr>
-                <w:sz w:val="28"/>
-                <w:szCs w:val="28"/>
-                <w:highlight w:val="white"/>
-              </w:rPr>
-            </w:pPr>
-            <w:r>
-              <w:rPr>
-                <w:rtl w:val="0"/>
-              </w:rPr>
             </w:r>
           </w:p>
         </w:tc>
@@ -8682,32 +7893,10 @@
           <w:tblHeader w:val="0"/>
         </w:trPr>
         <w:tc>
-          <w:tcPr>
-            <w:shd w:fill="auto" w:val="clear"/>
-            <w:tcMar>
-              <w:top w:w="100.0" w:type="dxa"/>
-              <w:left w:w="100.0" w:type="dxa"/>
-              <w:bottom w:w="100.0" w:type="dxa"/>
-              <w:right w:w="100.0" w:type="dxa"/>
-            </w:tcMar>
-            <w:vAlign w:val="top"/>
-          </w:tcPr>
+          <w:tcPr/>
           <w:p>
             <w:pPr>
-              <w:keepNext w:val="0"/>
-              <w:keepLines w:val="0"/>
-              <w:pageBreakBefore w:val="0"/>
-              <w:widowControl w:val="0"/>
-              <w:pBdr>
-                <w:top w:space="0" w:sz="0" w:val="nil"/>
-                <w:left w:space="0" w:sz="0" w:val="nil"/>
-                <w:bottom w:space="0" w:sz="0" w:val="nil"/>
-                <w:right w:space="0" w:sz="0" w:val="nil"/>
-                <w:between w:space="0" w:sz="0" w:val="nil"/>
-              </w:pBdr>
-              <w:shd w:fill="auto" w:val="clear"/>
-              <w:spacing w:after="0" w:before="0" w:line="240" w:lineRule="auto"/>
-              <w:ind w:left="0" w:right="0" w:firstLine="0"/>
+              <w:spacing w:line="360" w:lineRule="auto"/>
               <w:jc w:val="center"/>
               <w:rPr>
                 <w:sz w:val="28"/>
@@ -8727,19 +7916,10 @@
           </w:p>
         </w:tc>
         <w:tc>
-          <w:tcPr>
-            <w:shd w:fill="auto" w:val="clear"/>
-            <w:tcMar>
-              <w:top w:w="100.0" w:type="dxa"/>
-              <w:left w:w="100.0" w:type="dxa"/>
-              <w:bottom w:w="100.0" w:type="dxa"/>
-              <w:right w:w="100.0" w:type="dxa"/>
-            </w:tcMar>
-            <w:vAlign w:val="top"/>
-          </w:tcPr>
+          <w:tcPr/>
           <w:p>
             <w:pPr>
-              <w:spacing w:after="240" w:before="240" w:lineRule="auto"/>
+              <w:spacing w:after="240" w:before="240" w:line="360" w:lineRule="auto"/>
               <w:jc w:val="center"/>
               <w:rPr>
                 <w:sz w:val="28"/>
@@ -8759,19 +7939,10 @@
           </w:p>
         </w:tc>
         <w:tc>
-          <w:tcPr>
-            <w:shd w:fill="auto" w:val="clear"/>
-            <w:tcMar>
-              <w:top w:w="100.0" w:type="dxa"/>
-              <w:left w:w="100.0" w:type="dxa"/>
-              <w:bottom w:w="100.0" w:type="dxa"/>
-              <w:right w:w="100.0" w:type="dxa"/>
-            </w:tcMar>
-            <w:vAlign w:val="top"/>
-          </w:tcPr>
+          <w:tcPr/>
           <w:p>
             <w:pPr>
-              <w:spacing w:after="240" w:before="240" w:lineRule="auto"/>
+              <w:spacing w:after="240" w:before="240" w:line="360" w:lineRule="auto"/>
               <w:jc w:val="center"/>
               <w:rPr>
                 <w:sz w:val="28"/>
@@ -8791,19 +7962,10 @@
           </w:p>
         </w:tc>
         <w:tc>
-          <w:tcPr>
-            <w:shd w:fill="auto" w:val="clear"/>
-            <w:tcMar>
-              <w:top w:w="100.0" w:type="dxa"/>
-              <w:left w:w="100.0" w:type="dxa"/>
-              <w:bottom w:w="100.0" w:type="dxa"/>
-              <w:right w:w="100.0" w:type="dxa"/>
-            </w:tcMar>
-            <w:vAlign w:val="top"/>
-          </w:tcPr>
+          <w:tcPr/>
           <w:p>
             <w:pPr>
-              <w:spacing w:after="240" w:before="240" w:lineRule="auto"/>
+              <w:spacing w:after="240" w:before="240" w:line="360" w:lineRule="auto"/>
               <w:jc w:val="center"/>
               <w:rPr>
                 <w:sz w:val="28"/>
@@ -8829,32 +7991,10 @@
           <w:tblHeader w:val="0"/>
         </w:trPr>
         <w:tc>
-          <w:tcPr>
-            <w:shd w:fill="auto" w:val="clear"/>
-            <w:tcMar>
-              <w:top w:w="100.0" w:type="dxa"/>
-              <w:left w:w="100.0" w:type="dxa"/>
-              <w:bottom w:w="100.0" w:type="dxa"/>
-              <w:right w:w="100.0" w:type="dxa"/>
-            </w:tcMar>
-            <w:vAlign w:val="top"/>
-          </w:tcPr>
+          <w:tcPr/>
           <w:p>
             <w:pPr>
-              <w:keepNext w:val="0"/>
-              <w:keepLines w:val="0"/>
-              <w:pageBreakBefore w:val="0"/>
-              <w:widowControl w:val="0"/>
-              <w:pBdr>
-                <w:top w:space="0" w:sz="0" w:val="nil"/>
-                <w:left w:space="0" w:sz="0" w:val="nil"/>
-                <w:bottom w:space="0" w:sz="0" w:val="nil"/>
-                <w:right w:space="0" w:sz="0" w:val="nil"/>
-                <w:between w:space="0" w:sz="0" w:val="nil"/>
-              </w:pBdr>
-              <w:shd w:fill="auto" w:val="clear"/>
-              <w:spacing w:after="0" w:before="0" w:line="240" w:lineRule="auto"/>
-              <w:ind w:left="0" w:right="0" w:firstLine="0"/>
+              <w:spacing w:line="360" w:lineRule="auto"/>
               <w:jc w:val="center"/>
               <w:rPr>
                 <w:sz w:val="28"/>
@@ -8874,19 +8014,10 @@
           </w:p>
         </w:tc>
         <w:tc>
-          <w:tcPr>
-            <w:shd w:fill="auto" w:val="clear"/>
-            <w:tcMar>
-              <w:top w:w="100.0" w:type="dxa"/>
-              <w:left w:w="100.0" w:type="dxa"/>
-              <w:bottom w:w="100.0" w:type="dxa"/>
-              <w:right w:w="100.0" w:type="dxa"/>
-            </w:tcMar>
-            <w:vAlign w:val="top"/>
-          </w:tcPr>
+          <w:tcPr/>
           <w:p>
             <w:pPr>
-              <w:spacing w:after="240" w:before="240" w:lineRule="auto"/>
+              <w:spacing w:after="240" w:before="240" w:line="360" w:lineRule="auto"/>
               <w:jc w:val="center"/>
               <w:rPr>
                 <w:sz w:val="28"/>
@@ -8906,19 +8037,10 @@
           </w:p>
         </w:tc>
         <w:tc>
-          <w:tcPr>
-            <w:shd w:fill="auto" w:val="clear"/>
-            <w:tcMar>
-              <w:top w:w="100.0" w:type="dxa"/>
-              <w:left w:w="100.0" w:type="dxa"/>
-              <w:bottom w:w="100.0" w:type="dxa"/>
-              <w:right w:w="100.0" w:type="dxa"/>
-            </w:tcMar>
-            <w:vAlign w:val="top"/>
-          </w:tcPr>
+          <w:tcPr/>
           <w:p>
             <w:pPr>
-              <w:spacing w:after="240" w:before="240" w:lineRule="auto"/>
+              <w:spacing w:after="240" w:before="240" w:line="360" w:lineRule="auto"/>
               <w:jc w:val="center"/>
               <w:rPr>
                 <w:sz w:val="28"/>
@@ -8938,19 +8060,10 @@
           </w:p>
         </w:tc>
         <w:tc>
-          <w:tcPr>
-            <w:shd w:fill="auto" w:val="clear"/>
-            <w:tcMar>
-              <w:top w:w="100.0" w:type="dxa"/>
-              <w:left w:w="100.0" w:type="dxa"/>
-              <w:bottom w:w="100.0" w:type="dxa"/>
-              <w:right w:w="100.0" w:type="dxa"/>
-            </w:tcMar>
-            <w:vAlign w:val="top"/>
-          </w:tcPr>
+          <w:tcPr/>
           <w:p>
             <w:pPr>
-              <w:spacing w:after="240" w:before="240" w:lineRule="auto"/>
+              <w:spacing w:after="240" w:before="240" w:line="360" w:lineRule="auto"/>
               <w:jc w:val="center"/>
               <w:rPr>
                 <w:sz w:val="28"/>
@@ -8976,32 +8089,10 @@
           <w:tblHeader w:val="0"/>
         </w:trPr>
         <w:tc>
-          <w:tcPr>
-            <w:shd w:fill="auto" w:val="clear"/>
-            <w:tcMar>
-              <w:top w:w="100.0" w:type="dxa"/>
-              <w:left w:w="100.0" w:type="dxa"/>
-              <w:bottom w:w="100.0" w:type="dxa"/>
-              <w:right w:w="100.0" w:type="dxa"/>
-            </w:tcMar>
-            <w:vAlign w:val="top"/>
-          </w:tcPr>
+          <w:tcPr/>
           <w:p>
             <w:pPr>
-              <w:keepNext w:val="0"/>
-              <w:keepLines w:val="0"/>
-              <w:pageBreakBefore w:val="0"/>
-              <w:widowControl w:val="0"/>
-              <w:pBdr>
-                <w:top w:space="0" w:sz="0" w:val="nil"/>
-                <w:left w:space="0" w:sz="0" w:val="nil"/>
-                <w:bottom w:space="0" w:sz="0" w:val="nil"/>
-                <w:right w:space="0" w:sz="0" w:val="nil"/>
-                <w:between w:space="0" w:sz="0" w:val="nil"/>
-              </w:pBdr>
-              <w:shd w:fill="auto" w:val="clear"/>
-              <w:spacing w:after="0" w:before="0" w:line="240" w:lineRule="auto"/>
-              <w:ind w:left="0" w:right="0" w:firstLine="0"/>
+              <w:spacing w:line="360" w:lineRule="auto"/>
               <w:jc w:val="center"/>
               <w:rPr>
                 <w:sz w:val="28"/>
@@ -9021,19 +8112,10 @@
           </w:p>
         </w:tc>
         <w:tc>
-          <w:tcPr>
-            <w:shd w:fill="auto" w:val="clear"/>
-            <w:tcMar>
-              <w:top w:w="100.0" w:type="dxa"/>
-              <w:left w:w="100.0" w:type="dxa"/>
-              <w:bottom w:w="100.0" w:type="dxa"/>
-              <w:right w:w="100.0" w:type="dxa"/>
-            </w:tcMar>
-            <w:vAlign w:val="top"/>
-          </w:tcPr>
+          <w:tcPr/>
           <w:p>
             <w:pPr>
-              <w:spacing w:after="240" w:before="240" w:lineRule="auto"/>
+              <w:spacing w:after="240" w:before="240" w:line="360" w:lineRule="auto"/>
               <w:jc w:val="center"/>
               <w:rPr>
                 <w:sz w:val="28"/>
@@ -9053,19 +8135,10 @@
           </w:p>
         </w:tc>
         <w:tc>
-          <w:tcPr>
-            <w:shd w:fill="auto" w:val="clear"/>
-            <w:tcMar>
-              <w:top w:w="100.0" w:type="dxa"/>
-              <w:left w:w="100.0" w:type="dxa"/>
-              <w:bottom w:w="100.0" w:type="dxa"/>
-              <w:right w:w="100.0" w:type="dxa"/>
-            </w:tcMar>
-            <w:vAlign w:val="top"/>
-          </w:tcPr>
+          <w:tcPr/>
           <w:p>
             <w:pPr>
-              <w:spacing w:after="240" w:before="240" w:lineRule="auto"/>
+              <w:spacing w:after="240" w:before="240" w:line="360" w:lineRule="auto"/>
               <w:jc w:val="center"/>
               <w:rPr>
                 <w:sz w:val="28"/>
@@ -9085,19 +8158,10 @@
           </w:p>
         </w:tc>
         <w:tc>
-          <w:tcPr>
-            <w:shd w:fill="auto" w:val="clear"/>
-            <w:tcMar>
-              <w:top w:w="100.0" w:type="dxa"/>
-              <w:left w:w="100.0" w:type="dxa"/>
-              <w:bottom w:w="100.0" w:type="dxa"/>
-              <w:right w:w="100.0" w:type="dxa"/>
-            </w:tcMar>
-            <w:vAlign w:val="top"/>
-          </w:tcPr>
+          <w:tcPr/>
           <w:p>
             <w:pPr>
-              <w:spacing w:after="240" w:before="240" w:lineRule="auto"/>
+              <w:spacing w:after="240" w:before="240" w:line="360" w:lineRule="auto"/>
               <w:jc w:val="center"/>
               <w:rPr>
                 <w:sz w:val="28"/>
@@ -9123,32 +8187,10 @@
           <w:tblHeader w:val="0"/>
         </w:trPr>
         <w:tc>
-          <w:tcPr>
-            <w:shd w:fill="auto" w:val="clear"/>
-            <w:tcMar>
-              <w:top w:w="100.0" w:type="dxa"/>
-              <w:left w:w="100.0" w:type="dxa"/>
-              <w:bottom w:w="100.0" w:type="dxa"/>
-              <w:right w:w="100.0" w:type="dxa"/>
-            </w:tcMar>
-            <w:vAlign w:val="top"/>
-          </w:tcPr>
+          <w:tcPr/>
           <w:p>
             <w:pPr>
-              <w:keepNext w:val="0"/>
-              <w:keepLines w:val="0"/>
-              <w:pageBreakBefore w:val="0"/>
-              <w:widowControl w:val="0"/>
-              <w:pBdr>
-                <w:top w:space="0" w:sz="0" w:val="nil"/>
-                <w:left w:space="0" w:sz="0" w:val="nil"/>
-                <w:bottom w:space="0" w:sz="0" w:val="nil"/>
-                <w:right w:space="0" w:sz="0" w:val="nil"/>
-                <w:between w:space="0" w:sz="0" w:val="nil"/>
-              </w:pBdr>
-              <w:shd w:fill="auto" w:val="clear"/>
-              <w:spacing w:after="0" w:before="0" w:line="240" w:lineRule="auto"/>
-              <w:ind w:left="0" w:right="0" w:firstLine="0"/>
+              <w:spacing w:line="360" w:lineRule="auto"/>
               <w:jc w:val="center"/>
               <w:rPr>
                 <w:sz w:val="28"/>
@@ -9168,19 +8210,10 @@
           </w:p>
         </w:tc>
         <w:tc>
-          <w:tcPr>
-            <w:shd w:fill="auto" w:val="clear"/>
-            <w:tcMar>
-              <w:top w:w="100.0" w:type="dxa"/>
-              <w:left w:w="100.0" w:type="dxa"/>
-              <w:bottom w:w="100.0" w:type="dxa"/>
-              <w:right w:w="100.0" w:type="dxa"/>
-            </w:tcMar>
-            <w:vAlign w:val="top"/>
-          </w:tcPr>
+          <w:tcPr/>
           <w:p>
             <w:pPr>
-              <w:spacing w:after="240" w:before="240" w:lineRule="auto"/>
+              <w:spacing w:after="240" w:before="240" w:line="360" w:lineRule="auto"/>
               <w:jc w:val="center"/>
               <w:rPr>
                 <w:sz w:val="28"/>
@@ -9200,19 +8233,10 @@
           </w:p>
         </w:tc>
         <w:tc>
-          <w:tcPr>
-            <w:shd w:fill="auto" w:val="clear"/>
-            <w:tcMar>
-              <w:top w:w="100.0" w:type="dxa"/>
-              <w:left w:w="100.0" w:type="dxa"/>
-              <w:bottom w:w="100.0" w:type="dxa"/>
-              <w:right w:w="100.0" w:type="dxa"/>
-            </w:tcMar>
-            <w:vAlign w:val="top"/>
-          </w:tcPr>
+          <w:tcPr/>
           <w:p>
             <w:pPr>
-              <w:spacing w:after="240" w:before="240" w:lineRule="auto"/>
+              <w:spacing w:after="240" w:before="240" w:line="360" w:lineRule="auto"/>
               <w:jc w:val="center"/>
               <w:rPr>
                 <w:sz w:val="28"/>
@@ -9232,19 +8256,10 @@
           </w:p>
         </w:tc>
         <w:tc>
-          <w:tcPr>
-            <w:shd w:fill="auto" w:val="clear"/>
-            <w:tcMar>
-              <w:top w:w="100.0" w:type="dxa"/>
-              <w:left w:w="100.0" w:type="dxa"/>
-              <w:bottom w:w="100.0" w:type="dxa"/>
-              <w:right w:w="100.0" w:type="dxa"/>
-            </w:tcMar>
-            <w:vAlign w:val="top"/>
-          </w:tcPr>
+          <w:tcPr/>
           <w:p>
             <w:pPr>
-              <w:spacing w:after="240" w:before="240" w:lineRule="auto"/>
+              <w:spacing w:after="240" w:before="240" w:line="360" w:lineRule="auto"/>
               <w:jc w:val="center"/>
               <w:rPr>
                 <w:sz w:val="28"/>
@@ -9270,32 +8285,10 @@
           <w:tblHeader w:val="0"/>
         </w:trPr>
         <w:tc>
-          <w:tcPr>
-            <w:shd w:fill="auto" w:val="clear"/>
-            <w:tcMar>
-              <w:top w:w="100.0" w:type="dxa"/>
-              <w:left w:w="100.0" w:type="dxa"/>
-              <w:bottom w:w="100.0" w:type="dxa"/>
-              <w:right w:w="100.0" w:type="dxa"/>
-            </w:tcMar>
-            <w:vAlign w:val="top"/>
-          </w:tcPr>
+          <w:tcPr/>
           <w:p>
             <w:pPr>
-              <w:keepNext w:val="0"/>
-              <w:keepLines w:val="0"/>
-              <w:pageBreakBefore w:val="0"/>
-              <w:widowControl w:val="0"/>
-              <w:pBdr>
-                <w:top w:space="0" w:sz="0" w:val="nil"/>
-                <w:left w:space="0" w:sz="0" w:val="nil"/>
-                <w:bottom w:space="0" w:sz="0" w:val="nil"/>
-                <w:right w:space="0" w:sz="0" w:val="nil"/>
-                <w:between w:space="0" w:sz="0" w:val="nil"/>
-              </w:pBdr>
-              <w:shd w:fill="auto" w:val="clear"/>
-              <w:spacing w:after="0" w:before="0" w:line="240" w:lineRule="auto"/>
-              <w:ind w:left="0" w:right="0" w:firstLine="0"/>
+              <w:spacing w:line="360" w:lineRule="auto"/>
               <w:jc w:val="center"/>
               <w:rPr>
                 <w:sz w:val="28"/>
@@ -9315,19 +8308,10 @@
           </w:p>
         </w:tc>
         <w:tc>
-          <w:tcPr>
-            <w:shd w:fill="auto" w:val="clear"/>
-            <w:tcMar>
-              <w:top w:w="100.0" w:type="dxa"/>
-              <w:left w:w="100.0" w:type="dxa"/>
-              <w:bottom w:w="100.0" w:type="dxa"/>
-              <w:right w:w="100.0" w:type="dxa"/>
-            </w:tcMar>
-            <w:vAlign w:val="top"/>
-          </w:tcPr>
+          <w:tcPr/>
           <w:p>
             <w:pPr>
-              <w:spacing w:after="240" w:before="240" w:lineRule="auto"/>
+              <w:spacing w:after="240" w:before="240" w:line="360" w:lineRule="auto"/>
               <w:jc w:val="center"/>
               <w:rPr>
                 <w:sz w:val="28"/>
@@ -9347,19 +8331,10 @@
           </w:p>
         </w:tc>
         <w:tc>
-          <w:tcPr>
-            <w:shd w:fill="auto" w:val="clear"/>
-            <w:tcMar>
-              <w:top w:w="100.0" w:type="dxa"/>
-              <w:left w:w="100.0" w:type="dxa"/>
-              <w:bottom w:w="100.0" w:type="dxa"/>
-              <w:right w:w="100.0" w:type="dxa"/>
-            </w:tcMar>
-            <w:vAlign w:val="top"/>
-          </w:tcPr>
+          <w:tcPr/>
           <w:p>
             <w:pPr>
-              <w:spacing w:after="240" w:before="240" w:lineRule="auto"/>
+              <w:spacing w:after="240" w:before="240" w:line="360" w:lineRule="auto"/>
               <w:jc w:val="center"/>
               <w:rPr>
                 <w:sz w:val="28"/>
@@ -9379,19 +8354,10 @@
           </w:p>
         </w:tc>
         <w:tc>
-          <w:tcPr>
-            <w:shd w:fill="auto" w:val="clear"/>
-            <w:tcMar>
-              <w:top w:w="100.0" w:type="dxa"/>
-              <w:left w:w="100.0" w:type="dxa"/>
-              <w:bottom w:w="100.0" w:type="dxa"/>
-              <w:right w:w="100.0" w:type="dxa"/>
-            </w:tcMar>
-            <w:vAlign w:val="top"/>
-          </w:tcPr>
+          <w:tcPr/>
           <w:p>
             <w:pPr>
-              <w:spacing w:after="240" w:before="240" w:lineRule="auto"/>
+              <w:spacing w:after="240" w:before="240" w:line="360" w:lineRule="auto"/>
               <w:jc w:val="center"/>
               <w:rPr>
                 <w:sz w:val="28"/>
@@ -9414,8 +8380,65 @@
     </w:tbl>
     <w:p>
       <w:pPr>
+        <w:pStyle w:val="Heading1"/>
+        <w:tabs>
+          <w:tab w:val="left" w:leader="none" w:pos="2406"/>
+        </w:tabs>
+        <w:spacing w:after="0" w:before="1" w:line="360" w:lineRule="auto"/>
+        <w:ind w:left="2407" w:right="0" w:firstLine="0"/>
+        <w:jc w:val="left"/>
+        <w:rPr/>
+      </w:pPr>
+      <w:bookmarkStart w:colFirst="0" w:colLast="0" w:name="_aknls6scr69n" w:id="16"/>
+      <w:bookmarkEnd w:id="16"/>
+      <w:r>
+        <w:rPr>
+          <w:rtl w:val="0"/>
+        </w:rPr>
+      </w:r>
+    </w:p>
+    <w:p>
+      <w:pPr>
+        <w:pStyle w:val="Heading1"/>
+        <w:numPr>
+          <w:ilvl w:val="1"/>
+          <w:numId w:val="6"/>
+        </w:numPr>
+        <w:tabs>
+          <w:tab w:val="left" w:leader="none" w:pos="2406"/>
+        </w:tabs>
+        <w:spacing w:after="0" w:before="1" w:line="360" w:lineRule="auto"/>
+        <w:ind w:left="2406" w:right="0" w:hanging="420.99999999999994"/>
+        <w:jc w:val="left"/>
+        <w:rPr/>
+      </w:pPr>
+      <w:bookmarkStart w:colFirst="0" w:colLast="0" w:name="_mv18xk7438hr" w:id="17"/>
+      <w:bookmarkEnd w:id="17"/>
+      <w:r>
+        <w:rPr>
+          <w:rtl w:val="0"/>
+        </w:rPr>
+        <w:t xml:space="preserve">Проектирование форматов конфигурации, хранения артефактов и отчётности</w:t>
+      </w:r>
+    </w:p>
+    <w:p>
+      <w:pPr>
+        <w:tabs>
+          <w:tab w:val="left" w:leader="none" w:pos="2406"/>
+        </w:tabs>
+        <w:ind w:left="2407" w:firstLine="0"/>
+        <w:rPr/>
+      </w:pPr>
+      <w:r>
+        <w:rPr>
+          <w:rtl w:val="0"/>
+        </w:rPr>
+      </w:r>
+    </w:p>
+    <w:p>
+      <w:pPr>
         <w:spacing w:before="74" w:line="360" w:lineRule="auto"/>
-        <w:ind w:left="0" w:right="423" w:firstLine="0"/>
+        <w:ind w:left="1277" w:right="423" w:firstLine="707"/>
         <w:jc w:val="both"/>
         <w:rPr>
           <w:sz w:val="28"/>
@@ -9423,6 +8446,175 @@
           <w:highlight w:val="white"/>
         </w:rPr>
       </w:pPr>
+      <w:r>
+        <w:rPr>
+          <w:sz w:val="28"/>
+          <w:szCs w:val="28"/>
+          <w:highlight w:val="white"/>
+          <w:rtl w:val="0"/>
+        </w:rPr>
+        <w:t xml:space="preserve">Для управления параметрами программного комплекса спроектирован единый конфигурационный файл config.json. Чтение и валидация данных выполняются классом AppConfig в модуле config.py. В целях обеспечения безопасности и конфиденциальности токен доступа к API Figma исключен из конфигурационного файла и передается в систему через переменную окружения FIGMA_ACCESS_TOKEN. Структура конфигурации разделена на логические блоки, включающие общие параметры (адрес страницы, разрешение окна, задержка захвата и пути к артефактам), параметры интеграции с Figma (ключи файла, идентификаторы узлов, масштаб и настройки кэширования), пороги классического сравнения элементов (чувствительность яркости, допуск сдвига, итерации сглаживания и критерий неуспешного прохождения теста), а также параметры нейросетевых моделей, весов компаратора и интеграции с локальной языковой моделью Ollama. Для обеспечения воспроизводимости экспериментов и сбора обучающих данных метрики текущего прогона фиксируются в JSON-сайдкарах.</w:t>
+      </w:r>
+    </w:p>
+    <w:p>
+      <w:pPr>
+        <w:spacing w:before="74" w:line="360" w:lineRule="auto"/>
+        <w:ind w:left="1277" w:right="423" w:firstLine="707"/>
+        <w:jc w:val="both"/>
+        <w:rPr>
+          <w:sz w:val="28"/>
+          <w:szCs w:val="28"/>
+          <w:highlight w:val="white"/>
+        </w:rPr>
+      </w:pPr>
+      <w:r>
+        <w:rPr>
+          <w:sz w:val="28"/>
+          <w:szCs w:val="28"/>
+          <w:highlight w:val="white"/>
+          <w:rtl w:val="0"/>
+        </w:rPr>
+        <w:t xml:space="preserve">Организация файловой системы предусматривает строгое разграничение генерируемых артефактов по целевым каталогам. Кэшированные макеты Figma сохраняются в папке shots/figma_cache/, актуальные снимки экрана тестируемого интерфейса помещаются в shots/, а сформированные визуальные карты расхождений — в shots/diffs/. Сводная отчетность в форматах HTML и JSON накапливается в каталоге reports/, при этом для фиксации конкретных сессий тестирования создаются изолированные директории вида witness с копиями эталонов и результатов. Бинарные файлы весов нейросетей размещаются в папке weights/, а справочные данные, шаблоны дефектов и примеры для контекстного обучения языковой модели — в data/bugs/.</w:t>
+      </w:r>
+    </w:p>
+    <w:p>
+      <w:pPr>
+        <w:spacing w:before="74" w:line="360" w:lineRule="auto"/>
+        <w:ind w:left="1277" w:right="423" w:firstLine="707"/>
+        <w:jc w:val="both"/>
+        <w:rPr>
+          <w:sz w:val="28"/>
+          <w:szCs w:val="28"/>
+          <w:highlight w:val="white"/>
+        </w:rPr>
+      </w:pPr>
+      <w:r>
+        <w:rPr>
+          <w:sz w:val="28"/>
+          <w:szCs w:val="28"/>
+          <w:highlight w:val="white"/>
+          <w:rtl w:val="0"/>
+        </w:rPr>
+        <w:t xml:space="preserve">Интерпретация результатов автоматизированной проверки реализуется через генерацию выходных документов двух типов. Интерактивный одностраничный HTML-отчет агрегирует общий статус проверки, метрики расхождения, предсказанную нейросетью вероятность дефекта и структурированную таблицу обнаруженных багов с кроп-изображениями несоответствий, текстовым описанием, фрагментом разметки интерфейса и ссылкой на полную дифференциальную карту. Хронологический текстовый лог выполнения дублируется в файлы с временной меткой в названии для последующей автоматической обработки в системах непрерывной интеграции. Для стандартизации формулировок дефектов применяется русскоязычный каталог эталонных шаблонов детерминированной генерации баг-репортов, а также сопутствующий файл с примерами корректного описания багов для смещения текстовой генерации языковой модели Ollama в сторону лаконичного технического стиля.</w:t>
+      </w:r>
+    </w:p>
+    <w:p>
+      <w:pPr>
+        <w:spacing w:before="74" w:line="360" w:lineRule="auto"/>
+        <w:ind w:left="1277" w:right="423" w:firstLine="707"/>
+        <w:jc w:val="both"/>
+        <w:rPr>
+          <w:sz w:val="28"/>
+          <w:szCs w:val="28"/>
+          <w:highlight w:val="white"/>
+        </w:rPr>
+      </w:pPr>
+      <w:r>
+        <w:rPr>
+          <w:rtl w:val="0"/>
+        </w:rPr>
+      </w:r>
+    </w:p>
+    <w:p>
+      <w:pPr>
+        <w:pStyle w:val="Heading1"/>
+        <w:numPr>
+          <w:ilvl w:val="1"/>
+          <w:numId w:val="5"/>
+        </w:numPr>
+        <w:tabs>
+          <w:tab w:val="left" w:leader="none" w:pos="2475"/>
+        </w:tabs>
+        <w:spacing w:after="0" w:before="0" w:line="360" w:lineRule="auto"/>
+        <w:ind w:left="2475" w:right="0" w:hanging="490"/>
+        <w:jc w:val="left"/>
+        <w:rPr/>
+      </w:pPr>
+      <w:bookmarkStart w:colFirst="0" w:colLast="0" w:name="_syik6ac8hkal" w:id="18"/>
+      <w:bookmarkEnd w:id="18"/>
+      <w:r>
+        <w:rPr>
+          <w:rtl w:val="0"/>
+        </w:rPr>
+        <w:t xml:space="preserve">Выводы по проектной части</w:t>
+      </w:r>
+    </w:p>
+    <w:p>
+      <w:pPr>
+        <w:tabs>
+          <w:tab w:val="left" w:leader="none" w:pos="2475"/>
+        </w:tabs>
+        <w:ind w:left="2477" w:firstLine="0"/>
+        <w:rPr/>
+      </w:pPr>
+      <w:r>
+        <w:rPr>
+          <w:rtl w:val="0"/>
+        </w:rPr>
+      </w:r>
+    </w:p>
+    <w:p>
+      <w:pPr>
+        <w:spacing w:before="74" w:line="360" w:lineRule="auto"/>
+        <w:ind w:left="1277" w:right="423" w:firstLine="707"/>
+        <w:jc w:val="both"/>
+        <w:rPr>
+          <w:sz w:val="28"/>
+          <w:szCs w:val="28"/>
+          <w:highlight w:val="white"/>
+        </w:rPr>
+      </w:pPr>
+      <w:r>
+        <w:rPr>
+          <w:sz w:val="28"/>
+          <w:szCs w:val="28"/>
+          <w:highlight w:val="white"/>
+          <w:rtl w:val="0"/>
+        </w:rPr>
+        <w:t xml:space="preserve">В ходе выполнения проектной части курсовой работы был успешно решен комплекс взаимосвязанных задач, направленных на теоретическое обоснование и техническое проектирование системы автоматизированной сверки веб-интерфейсов. На начальном этапе были четко сформулированы функциональные и нефункциональные требования к разрабатываемому программному комплексу, охватывающие весь рабочий цикл от выгрузки эталонных макетов через программный интерфейс Figma API до формирования итогового отчета с детерминированными русскоязычными описаниями дефектов. Для реализации данных требований была спроектирована модульная конвейерная архитектура, разделенная на пять функциональных слоев, включающих модули интеграции, аналитики, машинного обучения, генерации текстовых описаний и представления результатов, централизованное управление которыми возложено на сквозной оркестратор.</w:t>
+      </w:r>
+    </w:p>
+    <w:p>
+      <w:pPr>
+        <w:spacing w:before="74" w:line="360" w:lineRule="auto"/>
+        <w:ind w:left="1277" w:right="423" w:firstLine="707"/>
+        <w:jc w:val="both"/>
+        <w:rPr>
+          <w:sz w:val="28"/>
+          <w:szCs w:val="28"/>
+          <w:highlight w:val="white"/>
+        </w:rPr>
+      </w:pPr>
+      <w:r>
+        <w:rPr>
+          <w:sz w:val="28"/>
+          <w:szCs w:val="28"/>
+          <w:highlight w:val="white"/>
+          <w:rtl w:val="0"/>
+        </w:rPr>
+        <w:t xml:space="preserve">В рамках архитектурного проектирования были детально описаны потоки данных между всеми семью последовательными этапами конвейера, начиная с экспорта графических эталонов и заканчивая архивацией изолированных копий-свидетелей сессии тестирования вместе с сопутствующими конфигурационными сайдкарами. В качестве информационной основы системы определены унифицированные форматы конфигурационных файлов, структура классов валидации параметров, топология каталогов для упорядоченного хранения бинарных и текстовых артефактов, а также композиция выходных документов.</w:t>
+      </w:r>
+    </w:p>
+    <w:p>
+      <w:pPr>
+        <w:spacing w:before="74" w:line="360" w:lineRule="auto"/>
+        <w:ind w:left="1277" w:right="423" w:firstLine="707"/>
+        <w:jc w:val="both"/>
+        <w:rPr>
+          <w:sz w:val="28"/>
+          <w:szCs w:val="28"/>
+          <w:highlight w:val="white"/>
+        </w:rPr>
+      </w:pPr>
+      <w:r>
+        <w:rPr>
+          <w:sz w:val="28"/>
+          <w:szCs w:val="28"/>
+          <w:highlight w:val="white"/>
+          <w:rtl w:val="0"/>
+        </w:rPr>
+        <w:t xml:space="preserve">Важнейшим результатом проектирования стало аналитическое обоснование гибридного подхода, в рамках которого сочетание детерминированных правил анализа дифференциальных карт и разметки интерфейса гарантирует стабильность базовых проверок, применение специализированных нейросетевых модулей минимизирует вероятность ложных срабатываний, а интеграция локальной языковой модели позволяет существенно повысить читаемость технических формулировок баг-репортов без нарушения контура безопасности данных. Сформированные проектные решения служат завершенной основой для последующего этапа программной реализации и обеспечивают высокий уровень модульности, автономности и гибкости конфигурирования компонентов разработанного комплекса.</w:t>
+      </w:r>
       <w:r>
         <w:rPr>
           <w:rtl w:val="0"/>
@@ -9443,292 +8635,7 @@
           <w:between w:space="0" w:sz="0" w:val="nil"/>
         </w:pBdr>
         <w:shd w:fill="auto" w:val="clear"/>
-        <w:spacing w:after="0" w:before="162" w:line="240" w:lineRule="auto"/>
-        <w:ind w:left="0" w:right="0" w:firstLine="0"/>
-        <w:jc w:val="left"/>
-        <w:rPr>
-          <w:i w:val="0"/>
-          <w:iCs w:val="0"/>
-          <w:smallCaps w:val="0"/>
-          <w:strike w:val="0"/>
-          <w:color w:val="000000"/>
-          <w:sz w:val="28"/>
-          <w:szCs w:val="28"/>
-          <w:u w:val="none"/>
-          <w:shd w:fill="auto" w:val="clear"/>
-          <w:vertAlign w:val="baseline"/>
-        </w:rPr>
-      </w:pPr>
-      <w:r>
-        <w:rPr>
-          <w:rtl w:val="0"/>
-        </w:rPr>
-      </w:r>
-    </w:p>
-    <w:p>
-      <w:pPr>
-        <w:pStyle w:val="Heading1"/>
-        <w:numPr>
-          <w:ilvl w:val="1"/>
-          <w:numId w:val="7"/>
-        </w:numPr>
-        <w:tabs>
-          <w:tab w:val="left" w:leader="none" w:pos="2406"/>
-        </w:tabs>
-        <w:spacing w:after="0" w:before="1" w:line="240" w:lineRule="auto"/>
-        <w:ind w:left="2406" w:right="0" w:hanging="420.99999999999994"/>
-        <w:jc w:val="left"/>
-        <w:rPr/>
-      </w:pPr>
-      <w:bookmarkStart w:colFirst="0" w:colLast="0" w:name="_mv18xk7438hr" w:id="15"/>
-      <w:bookmarkEnd w:id="15"/>
-      <w:r>
-        <w:rPr>
-          <w:rtl w:val="0"/>
-        </w:rPr>
-        <w:t xml:space="preserve">Проектирование форматов конфигурации, хранения артефактов и отчётности</w:t>
-      </w:r>
-    </w:p>
-    <w:p>
-      <w:pPr>
-        <w:spacing w:before="74" w:line="360" w:lineRule="auto"/>
-        <w:ind w:left="0" w:right="423" w:firstLine="0"/>
-        <w:jc w:val="both"/>
-        <w:rPr>
-          <w:sz w:val="28"/>
-          <w:szCs w:val="28"/>
-          <w:highlight w:val="white"/>
-        </w:rPr>
-      </w:pPr>
-      <w:r>
-        <w:rPr>
-          <w:rtl w:val="0"/>
-        </w:rPr>
-      </w:r>
-    </w:p>
-    <w:p>
-      <w:pPr>
-        <w:spacing w:before="74" w:line="360" w:lineRule="auto"/>
-        <w:ind w:left="1277" w:right="423" w:firstLine="707"/>
-        <w:jc w:val="both"/>
-        <w:rPr>
-          <w:sz w:val="28"/>
-          <w:szCs w:val="28"/>
-          <w:highlight w:val="white"/>
-        </w:rPr>
-      </w:pPr>
-      <w:r>
-        <w:rPr>
-          <w:sz w:val="28"/>
-          <w:szCs w:val="28"/>
-          <w:highlight w:val="white"/>
-          <w:rtl w:val="0"/>
-        </w:rPr>
-        <w:t xml:space="preserve">Для управления параметрами программного комплекса спроектирован единый конфигурационный файл config.json. Чтение и валидация данных выполняются классом AppConfig в модуле config.py. В целях обеспечения безопасности и конфиденциальности токен доступа к API Figma исключен из конфигурационного файла и передается в систему через переменную окружения FIGMA_ACCESS_TOKEN. Структура конфигурации разделена на логические блоки, включающие общие параметры (адрес страницы, разрешение окна, задержка захвата и пути к артефактам), параметры интеграции с Figma (ключи файла, идентификаторы узлов, масштаб и настройки кэширования), пороги классического сравнения элементов (чувствительность яркости, допуск сдвига, итерации сглаживания и критерий неуспешного прохождения теста), а также параметры нейросетевых моделей, весов компаратора и интеграции с локальной языковой моделью Ollama. Для обеспечения воспроизводимости экспериментов и сбора обучающих данных метрики текущего прогона фиксируются в JSON-сайдкарах.</w:t>
-      </w:r>
-    </w:p>
-    <w:p>
-      <w:pPr>
-        <w:spacing w:before="74" w:line="360" w:lineRule="auto"/>
-        <w:ind w:left="1277" w:right="423" w:firstLine="707"/>
-        <w:jc w:val="both"/>
-        <w:rPr>
-          <w:sz w:val="28"/>
-          <w:szCs w:val="28"/>
-          <w:highlight w:val="white"/>
-        </w:rPr>
-      </w:pPr>
-      <w:r>
-        <w:rPr>
-          <w:sz w:val="28"/>
-          <w:szCs w:val="28"/>
-          <w:highlight w:val="white"/>
-          <w:rtl w:val="0"/>
-        </w:rPr>
-        <w:t xml:space="preserve">Организация файловой системы предусматривает строгое разграничение генерируемых артефактов по целевым каталогам. Кэшированные макеты Figma сохраняются в папке shots/figma_cache/, актуальные снимки экрана тестируемого интерфейса помещаются в shots/, а сформированные визуальные карты расхождений — в shots/diffs/. Сводная отчетность в форматах HTML и JSON накапливается в каталоге reports/, при этом для фиксации конкретных сессий тестирования создаются изолированные директории вида witness_* с копиями эталонов и результатов. Бинарные файлы весов нейросетей размещаются в папке weights/, а справочные данные, шаблоны дефектов и примеры для контекстного обучения языковой модели — в data/bugs/.</w:t>
-      </w:r>
-    </w:p>
-    <w:p>
-      <w:pPr>
-        <w:spacing w:before="74" w:line="360" w:lineRule="auto"/>
-        <w:ind w:left="1277" w:right="423" w:firstLine="707"/>
-        <w:jc w:val="both"/>
-        <w:rPr>
-          <w:sz w:val="28"/>
-          <w:szCs w:val="28"/>
-          <w:highlight w:val="white"/>
-        </w:rPr>
-      </w:pPr>
-      <w:r>
-        <w:rPr>
-          <w:sz w:val="28"/>
-          <w:szCs w:val="28"/>
-          <w:highlight w:val="white"/>
-          <w:rtl w:val="0"/>
-        </w:rPr>
-        <w:t xml:space="preserve">Интерпретация результатов автоматизированной проверки реализуется через генерацию выходных документов двух типов. Интерактивный одностраничный HTML-отчет агрегирует общий статус проверки, метрики расхождения, предсказанную нейросетью вероятность дефекта и структурированную таблицу обнаруженных багов с кроп-изображениями несоответствий, текстовым описанием, фрагментом разметки интерфейса и ссылкой на полную дифференциальную карту. Хронологический текстовый лог выполнения дублируется в файлы с временной меткой в названии для последующей автоматической обработки в системах непрерывной интеграции. Для стандартизации формулировок дефектов применяется русскоязычный каталог эталонных шаблонов детерминированной генерации баг-репортов, а также сопутствующий файл с примерами корректного описания багов для смещения текстовой генерации языковой модели Ollama в сторону лаконичного технического стиля.</w:t>
-      </w:r>
-    </w:p>
-    <w:p>
-      <w:pPr>
-        <w:keepNext w:val="0"/>
-        <w:keepLines w:val="0"/>
-        <w:pageBreakBefore w:val="0"/>
-        <w:widowControl w:val="0"/>
-        <w:pBdr>
-          <w:top w:space="0" w:sz="0" w:val="nil"/>
-          <w:left w:space="0" w:sz="0" w:val="nil"/>
-          <w:bottom w:space="0" w:sz="0" w:val="nil"/>
-          <w:right w:space="0" w:sz="0" w:val="nil"/>
-          <w:between w:space="0" w:sz="0" w:val="nil"/>
-        </w:pBdr>
-        <w:shd w:fill="auto" w:val="clear"/>
-        <w:spacing w:after="0" w:before="161" w:line="240" w:lineRule="auto"/>
-        <w:ind w:left="0" w:right="0" w:firstLine="0"/>
-        <w:jc w:val="left"/>
-        <w:rPr>
-          <w:i w:val="0"/>
-          <w:iCs w:val="0"/>
-          <w:smallCaps w:val="0"/>
-          <w:strike w:val="0"/>
-          <w:color w:val="000000"/>
-          <w:sz w:val="28"/>
-          <w:szCs w:val="28"/>
-          <w:u w:val="none"/>
-          <w:shd w:fill="auto" w:val="clear"/>
-          <w:vertAlign w:val="baseline"/>
-        </w:rPr>
-      </w:pPr>
-      <w:r>
-        <w:rPr>
-          <w:rtl w:val="0"/>
-        </w:rPr>
-      </w:r>
-    </w:p>
-    <w:p>
-      <w:pPr>
-        <w:pStyle w:val="Heading1"/>
-        <w:numPr>
-          <w:ilvl w:val="1"/>
-          <w:numId w:val="6"/>
-        </w:numPr>
-        <w:tabs>
-          <w:tab w:val="left" w:leader="none" w:pos="2475"/>
-        </w:tabs>
-        <w:spacing w:after="0" w:before="0" w:line="240" w:lineRule="auto"/>
-        <w:ind w:left="2475" w:right="0" w:hanging="490"/>
-        <w:jc w:val="left"/>
-        <w:rPr/>
-      </w:pPr>
-      <w:bookmarkStart w:colFirst="0" w:colLast="0" w:name="_syik6ac8hkal" w:id="16"/>
-      <w:bookmarkEnd w:id="16"/>
-      <w:r>
-        <w:rPr>
-          <w:rtl w:val="0"/>
-        </w:rPr>
-        <w:t xml:space="preserve">Выводы по проектной части</w:t>
-      </w:r>
-    </w:p>
-    <w:p>
-      <w:pPr>
-        <w:tabs>
-          <w:tab w:val="left" w:leader="none" w:pos="2475"/>
-        </w:tabs>
-        <w:ind w:left="0" w:firstLine="0"/>
-        <w:rPr>
-          <w:sz w:val="28"/>
-          <w:szCs w:val="28"/>
-        </w:rPr>
-      </w:pPr>
-      <w:r>
-        <w:rPr>
-          <w:rtl w:val="0"/>
-        </w:rPr>
-      </w:r>
-    </w:p>
-    <w:p>
-      <w:pPr>
-        <w:spacing w:before="74" w:line="360" w:lineRule="auto"/>
-        <w:ind w:left="1277" w:right="423" w:firstLine="707"/>
-        <w:jc w:val="both"/>
-        <w:rPr>
-          <w:sz w:val="28"/>
-          <w:szCs w:val="28"/>
-          <w:highlight w:val="white"/>
-        </w:rPr>
-      </w:pPr>
-      <w:r>
-        <w:rPr>
-          <w:sz w:val="28"/>
-          <w:szCs w:val="28"/>
-          <w:highlight w:val="white"/>
-          <w:rtl w:val="0"/>
-        </w:rPr>
-        <w:t xml:space="preserve">В ходе выполнения проектной части курсовой работы был успешно решен комплекс взаимосвязанных задач, направленных на теоретическое обоснование и техническое проектирование системы автоматизированной сверки веб-интерфейсов. На начальном этапе были четко сформулированы функциональные и нефункциональные требования к разрабатываемому программному комплексу, охватывающие весь рабочий цикл от выгрузки эталонных макетов через программный интерфейс Figma API до формирования итогового отчета с детерминированными русскоязычными описаниями дефектов. Для реализации данных требований была спроектирована модульная конвейерная архитектура, разделенная на пять функциональных слоев, включающих модули интеграции, аналитики, машинного обучения, генерации текстовых описаний и представления результатов, централизованное управление которыми возложено на сквозной оркестратор.</w:t>
-      </w:r>
-    </w:p>
-    <w:p>
-      <w:pPr>
-        <w:spacing w:before="74" w:line="360" w:lineRule="auto"/>
-        <w:ind w:left="1277" w:right="423" w:firstLine="707"/>
-        <w:jc w:val="both"/>
-        <w:rPr>
-          <w:sz w:val="28"/>
-          <w:szCs w:val="28"/>
-          <w:highlight w:val="white"/>
-        </w:rPr>
-      </w:pPr>
-      <w:r>
-        <w:rPr>
-          <w:sz w:val="28"/>
-          <w:szCs w:val="28"/>
-          <w:highlight w:val="white"/>
-          <w:rtl w:val="0"/>
-        </w:rPr>
-        <w:t xml:space="preserve">В рамках архитектурного проектирования были детально описаны потоки данных между всеми семью последовательными этапами конвейера, начиная с экспорта графических эталонов и заканчивая архивацией изолированных копий-свидетелей сессии тестирования вместе с сопутствующими конфигурационными сайдкарами. В качестве информационной основы системы определены унифицированные форматы конфигурационных файлов, структура классов валидации параметров, топология каталогов для упорядоченного хранения бинарных и текстовых артефактов, а также композиция выходных документов.</w:t>
-      </w:r>
-    </w:p>
-    <w:p>
-      <w:pPr>
-        <w:spacing w:before="74" w:line="360" w:lineRule="auto"/>
-        <w:ind w:left="1277" w:right="423" w:firstLine="707"/>
-        <w:jc w:val="both"/>
-        <w:rPr>
-          <w:sz w:val="28"/>
-          <w:szCs w:val="28"/>
-          <w:highlight w:val="white"/>
-        </w:rPr>
-      </w:pPr>
-      <w:r>
-        <w:rPr>
-          <w:sz w:val="28"/>
-          <w:szCs w:val="28"/>
-          <w:highlight w:val="white"/>
-          <w:rtl w:val="0"/>
-        </w:rPr>
-        <w:t xml:space="preserve">Важнейшим результатом проектирования стало аналитическое обоснование гибридного подхода, в рамках которого сочетание детерминированных правил анализа дифференциальных карт и разметки интерфейса гарантирует стабильность базовых проверок, применение специализированных нейросетевых модулей минимизирует вероятность ложных срабатываний, а интеграция локальной языковой модели позволяет существенно повысить читаемость технических формулировок баг-репортов без нарушения контура безопасности данных. Сформированные проектные решения служат завершенной основой для последующего этапа программной реализации и обеспечивают высокий уровень модульности, автономности и гибкости конфигурирования компонентов разработанного комплекса.</w:t>
-      </w:r>
-      <w:r>
-        <w:rPr>
-          <w:rtl w:val="0"/>
-        </w:rPr>
-      </w:r>
-    </w:p>
-    <w:p>
-      <w:pPr>
-        <w:keepNext w:val="0"/>
-        <w:keepLines w:val="0"/>
-        <w:pageBreakBefore w:val="0"/>
-        <w:widowControl w:val="0"/>
-        <w:pBdr>
-          <w:top w:space="0" w:sz="0" w:val="nil"/>
-          <w:left w:space="0" w:sz="0" w:val="nil"/>
-          <w:bottom w:space="0" w:sz="0" w:val="nil"/>
-          <w:right w:space="0" w:sz="0" w:val="nil"/>
-          <w:between w:space="0" w:sz="0" w:val="nil"/>
-        </w:pBdr>
-        <w:shd w:fill="auto" w:val="clear"/>
-        <w:spacing w:after="0" w:before="321" w:line="240" w:lineRule="auto"/>
+        <w:spacing w:after="0" w:before="321" w:line="360" w:lineRule="auto"/>
         <w:ind w:left="0" w:right="0" w:firstLine="0"/>
         <w:jc w:val="left"/>
         <w:rPr>
@@ -9804,18 +8711,18 @@
         <w:pStyle w:val="Heading1"/>
         <w:numPr>
           <w:ilvl w:val="0"/>
-          <w:numId w:val="5"/>
+          <w:numId w:val="4"/>
         </w:numPr>
         <w:tabs>
           <w:tab w:val="left" w:leader="none" w:pos="2264"/>
         </w:tabs>
-        <w:spacing w:after="0" w:before="74" w:line="240" w:lineRule="auto"/>
+        <w:spacing w:after="0" w:before="74" w:line="360" w:lineRule="auto"/>
         <w:ind w:left="2264" w:right="0" w:hanging="279.00000000000006"/>
         <w:jc w:val="left"/>
         <w:rPr/>
       </w:pPr>
-      <w:bookmarkStart w:colFirst="0" w:colLast="0" w:name="_1jpkdzgikb1" w:id="17"/>
-      <w:bookmarkEnd w:id="17"/>
+      <w:bookmarkStart w:colFirst="0" w:colLast="0" w:name="_1jpkdzgikb1" w:id="19"/>
+      <w:bookmarkEnd w:id="19"/>
       <w:r>
         <w:rPr>
           <w:rtl w:val="0"/>
@@ -9828,18 +8735,18 @@
         <w:pStyle w:val="Heading1"/>
         <w:numPr>
           <w:ilvl w:val="1"/>
-          <w:numId w:val="5"/>
+          <w:numId w:val="4"/>
         </w:numPr>
         <w:tabs>
           <w:tab w:val="left" w:leader="none" w:pos="2473"/>
         </w:tabs>
-        <w:spacing w:after="0" w:before="164" w:line="240" w:lineRule="auto"/>
+        <w:spacing w:after="0" w:before="164" w:line="360" w:lineRule="auto"/>
         <w:ind w:left="2473" w:right="0" w:hanging="488.0000000000001"/>
         <w:jc w:val="left"/>
         <w:rPr/>
       </w:pPr>
-      <w:bookmarkStart w:colFirst="0" w:colLast="0" w:name="_wi7dxwon74wn" w:id="18"/>
-      <w:bookmarkEnd w:id="18"/>
+      <w:bookmarkStart w:colFirst="0" w:colLast="0" w:name="_wi7dxwon74wn" w:id="20"/>
+      <w:bookmarkEnd w:id="20"/>
       <w:r>
         <w:rPr>
           <w:rtl w:val="0"/>
@@ -10038,7 +8945,7 @@
         <w:widowControl w:val="0"/>
         <w:numPr>
           <w:ilvl w:val="0"/>
-          <w:numId w:val="13"/>
+          <w:numId w:val="12"/>
         </w:numPr>
         <w:pBdr>
           <w:top w:space="0" w:sz="0" w:val="nil"/>
@@ -10073,7 +8980,7 @@
         <w:widowControl w:val="0"/>
         <w:numPr>
           <w:ilvl w:val="0"/>
-          <w:numId w:val="13"/>
+          <w:numId w:val="12"/>
         </w:numPr>
         <w:pBdr>
           <w:top w:space="0" w:sz="0" w:val="nil"/>
@@ -10108,7 +9015,7 @@
         <w:widowControl w:val="0"/>
         <w:numPr>
           <w:ilvl w:val="0"/>
-          <w:numId w:val="13"/>
+          <w:numId w:val="12"/>
         </w:numPr>
         <w:pBdr>
           <w:top w:space="0" w:sz="0" w:val="nil"/>
@@ -10143,7 +9050,7 @@
         <w:widowControl w:val="0"/>
         <w:numPr>
           <w:ilvl w:val="0"/>
-          <w:numId w:val="13"/>
+          <w:numId w:val="12"/>
         </w:numPr>
         <w:pBdr>
           <w:top w:space="0" w:sz="0" w:val="nil"/>
@@ -10178,7 +9085,7 @@
         <w:widowControl w:val="0"/>
         <w:numPr>
           <w:ilvl w:val="0"/>
-          <w:numId w:val="13"/>
+          <w:numId w:val="12"/>
         </w:numPr>
         <w:pBdr>
           <w:top w:space="0" w:sz="0" w:val="nil"/>
@@ -10213,7 +9120,7 @@
         <w:widowControl w:val="0"/>
         <w:numPr>
           <w:ilvl w:val="0"/>
-          <w:numId w:val="13"/>
+          <w:numId w:val="12"/>
         </w:numPr>
         <w:pBdr>
           <w:top w:space="0" w:sz="0" w:val="nil"/>
@@ -10248,7 +9155,7 @@
         <w:widowControl w:val="0"/>
         <w:numPr>
           <w:ilvl w:val="0"/>
-          <w:numId w:val="13"/>
+          <w:numId w:val="12"/>
         </w:numPr>
         <w:pBdr>
           <w:top w:space="0" w:sz="0" w:val="nil"/>
@@ -10283,7 +9190,7 @@
         <w:widowControl w:val="0"/>
         <w:numPr>
           <w:ilvl w:val="0"/>
-          <w:numId w:val="13"/>
+          <w:numId w:val="12"/>
         </w:numPr>
         <w:pBdr>
           <w:top w:space="0" w:sz="0" w:val="nil"/>
@@ -10303,8 +9210,11 @@
       </w:pPr>
       <w:r>
         <w:rPr>
-          <w:rtl w:val="0"/>
-        </w:rPr>
+          <w:sz w:val="28"/>
+          <w:szCs w:val="28"/>
+          <w:rtl w:val="0"/>
+        </w:rPr>
+        <w:t xml:space="preserve">Опциональная проверка смещенных графических элементов модулем fragment_matcher.</w:t>
       </w:r>
     </w:p>
     <w:p>
@@ -10315,7 +9225,7 @@
         <w:widowControl w:val="0"/>
         <w:numPr>
           <w:ilvl w:val="0"/>
-          <w:numId w:val="13"/>
+          <w:numId w:val="12"/>
         </w:numPr>
         <w:pBdr>
           <w:top w:space="0" w:sz="0" w:val="nil"/>
@@ -10339,7 +9249,7 @@
           <w:szCs w:val="28"/>
           <w:rtl w:val="0"/>
         </w:rPr>
-        <w:t xml:space="preserve">Опциональная проверка смещенных графических элементов модулем fragment_matcher.</w:t>
+        <w:t xml:space="preserve">Опциональный запуск нейросетевой модели MultiAspectComparator на вырезанных подозрительных кропах.</w:t>
       </w:r>
     </w:p>
     <w:p>
@@ -10350,7 +9260,7 @@
         <w:widowControl w:val="0"/>
         <w:numPr>
           <w:ilvl w:val="0"/>
-          <w:numId w:val="13"/>
+          <w:numId w:val="12"/>
         </w:numPr>
         <w:pBdr>
           <w:top w:space="0" w:sz="0" w:val="nil"/>
@@ -10374,7 +9284,7 @@
           <w:szCs w:val="28"/>
           <w:rtl w:val="0"/>
         </w:rPr>
-        <w:t xml:space="preserve">Опциональный запуск нейросетевой модели MultiAspectComparator на вырезанных подозрительных кропах.</w:t>
+        <w:t xml:space="preserve">Опциональное лингвистическое улучшение и перевод баг-репорта на русский язык с помощью локальной модели Ollama.</w:t>
       </w:r>
     </w:p>
     <w:p>
@@ -10385,42 +9295,7 @@
         <w:widowControl w:val="0"/>
         <w:numPr>
           <w:ilvl w:val="0"/>
-          <w:numId w:val="13"/>
-        </w:numPr>
-        <w:pBdr>
-          <w:top w:space="0" w:sz="0" w:val="nil"/>
-          <w:left w:space="0" w:sz="0" w:val="nil"/>
-          <w:bottom w:space="0" w:sz="0" w:val="nil"/>
-          <w:right w:space="0" w:sz="0" w:val="nil"/>
-          <w:between w:space="0" w:sz="0" w:val="nil"/>
-        </w:pBdr>
-        <w:shd w:fill="auto" w:val="clear"/>
-        <w:spacing w:after="0" w:afterAutospacing="0" w:before="0" w:beforeAutospacing="0" w:line="360" w:lineRule="auto"/>
-        <w:ind w:left="2160" w:right="430" w:hanging="360"/>
-        <w:jc w:val="both"/>
-        <w:rPr>
-          <w:sz w:val="28"/>
-          <w:szCs w:val="28"/>
-        </w:rPr>
-      </w:pPr>
-      <w:r>
-        <w:rPr>
-          <w:sz w:val="28"/>
-          <w:szCs w:val="28"/>
-          <w:rtl w:val="0"/>
-        </w:rPr>
-        <w:t xml:space="preserve">Опциональное лингвистическое улучшение и перевод баг-репорта на русский язык с помощью локальной модели Ollama.</w:t>
-      </w:r>
-    </w:p>
-    <w:p>
-      <w:pPr>
-        <w:keepNext w:val="0"/>
-        <w:keepLines w:val="0"/>
-        <w:pageBreakBefore w:val="0"/>
-        <w:widowControl w:val="0"/>
-        <w:numPr>
-          <w:ilvl w:val="0"/>
-          <w:numId w:val="13"/>
+          <w:numId w:val="12"/>
         </w:numPr>
         <w:pBdr>
           <w:top w:space="0" w:sz="0" w:val="nil"/>
@@ -10492,20 +9367,12 @@
           <w:between w:space="0" w:sz="0" w:val="nil"/>
         </w:pBdr>
         <w:shd w:fill="auto" w:val="clear"/>
-        <w:spacing w:after="0" w:before="161" w:line="240" w:lineRule="auto"/>
-        <w:ind w:left="0" w:right="0" w:firstLine="0"/>
-        <w:jc w:val="left"/>
-        <w:rPr>
-          <w:i w:val="0"/>
-          <w:iCs w:val="0"/>
-          <w:smallCaps w:val="0"/>
-          <w:strike w:val="0"/>
-          <w:color w:val="000000"/>
-          <w:sz w:val="28"/>
-          <w:szCs w:val="28"/>
-          <w:u w:val="none"/>
-          <w:shd w:fill="auto" w:val="clear"/>
-          <w:vertAlign w:val="baseline"/>
+        <w:spacing w:after="0" w:before="14" w:line="360" w:lineRule="auto"/>
+        <w:ind w:left="1277" w:right="430" w:firstLine="707"/>
+        <w:jc w:val="both"/>
+        <w:rPr>
+          <w:sz w:val="28"/>
+          <w:szCs w:val="28"/>
         </w:rPr>
       </w:pPr>
       <w:r>
@@ -10519,18 +9386,18 @@
         <w:pStyle w:val="Heading1"/>
         <w:numPr>
           <w:ilvl w:val="1"/>
-          <w:numId w:val="5"/>
+          <w:numId w:val="4"/>
         </w:numPr>
         <w:tabs>
           <w:tab w:val="left" w:leader="none" w:pos="2473"/>
         </w:tabs>
-        <w:spacing w:after="0" w:before="1" w:line="240" w:lineRule="auto"/>
+        <w:spacing w:after="0" w:before="1" w:line="360" w:lineRule="auto"/>
         <w:ind w:left="2473" w:right="0" w:hanging="488.0000000000001"/>
         <w:jc w:val="both"/>
         <w:rPr/>
       </w:pPr>
-      <w:bookmarkStart w:colFirst="0" w:colLast="0" w:name="_xk7rg1kgogkc" w:id="19"/>
-      <w:bookmarkEnd w:id="19"/>
+      <w:bookmarkStart w:colFirst="0" w:colLast="0" w:name="_xk7rg1kgogkc" w:id="21"/>
+      <w:bookmarkEnd w:id="21"/>
       <w:r>
         <w:rPr>
           <w:rtl w:val="0"/>
@@ -10544,13 +9411,13 @@
         <w:tabs>
           <w:tab w:val="left" w:leader="none" w:pos="2473"/>
         </w:tabs>
-        <w:spacing w:after="0" w:before="1" w:line="240" w:lineRule="auto"/>
+        <w:spacing w:after="0" w:before="1" w:line="360" w:lineRule="auto"/>
         <w:ind w:left="2474" w:right="0" w:firstLine="0"/>
         <w:jc w:val="both"/>
         <w:rPr/>
       </w:pPr>
-      <w:bookmarkStart w:colFirst="0" w:colLast="0" w:name="_bh6160xattcd" w:id="20"/>
-      <w:bookmarkEnd w:id="20"/>
+      <w:bookmarkStart w:colFirst="0" w:colLast="0" w:name="_bh6160xattcd" w:id="22"/>
+      <w:bookmarkEnd w:id="22"/>
       <w:r>
         <w:rPr>
           <w:rtl w:val="0"/>
@@ -10563,11 +9430,7 @@
         <w:tabs>
           <w:tab w:val="left" w:leader="none" w:pos="2473"/>
         </w:tabs>
-        <w:ind w:left="0" w:firstLine="0"/>
-        <w:rPr>
-          <w:sz w:val="28"/>
-          <w:szCs w:val="28"/>
-        </w:rPr>
+        <w:rPr/>
       </w:pPr>
       <w:r>
         <w:rPr>
@@ -10704,40 +9567,23 @@
         <w:pStyle w:val="Heading1"/>
         <w:numPr>
           <w:ilvl w:val="1"/>
-          <w:numId w:val="5"/>
+          <w:numId w:val="4"/>
         </w:numPr>
         <w:tabs>
           <w:tab w:val="left" w:leader="none" w:pos="2473"/>
         </w:tabs>
-        <w:spacing w:after="0" w:before="0" w:line="240" w:lineRule="auto"/>
+        <w:spacing w:after="0" w:before="0" w:line="360" w:lineRule="auto"/>
         <w:ind w:left="2473" w:right="0" w:hanging="488.0000000000001"/>
         <w:jc w:val="left"/>
         <w:rPr/>
       </w:pPr>
-      <w:bookmarkStart w:colFirst="0" w:colLast="0" w:name="_w7vemb57mu1x" w:id="21"/>
-      <w:bookmarkEnd w:id="21"/>
+      <w:bookmarkStart w:colFirst="0" w:colLast="0" w:name="_w7vemb57mu1x" w:id="23"/>
+      <w:bookmarkEnd w:id="23"/>
       <w:r>
         <w:rPr>
           <w:rtl w:val="0"/>
         </w:rPr>
         <w:t xml:space="preserve">Интеграция локальной языковой модели и генерация текстовых отчётов</w:t>
-      </w:r>
-    </w:p>
-    <w:p>
-      <w:pPr>
-        <w:tabs>
-          <w:tab w:val="left" w:leader="none" w:pos="2473"/>
-        </w:tabs>
-        <w:ind w:left="0" w:firstLine="0"/>
-        <w:rPr>
-          <w:sz w:val="28"/>
-          <w:szCs w:val="28"/>
-        </w:rPr>
-      </w:pPr>
-      <w:r>
-        <w:rPr>
-          <w:rtl w:val="0"/>
-        </w:rPr>
       </w:r>
     </w:p>
     <w:p>
@@ -10752,11 +9598,8 @@
       </w:pPr>
       <w:r>
         <w:rPr>
-          <w:sz w:val="28"/>
-          <w:szCs w:val="28"/>
-          <w:rtl w:val="0"/>
-        </w:rPr>
-        <w:t xml:space="preserve">Взаимодействие с локальным сервером Ollama организовано по протоколу REST API в модуле gemma_client.py. Использование данной платформы позволяет развертывать большие языковые модели непосредственно на локальном узле без отправки конфиденциальных данных во внешние облачные сервисы, что полностью закрывает требования к безопасности корпоративных и учебных проектов, работающих с закрытыми макетами.</w:t>
+          <w:rtl w:val="0"/>
+        </w:rPr>
       </w:r>
     </w:p>
     <w:p>
@@ -10775,7 +9618,7 @@
           <w:szCs w:val="28"/>
           <w:rtl w:val="0"/>
         </w:rPr>
-        <w:t xml:space="preserve">В зависимости от установленного в конфигурации параметра bug_report_mode, система способна функционировать в трех режимах генерации. В режиме text выполняется лингвистическое перефразирование детерминированного черновика, полученного от базового модуля анализа разметки, что обеспечивает наибольшую стабильность результатов. Режим vision активирует прямую обработку изображений дифференциальных карт мультимодальными моделями. Комбинированный режим both совмещает первичный визуальный анализ с последующей текстовой полировкой формулировок.</w:t>
+        <w:t xml:space="preserve">Взаимодействие с локальным сервером Ollama организовано по протоколу REST API в модуле gemma_client.py. Использование данной платформы позволяет развертывать большие языковые модели непосредственно на локальном узле без отправки конфиденциальных данных во внешние облачные сервисы, что полностью закрывает требования к безопасности корпоративных и учебных проектов, работающих с закрытыми макетами.</w:t>
       </w:r>
     </w:p>
     <w:p>
@@ -10794,7 +9637,7 @@
           <w:szCs w:val="28"/>
           <w:rtl w:val="0"/>
         </w:rPr>
-        <w:t xml:space="preserve">Формирование запросов к модели инкапсулировано в модуле bug_report_prompts.py, который динамически подгружает примеры контекстного обучения из файла ollama_fewshot_ru.json. Первоначальная настройка и развертывание кастомной языковой модели с зашитым системным промптом, ориентированным на генерацию лаконичного русскоязычного QA-стиля, автоматизированы с помощью инсталляционного скрипта setup_ollama_bug_reporter.py.</w:t>
+        <w:t xml:space="preserve">В зависимости от установленного в конфигурации параметра bug_report_mode, система способна функционировать в трех режимах генерации. В режиме text выполняется лингвистическое перефразирование детерминированного черновика, полученного от базового модуля анализа разметки, что обеспечивает наибольшую стабильность результатов. Режим vision активирует прямую обработку изображений дифференциальных карт мультимодальными моделями. Комбинированный режим both совмещает первичный визуальный анализ с последующей текстовой полировкой формулировок.</w:t>
       </w:r>
     </w:p>
     <w:p>
@@ -10813,6 +9656,25 @@
           <w:szCs w:val="28"/>
           <w:rtl w:val="0"/>
         </w:rPr>
+        <w:t xml:space="preserve">Формирование запросов к модели инкапсулировано в модуле bug_report_prompts.py, который динамически подгружает примеры контекстного обучения из файла ollama_fewshot_ru.json. Первоначальная настройка и развертывание кастомной языковой модели с зашитым системным промптом, ориентированным на генерацию лаконичного русскоязычного QA-стиля, автоматизированы с помощью инсталляционного скрипта setup_ollama_bug_reporter.py.</w:t>
+      </w:r>
+    </w:p>
+    <w:p>
+      <w:pPr>
+        <w:spacing w:before="14" w:line="360" w:lineRule="auto"/>
+        <w:ind w:left="1277" w:right="430" w:firstLine="707"/>
+        <w:jc w:val="both"/>
+        <w:rPr>
+          <w:sz w:val="28"/>
+          <w:szCs w:val="28"/>
+        </w:rPr>
+      </w:pPr>
+      <w:r>
+        <w:rPr>
+          <w:sz w:val="28"/>
+          <w:szCs w:val="28"/>
+          <w:rtl w:val="0"/>
+        </w:rPr>
         <w:t xml:space="preserve">Для обеспечения высокой отказоустойчивости при интеграции с языковыми моделями в коде реализован комплекс защитных механизмов:</w:t>
       </w:r>
     </w:p>
@@ -10820,7 +9682,7 @@
       <w:pPr>
         <w:numPr>
           <w:ilvl w:val="0"/>
-          <w:numId w:val="12"/>
+          <w:numId w:val="11"/>
         </w:numPr>
         <w:spacing w:before="14" w:line="360" w:lineRule="auto"/>
         <w:ind w:left="2160" w:right="430" w:hanging="360"/>
@@ -10859,7 +9721,7 @@
       <w:pPr>
         <w:numPr>
           <w:ilvl w:val="0"/>
-          <w:numId w:val="12"/>
+          <w:numId w:val="11"/>
         </w:numPr>
         <w:spacing w:after="0" w:afterAutospacing="0" w:before="14" w:line="360" w:lineRule="auto"/>
         <w:ind w:left="2160" w:right="430" w:hanging="360"/>
@@ -10882,7 +9744,7 @@
       <w:pPr>
         <w:numPr>
           <w:ilvl w:val="0"/>
-          <w:numId w:val="12"/>
+          <w:numId w:val="11"/>
         </w:numPr>
         <w:spacing w:after="0" w:afterAutospacing="0" w:before="0" w:beforeAutospacing="0" w:line="360" w:lineRule="auto"/>
         <w:ind w:left="2160" w:right="430" w:hanging="360"/>
@@ -10905,7 +9767,7 @@
       <w:pPr>
         <w:numPr>
           <w:ilvl w:val="0"/>
-          <w:numId w:val="12"/>
+          <w:numId w:val="11"/>
         </w:numPr>
         <w:spacing w:after="0" w:afterAutospacing="0" w:before="0" w:beforeAutospacing="0" w:line="360" w:lineRule="auto"/>
         <w:ind w:left="2160" w:right="430" w:hanging="360"/>
@@ -10928,7 +9790,7 @@
       <w:pPr>
         <w:numPr>
           <w:ilvl w:val="0"/>
-          <w:numId w:val="12"/>
+          <w:numId w:val="11"/>
         </w:numPr>
         <w:spacing w:after="0" w:afterAutospacing="0" w:before="0" w:beforeAutospacing="0" w:line="360" w:lineRule="auto"/>
         <w:ind w:left="2160" w:right="430" w:hanging="360"/>
@@ -10951,7 +9813,7 @@
       <w:pPr>
         <w:numPr>
           <w:ilvl w:val="0"/>
-          <w:numId w:val="12"/>
+          <w:numId w:val="11"/>
         </w:numPr>
         <w:spacing w:before="0" w:beforeAutospacing="0" w:line="360" w:lineRule="auto"/>
         <w:ind w:left="2160" w:right="430" w:hanging="360"/>
@@ -10988,57 +9850,12 @@
         </w:rPr>
         <w:t xml:space="preserve">После завершения этапа текстовой оптимизации финальные формулировки дефектов интегрируются в общую структуру данных через функцию слияния. Это гарантирует, что итоговый интерактивный HTML-отчет и хронологический текстовый лог будут содержать улучшенные языковой моделью описания багов вместо сырых эвристических формулировок.</w:t>
       </w:r>
-      <w:r>
-        <w:rPr>
-          <w:rtl w:val="0"/>
-        </w:rPr>
-      </w:r>
-    </w:p>
-    <w:p>
-      <w:pPr>
-        <w:keepNext w:val="0"/>
-        <w:keepLines w:val="0"/>
-        <w:pageBreakBefore w:val="0"/>
-        <w:widowControl w:val="0"/>
-        <w:pBdr>
-          <w:top w:space="0" w:sz="0" w:val="nil"/>
-          <w:left w:space="0" w:sz="0" w:val="nil"/>
-          <w:bottom w:space="0" w:sz="0" w:val="nil"/>
-          <w:right w:space="0" w:sz="0" w:val="nil"/>
-          <w:between w:space="0" w:sz="0" w:val="nil"/>
-        </w:pBdr>
-        <w:shd w:fill="auto" w:val="clear"/>
-        <w:spacing w:after="0" w:before="0" w:line="360" w:lineRule="auto"/>
-        <w:ind w:left="0" w:right="0" w:firstLine="0"/>
-        <w:jc w:val="left"/>
-        <w:rPr>
-          <w:sz w:val="28"/>
-          <w:szCs w:val="28"/>
-        </w:rPr>
-      </w:pPr>
-      <w:r>
-        <w:rPr>
-          <w:rtl w:val="0"/>
-        </w:rPr>
-      </w:r>
-    </w:p>
-    <w:p>
-      <w:pPr>
-        <w:keepNext w:val="0"/>
-        <w:keepLines w:val="0"/>
-        <w:pageBreakBefore w:val="0"/>
-        <w:widowControl w:val="0"/>
-        <w:pBdr>
-          <w:top w:space="0" w:sz="0" w:val="nil"/>
-          <w:left w:space="0" w:sz="0" w:val="nil"/>
-          <w:bottom w:space="0" w:sz="0" w:val="nil"/>
-          <w:right w:space="0" w:sz="0" w:val="nil"/>
-          <w:between w:space="0" w:sz="0" w:val="nil"/>
-        </w:pBdr>
-        <w:shd w:fill="auto" w:val="clear"/>
-        <w:spacing w:after="0" w:before="0" w:line="360" w:lineRule="auto"/>
-        <w:ind w:left="0" w:right="0" w:firstLine="0"/>
-        <w:jc w:val="left"/>
+    </w:p>
+    <w:p>
+      <w:pPr>
+        <w:spacing w:before="14" w:line="360" w:lineRule="auto"/>
+        <w:ind w:left="1277" w:right="430" w:firstLine="707"/>
+        <w:jc w:val="both"/>
         <w:rPr>
           <w:sz w:val="28"/>
           <w:szCs w:val="28"/>
@@ -11055,7 +9872,7 @@
         <w:pStyle w:val="Heading1"/>
         <w:numPr>
           <w:ilvl w:val="1"/>
-          <w:numId w:val="5"/>
+          <w:numId w:val="4"/>
         </w:numPr>
         <w:tabs>
           <w:tab w:val="left" w:leader="none" w:pos="2475"/>
@@ -11065,8 +9882,8 @@
         <w:jc w:val="left"/>
         <w:rPr/>
       </w:pPr>
-      <w:bookmarkStart w:colFirst="0" w:colLast="0" w:name="_xvqvtgfsjczd" w:id="22"/>
-      <w:bookmarkEnd w:id="22"/>
+      <w:bookmarkStart w:colFirst="0" w:colLast="0" w:name="_xvqvtgfsjczd" w:id="24"/>
+      <w:bookmarkEnd w:id="24"/>
       <w:r>
         <w:rPr>
           <w:rtl w:val="0"/>
@@ -11079,12 +9896,8 @@
         <w:tabs>
           <w:tab w:val="left" w:leader="none" w:pos="2475"/>
         </w:tabs>
-        <w:spacing w:line="360" w:lineRule="auto"/>
         <w:ind w:left="2474" w:firstLine="0"/>
-        <w:rPr>
-          <w:sz w:val="28"/>
-          <w:szCs w:val="28"/>
-        </w:rPr>
+        <w:rPr/>
       </w:pPr>
       <w:r>
         <w:rPr>
@@ -11184,7 +9997,7 @@
           <w:szCs w:val="28"/>
           <w:rtl w:val="0"/>
         </w:rPr>
-        <w:t xml:space="preserve">На рисунке 4 показан веб-интерфейс конфигурации параметров теста, где оператор может задать целевой URL, разрешение viewport, пороги алгоритмов сравнения, а также селективно активировать или деактивировать нейросетевые компоненты системы.</w:t>
+        <w:t xml:space="preserve">На рисунке 4 показан веб-интерфейс конфигурации параметров теста, где пользователь может задать целевой URL, разрешение viewport, пороги алгоритмов сравнения, а также селективно активировать или деактивировать нейросетевые компоненты системы.</w:t>
       </w:r>
     </w:p>
     <w:p>
@@ -11199,6 +10012,118 @@
       </w:pPr>
       <w:r>
         <w:rPr>
+          <w:rtl w:val="0"/>
+        </w:rPr>
+      </w:r>
+    </w:p>
+    <w:p>
+      <w:pPr>
+        <w:spacing w:before="14" w:line="360" w:lineRule="auto"/>
+        <w:ind w:left="1277" w:right="430" w:firstLine="707"/>
+        <w:jc w:val="both"/>
+        <w:rPr>
+          <w:sz w:val="28"/>
+          <w:szCs w:val="28"/>
+        </w:rPr>
+      </w:pPr>
+      <w:r>
+        <w:rPr>
+          <w:rtl w:val="0"/>
+        </w:rPr>
+      </w:r>
+    </w:p>
+    <w:p>
+      <w:pPr>
+        <w:spacing w:before="14" w:line="360" w:lineRule="auto"/>
+        <w:ind w:left="1277" w:right="430" w:firstLine="707"/>
+        <w:jc w:val="both"/>
+        <w:rPr>
+          <w:sz w:val="28"/>
+          <w:szCs w:val="28"/>
+        </w:rPr>
+      </w:pPr>
+      <w:r>
+        <w:rPr>
+          <w:rtl w:val="0"/>
+        </w:rPr>
+      </w:r>
+    </w:p>
+    <w:p>
+      <w:pPr>
+        <w:spacing w:before="14" w:line="360" w:lineRule="auto"/>
+        <w:ind w:left="1277" w:right="430" w:firstLine="707"/>
+        <w:jc w:val="both"/>
+        <w:rPr>
+          <w:sz w:val="28"/>
+          <w:szCs w:val="28"/>
+        </w:rPr>
+      </w:pPr>
+      <w:r>
+        <w:rPr>
+          <w:rtl w:val="0"/>
+        </w:rPr>
+      </w:r>
+    </w:p>
+    <w:p>
+      <w:pPr>
+        <w:spacing w:before="14" w:line="360" w:lineRule="auto"/>
+        <w:ind w:left="1277" w:right="430" w:firstLine="707"/>
+        <w:jc w:val="both"/>
+        <w:rPr>
+          <w:sz w:val="28"/>
+          <w:szCs w:val="28"/>
+        </w:rPr>
+      </w:pPr>
+      <w:r>
+        <w:rPr>
+          <w:rtl w:val="0"/>
+        </w:rPr>
+      </w:r>
+    </w:p>
+    <w:p>
+      <w:pPr>
+        <w:spacing w:before="14" w:line="360" w:lineRule="auto"/>
+        <w:ind w:left="1277" w:right="430" w:firstLine="707"/>
+        <w:jc w:val="both"/>
+        <w:rPr>
+          <w:sz w:val="28"/>
+          <w:szCs w:val="28"/>
+        </w:rPr>
+      </w:pPr>
+      <w:r>
+        <w:rPr>
+          <w:rtl w:val="0"/>
+        </w:rPr>
+      </w:r>
+    </w:p>
+    <w:p>
+      <w:pPr>
+        <w:spacing w:before="14" w:line="360" w:lineRule="auto"/>
+        <w:ind w:left="1277" w:right="430" w:firstLine="707"/>
+        <w:jc w:val="both"/>
+        <w:rPr>
+          <w:sz w:val="28"/>
+          <w:szCs w:val="28"/>
+        </w:rPr>
+      </w:pPr>
+      <w:r>
+        <w:rPr>
+          <w:rtl w:val="0"/>
+        </w:rPr>
+      </w:r>
+    </w:p>
+    <w:p>
+      <w:pPr>
+        <w:spacing w:before="14" w:line="360" w:lineRule="auto"/>
+        <w:ind w:left="1277" w:right="430" w:firstLine="707"/>
+        <w:jc w:val="both"/>
+        <w:rPr>
+          <w:sz w:val="28"/>
+          <w:szCs w:val="28"/>
+        </w:rPr>
+      </w:pPr>
+      <w:r>
+        <w:rPr>
           <w:sz w:val="28"/>
           <w:szCs w:val="28"/>
           <w:rtl w:val="0"/>
@@ -11220,9 +10145,44 @@
         <w:rPr>
           <w:sz w:val="28"/>
           <w:szCs w:val="28"/>
-          <w:rtl w:val="0"/>
-        </w:rPr>
-        <w:t xml:space="preserve">с</w:t>
+        </w:rPr>
+        <w:drawing>
+          <wp:inline distB="114300" distT="114300" distL="114300" distR="114300">
+            <wp:extent cx="6523038" cy="3513766"/>
+            <wp:effectExtent b="0" l="0" r="0" t="0"/>
+            <wp:docPr id="8" name="image1.png"/>
+            <a:graphic>
+              <a:graphicData uri="http://schemas.openxmlformats.org/drawingml/2006/picture">
+                <pic:pic>
+                  <pic:nvPicPr>
+                    <pic:cNvPr id="0" name="image1.png"/>
+                    <pic:cNvPicPr preferRelativeResize="0"/>
+                  </pic:nvPicPr>
+                  <pic:blipFill>
+                    <a:blip r:embed="rId13"/>
+                    <a:srcRect b="0" l="0" r="0" t="0"/>
+                    <a:stretch>
+                      <a:fillRect/>
+                    </a:stretch>
+                  </pic:blipFill>
+                  <pic:spPr>
+                    <a:xfrm>
+                      <a:off x="0" y="0"/>
+                      <a:ext cx="6523038" cy="3513766"/>
+                    </a:xfrm>
+                    <a:prstGeom prst="rect"/>
+                    <a:ln/>
+                  </pic:spPr>
+                </pic:pic>
+              </a:graphicData>
+            </a:graphic>
+          </wp:inline>
+        </w:drawing>
+      </w:r>
+      <w:r>
+        <w:rPr>
+          <w:rtl w:val="0"/>
+        </w:rPr>
       </w:r>
     </w:p>
     <w:p>
@@ -11282,16 +10242,16 @@
           <wp:inline distB="114300" distT="114300" distL="114300" distR="114300">
             <wp:extent cx="6513513" cy="2977344"/>
             <wp:effectExtent b="0" l="0" r="0" t="0"/>
-            <wp:docPr id="4" name="image2.png"/>
+            <wp:docPr id="4" name="image4.png"/>
             <a:graphic>
               <a:graphicData uri="http://schemas.openxmlformats.org/drawingml/2006/picture">
                 <pic:pic>
                   <pic:nvPicPr>
-                    <pic:cNvPr id="0" name="image2.png"/>
+                    <pic:cNvPr id="0" name="image4.png"/>
                     <pic:cNvPicPr preferRelativeResize="0"/>
                   </pic:nvPicPr>
                   <pic:blipFill>
-                    <a:blip r:embed="rId12"/>
+                    <a:blip r:embed="rId14"/>
                     <a:srcRect b="0" l="0" r="0" t="0"/>
                     <a:stretch>
                       <a:fillRect/>
@@ -11374,16 +10334,16 @@
           <wp:inline distB="114300" distT="114300" distL="114300" distR="114300">
             <wp:extent cx="6151562" cy="3841445"/>
             <wp:effectExtent b="0" l="0" r="0" t="0"/>
-            <wp:docPr id="5" name="image1.png"/>
+            <wp:docPr id="9" name="image3.png"/>
             <a:graphic>
               <a:graphicData uri="http://schemas.openxmlformats.org/drawingml/2006/picture">
                 <pic:pic>
                   <pic:nvPicPr>
-                    <pic:cNvPr id="0" name="image1.png"/>
+                    <pic:cNvPr id="0" name="image3.png"/>
                     <pic:cNvPicPr preferRelativeResize="0"/>
                   </pic:nvPicPr>
                   <pic:blipFill>
-                    <a:blip r:embed="rId13"/>
+                    <a:blip r:embed="rId15"/>
                     <a:srcRect b="0" l="0" r="0" t="0"/>
                     <a:stretch>
                       <a:fillRect/>
@@ -11446,21 +10406,53 @@
     </w:p>
     <w:p>
       <w:pPr>
+        <w:spacing w:before="14" w:line="360" w:lineRule="auto"/>
+        <w:ind w:left="1277" w:right="430" w:firstLine="707"/>
+        <w:jc w:val="both"/>
+        <w:rPr>
+          <w:sz w:val="28"/>
+          <w:szCs w:val="28"/>
+        </w:rPr>
+      </w:pPr>
+      <w:r>
+        <w:rPr>
+          <w:rtl w:val="0"/>
+        </w:rPr>
+      </w:r>
+    </w:p>
+    <w:p>
+      <w:pPr>
+        <w:spacing w:before="14" w:line="360" w:lineRule="auto"/>
+        <w:ind w:left="1277" w:right="430" w:firstLine="707"/>
+        <w:jc w:val="both"/>
+        <w:rPr>
+          <w:sz w:val="28"/>
+          <w:szCs w:val="28"/>
+        </w:rPr>
+      </w:pPr>
+      <w:r>
+        <w:rPr>
+          <w:rtl w:val="0"/>
+        </w:rPr>
+      </w:r>
+    </w:p>
+    <w:p>
+      <w:pPr>
         <w:pStyle w:val="Heading1"/>
         <w:numPr>
           <w:ilvl w:val="1"/>
-          <w:numId w:val="5"/>
+          <w:numId w:val="4"/>
         </w:numPr>
         <w:tabs>
           <w:tab w:val="left" w:leader="none" w:pos="2473"/>
         </w:tabs>
-        <w:spacing w:before="1" w:lineRule="auto"/>
+        <w:spacing w:before="1" w:line="360" w:lineRule="auto"/>
         <w:ind w:left="2473" w:hanging="488.0000000000001"/>
         <w:jc w:val="both"/>
         <w:rPr/>
       </w:pPr>
-      <w:bookmarkStart w:colFirst="0" w:colLast="0" w:name="_lwu1tq22t6cd" w:id="23"/>
-      <w:bookmarkEnd w:id="23"/>
+      <w:bookmarkStart w:colFirst="0" w:colLast="0" w:name="_lwu1tq22t6cd" w:id="25"/>
+      <w:bookmarkEnd w:id="25"/>
       <w:r>
         <w:rPr>
           <w:rtl w:val="0"/>
@@ -11487,7 +10479,7 @@
           <w:between w:space="0" w:sz="0" w:val="nil"/>
         </w:pBdr>
         <w:shd w:fill="auto" w:val="clear"/>
-        <w:spacing w:after="0" w:before="0" w:line="240" w:lineRule="auto"/>
+        <w:spacing w:after="0" w:before="0" w:line="360" w:lineRule="auto"/>
         <w:ind w:left="0" w:right="0" w:firstLine="0"/>
         <w:jc w:val="left"/>
         <w:rPr>
@@ -11537,6 +10529,523 @@
           <w:rtl w:val="0"/>
         </w:rPr>
         <w:t xml:space="preserve">В разработанный конвейер успешно интегрированы три специализированных нейросетевых компонента, обеспечивающих классификацию дифференциальных карт, многоаспектный анализ визуального сходства графических фрагментов и интеллектуальную фильтрацию ложных срабатываний в зонах пространственного сдвига элементов. Путем интеграции локального сервера Ollama в систему внедрены функции семантического анализа и лингвистической оптимизации формулировок баг-репортов на русском языке, функционирующие в нескольких режимах работы в закрытом контуре безопасности.</w:t>
+      </w:r>
+    </w:p>
+    <w:p>
+      <w:pPr>
+        <w:spacing w:before="14" w:line="360" w:lineRule="auto"/>
+        <w:ind w:left="1277" w:right="430" w:firstLine="707"/>
+        <w:jc w:val="both"/>
+        <w:rPr>
+          <w:sz w:val="28"/>
+          <w:szCs w:val="28"/>
+        </w:rPr>
+      </w:pPr>
+      <w:r>
+        <w:rPr>
+          <w:sz w:val="28"/>
+          <w:szCs w:val="28"/>
+          <w:rtl w:val="0"/>
+        </w:rPr>
+        <w:t xml:space="preserve">Созданная инфраструктура предоставляет конечные точки входа для трех независимых интерфейсов взаимодействия, что делает программный комплекс удобным для автоматизации тестирования, ручного управления и проведения демонстраций. Спроектированные механизмы деградации функционала и автоматического переключения на эвристические алгоритмы при сбоях в среде выполнения PyTorch или недоступности языковой модели гарантируют высокую отказоустойчивость системы. Архитектура программного комплекса ориентирована на полностью локальное развертывание в современных операционных системах и подтвердила свою работоспособность в ходе испытаний на тестовом стенде. Полученные результаты программной реализации полностью подтверждают достижимость поставленной цели и практическую ценность разработанного инструментария.</w:t>
+      </w:r>
+    </w:p>
+    <w:p>
+      <w:pPr>
+        <w:spacing w:before="14" w:line="360" w:lineRule="auto"/>
+        <w:ind w:left="1277" w:right="430" w:firstLine="707"/>
+        <w:jc w:val="both"/>
+        <w:rPr>
+          <w:sz w:val="28"/>
+          <w:szCs w:val="28"/>
+        </w:rPr>
+      </w:pPr>
+      <w:r>
+        <w:rPr>
+          <w:rtl w:val="0"/>
+        </w:rPr>
+      </w:r>
+    </w:p>
+    <w:p>
+      <w:pPr>
+        <w:pStyle w:val="Heading1"/>
+        <w:numPr>
+          <w:ilvl w:val="1"/>
+          <w:numId w:val="4"/>
+        </w:numPr>
+        <w:tabs>
+          <w:tab w:val="left" w:leader="none" w:pos="2473"/>
+        </w:tabs>
+        <w:spacing w:before="1" w:line="360" w:lineRule="auto"/>
+        <w:ind w:left="2473" w:hanging="488.0000000000001"/>
+        <w:jc w:val="both"/>
+      </w:pPr>
+      <w:bookmarkStart w:colFirst="0" w:colLast="0" w:name="_zczloxjtx7yp" w:id="26"/>
+      <w:bookmarkEnd w:id="26"/>
+      <w:r>
+        <w:rPr>
+          <w:rtl w:val="0"/>
+        </w:rPr>
+        <w:t xml:space="preserve">Пример работы системы</w:t>
+      </w:r>
+    </w:p>
+    <w:p>
+      <w:pPr>
+        <w:tabs>
+          <w:tab w:val="left" w:leader="none" w:pos="2473"/>
+        </w:tabs>
+        <w:ind w:left="2474" w:firstLine="0"/>
+        <w:rPr/>
+      </w:pPr>
+      <w:r>
+        <w:rPr>
+          <w:rtl w:val="0"/>
+        </w:rPr>
+      </w:r>
+    </w:p>
+    <w:p>
+      <w:pPr>
+        <w:spacing w:before="14" w:line="360" w:lineRule="auto"/>
+        <w:ind w:left="1277" w:right="430" w:firstLine="707"/>
+        <w:jc w:val="both"/>
+        <w:rPr>
+          <w:sz w:val="28"/>
+          <w:szCs w:val="28"/>
+        </w:rPr>
+      </w:pPr>
+      <w:r>
+        <w:rPr>
+          <w:sz w:val="28"/>
+          <w:szCs w:val="28"/>
+          <w:rtl w:val="0"/>
+        </w:rPr>
+        <w:t xml:space="preserve">Для проверки работоспособности разработанной системы был проведён натурный эксперимент. В качестве тестовых данных использовался реальный дизайн-макет главной страницы интернет-магазина из Figma и соответствующая HTML-вёрстка.</w:t>
+      </w:r>
+    </w:p>
+    <w:p>
+      <w:pPr>
+        <w:spacing w:before="14" w:line="360" w:lineRule="auto"/>
+        <w:ind w:left="1277" w:right="430" w:firstLine="707"/>
+        <w:jc w:val="both"/>
+        <w:rPr>
+          <w:sz w:val="28"/>
+          <w:szCs w:val="28"/>
+        </w:rPr>
+      </w:pPr>
+      <w:r>
+        <w:rPr>
+          <w:sz w:val="28"/>
+          <w:szCs w:val="28"/>
+          <w:rtl w:val="0"/>
+        </w:rPr>
+        <w:t xml:space="preserve">Система выполнила полный конвейер обработки: автоматическую загрузку макета через Figma API, съёмку страницы, попиксельный анализ, нейросетевую классификацию и генерацию описаний дефектов с помощью Ollama.</w:t>
+      </w:r>
+    </w:p>
+    <w:p>
+      <w:pPr>
+        <w:spacing w:before="14" w:line="360" w:lineRule="auto"/>
+        <w:ind w:left="1277" w:right="430" w:firstLine="707"/>
+        <w:jc w:val="both"/>
+        <w:rPr>
+          <w:sz w:val="28"/>
+          <w:szCs w:val="28"/>
+        </w:rPr>
+      </w:pPr>
+      <w:r>
+        <w:rPr>
+          <w:sz w:val="28"/>
+          <w:szCs w:val="28"/>
+          <w:rtl w:val="0"/>
+        </w:rPr>
+        <w:t xml:space="preserve">Результаты работы системы представлены ниже.</w:t>
+      </w:r>
+    </w:p>
+    <w:p>
+      <w:pPr>
+        <w:spacing w:before="14" w:line="360" w:lineRule="auto"/>
+        <w:ind w:left="1277" w:right="430" w:firstLine="707"/>
+        <w:jc w:val="both"/>
+        <w:rPr>
+          <w:sz w:val="28"/>
+          <w:szCs w:val="28"/>
+        </w:rPr>
+      </w:pPr>
+      <w:r>
+        <w:rPr>
+          <w:sz w:val="28"/>
+          <w:szCs w:val="28"/>
+          <w:rtl w:val="0"/>
+        </w:rPr>
+        <w:t xml:space="preserve">На рисунке 7 показан эталонный дизайн-макет, полученный непосредственно из Figma.</w:t>
+      </w:r>
+    </w:p>
+    <w:p>
+      <w:pPr>
+        <w:spacing w:before="14" w:line="360" w:lineRule="auto"/>
+        <w:ind w:left="1277" w:right="430" w:firstLine="707"/>
+        <w:jc w:val="both"/>
+        <w:rPr>
+          <w:sz w:val="28"/>
+          <w:szCs w:val="28"/>
+        </w:rPr>
+      </w:pPr>
+      <w:r>
+        <w:rPr>
+          <w:sz w:val="28"/>
+          <w:szCs w:val="28"/>
+          <w:rtl w:val="0"/>
+        </w:rPr>
+        <w:t xml:space="preserve">Рисунок 7 — Эталонный дизайн-макет главной страницы (Figma)</w:t>
+      </w:r>
+    </w:p>
+    <w:p>
+      <w:pPr>
+        <w:spacing w:before="14" w:line="360" w:lineRule="auto"/>
+        <w:ind w:left="566.9291338582675" w:right="430" w:firstLine="1417.322834645669"/>
+        <w:jc w:val="both"/>
+        <w:rPr>
+          <w:sz w:val="28"/>
+          <w:szCs w:val="28"/>
+        </w:rPr>
+      </w:pPr>
+      <w:r>
+        <w:rPr>
+          <w:sz w:val="28"/>
+          <w:szCs w:val="28"/>
+        </w:rPr>
+        <w:drawing>
+          <wp:inline distB="114300" distT="114300" distL="114300" distR="114300">
+            <wp:extent cx="4775200" cy="3781337"/>
+            <wp:effectExtent b="0" l="0" r="0" t="0"/>
+            <wp:docPr id="6" name="image11.png"/>
+            <a:graphic>
+              <a:graphicData uri="http://schemas.openxmlformats.org/drawingml/2006/picture">
+                <pic:pic>
+                  <pic:nvPicPr>
+                    <pic:cNvPr id="0" name="image11.png"/>
+                    <pic:cNvPicPr preferRelativeResize="0"/>
+                  </pic:nvPicPr>
+                  <pic:blipFill>
+                    <a:blip r:embed="rId16"/>
+                    <a:srcRect b="22701" l="18674" r="22880" t="6407"/>
+                    <a:stretch>
+                      <a:fillRect/>
+                    </a:stretch>
+                  </pic:blipFill>
+                  <pic:spPr>
+                    <a:xfrm>
+                      <a:off x="0" y="0"/>
+                      <a:ext cx="4775200" cy="3781337"/>
+                    </a:xfrm>
+                    <a:prstGeom prst="rect"/>
+                    <a:ln/>
+                  </pic:spPr>
+                </pic:pic>
+              </a:graphicData>
+            </a:graphic>
+          </wp:inline>
+        </w:drawing>
+      </w:r>
+      <w:r>
+        <w:rPr>
+          <w:rtl w:val="0"/>
+        </w:rPr>
+      </w:r>
+    </w:p>
+    <w:p>
+      <w:pPr>
+        <w:spacing w:before="14" w:line="360" w:lineRule="auto"/>
+        <w:ind w:left="1277" w:right="430" w:firstLine="707"/>
+        <w:jc w:val="both"/>
+        <w:rPr>
+          <w:sz w:val="28"/>
+          <w:szCs w:val="28"/>
+        </w:rPr>
+      </w:pPr>
+      <w:r>
+        <w:rPr>
+          <w:sz w:val="28"/>
+          <w:szCs w:val="28"/>
+          <w:rtl w:val="0"/>
+        </w:rPr>
+        <w:t xml:space="preserve">На рисунке 8 представлен актуальный скриншот реализованной веб-страницы, сделанный в браузере Google Chrome при заданном viewport.</w:t>
+      </w:r>
+    </w:p>
+    <w:p>
+      <w:pPr>
+        <w:spacing w:before="14" w:line="360" w:lineRule="auto"/>
+        <w:ind w:left="1277" w:right="430" w:firstLine="707"/>
+        <w:jc w:val="both"/>
+        <w:rPr>
+          <w:sz w:val="28"/>
+          <w:szCs w:val="28"/>
+        </w:rPr>
+      </w:pPr>
+      <w:r>
+        <w:rPr>
+          <w:sz w:val="28"/>
+          <w:szCs w:val="28"/>
+          <w:rtl w:val="0"/>
+        </w:rPr>
+        <w:t xml:space="preserve">Рисунок 8 — Скриншот реализованной вёрстки</w:t>
+      </w:r>
+    </w:p>
+    <w:p>
+      <w:pPr>
+        <w:spacing w:before="14" w:line="360" w:lineRule="auto"/>
+        <w:ind w:left="1275.5905511811022" w:right="430" w:firstLine="708.6614173228344"/>
+        <w:jc w:val="both"/>
+        <w:rPr>
+          <w:sz w:val="28"/>
+          <w:szCs w:val="28"/>
+        </w:rPr>
+      </w:pPr>
+      <w:r>
+        <w:rPr>
+          <w:sz w:val="28"/>
+          <w:szCs w:val="28"/>
+        </w:rPr>
+        <w:drawing>
+          <wp:inline distB="114300" distT="114300" distL="114300" distR="114300">
+            <wp:extent cx="4073525" cy="3240043"/>
+            <wp:effectExtent b="0" l="0" r="0" t="0"/>
+            <wp:docPr id="12" name="image7.png"/>
+            <a:graphic>
+              <a:graphicData uri="http://schemas.openxmlformats.org/drawingml/2006/picture">
+                <pic:pic>
+                  <pic:nvPicPr>
+                    <pic:cNvPr id="0" name="image7.png"/>
+                    <pic:cNvPicPr preferRelativeResize="0"/>
+                  </pic:nvPicPr>
+                  <pic:blipFill>
+                    <a:blip r:embed="rId17"/>
+                    <a:srcRect b="2029" l="12081" r="20236" t="1653"/>
+                    <a:stretch>
+                      <a:fillRect/>
+                    </a:stretch>
+                  </pic:blipFill>
+                  <pic:spPr>
+                    <a:xfrm>
+                      <a:off x="0" y="0"/>
+                      <a:ext cx="4073525" cy="3240043"/>
+                    </a:xfrm>
+                    <a:prstGeom prst="rect"/>
+                    <a:ln/>
+                  </pic:spPr>
+                </pic:pic>
+              </a:graphicData>
+            </a:graphic>
+          </wp:inline>
+        </w:drawing>
+      </w:r>
+      <w:r>
+        <w:rPr>
+          <w:rtl w:val="0"/>
+        </w:rPr>
+      </w:r>
+    </w:p>
+    <w:p>
+      <w:pPr>
+        <w:spacing w:before="14" w:line="360" w:lineRule="auto"/>
+        <w:ind w:left="1277" w:right="430" w:firstLine="707"/>
+        <w:jc w:val="both"/>
+        <w:rPr>
+          <w:sz w:val="28"/>
+          <w:szCs w:val="28"/>
+        </w:rPr>
+      </w:pPr>
+      <w:r>
+        <w:rPr>
+          <w:sz w:val="28"/>
+          <w:szCs w:val="28"/>
+          <w:rtl w:val="0"/>
+        </w:rPr>
+        <w:t xml:space="preserve">Для визуализации различий система построила дифференциальную карту (diff-карту). На рисунке 9 красным и жёлтым цветом выделены области расхождений между макетом и вёрсткой.</w:t>
+      </w:r>
+    </w:p>
+    <w:p>
+      <w:pPr>
+        <w:spacing w:before="14" w:line="360" w:lineRule="auto"/>
+        <w:ind w:left="1277" w:right="430" w:firstLine="707"/>
+        <w:jc w:val="both"/>
+        <w:rPr>
+          <w:sz w:val="28"/>
+          <w:szCs w:val="28"/>
+        </w:rPr>
+      </w:pPr>
+      <w:r>
+        <w:rPr>
+          <w:sz w:val="28"/>
+          <w:szCs w:val="28"/>
+          <w:rtl w:val="0"/>
+        </w:rPr>
+        <w:t xml:space="preserve">Рисунок 9 — Diff-карта визуальных различий</w:t>
+      </w:r>
+    </w:p>
+    <w:p>
+      <w:pPr>
+        <w:spacing w:before="14" w:line="360" w:lineRule="auto"/>
+        <w:ind w:left="1277" w:right="430" w:firstLine="707.2519685039366"/>
+        <w:jc w:val="both"/>
+        <w:rPr>
+          <w:sz w:val="28"/>
+          <w:szCs w:val="28"/>
+        </w:rPr>
+      </w:pPr>
+      <w:r>
+        <w:rPr>
+          <w:sz w:val="28"/>
+          <w:szCs w:val="28"/>
+        </w:rPr>
+        <w:drawing>
+          <wp:inline distB="114300" distT="114300" distL="114300" distR="114300">
+            <wp:extent cx="4584700" cy="3368121"/>
+            <wp:effectExtent b="0" l="0" r="0" t="0"/>
+            <wp:docPr id="7" name="image10.png"/>
+            <a:graphic>
+              <a:graphicData uri="http://schemas.openxmlformats.org/drawingml/2006/picture">
+                <pic:pic>
+                  <pic:nvPicPr>
+                    <pic:cNvPr id="0" name="image10.png"/>
+                    <pic:cNvPicPr preferRelativeResize="0"/>
+                  </pic:nvPicPr>
+                  <pic:blipFill>
+                    <a:blip r:embed="rId18"/>
+                    <a:srcRect b="22554" l="21536" r="18306" t="6775"/>
+                    <a:stretch>
+                      <a:fillRect/>
+                    </a:stretch>
+                  </pic:blipFill>
+                  <pic:spPr>
+                    <a:xfrm>
+                      <a:off x="0" y="0"/>
+                      <a:ext cx="4584700" cy="3368121"/>
+                    </a:xfrm>
+                    <a:prstGeom prst="rect"/>
+                    <a:ln/>
+                  </pic:spPr>
+                </pic:pic>
+              </a:graphicData>
+            </a:graphic>
+          </wp:inline>
+        </w:drawing>
+      </w:r>
+      <w:r>
+        <w:rPr>
+          <w:rtl w:val="0"/>
+        </w:rPr>
+      </w:r>
+    </w:p>
+    <w:p>
+      <w:pPr>
+        <w:spacing w:before="14" w:line="360" w:lineRule="auto"/>
+        <w:ind w:left="1277" w:right="430" w:firstLine="707"/>
+        <w:jc w:val="both"/>
+        <w:rPr>
+          <w:sz w:val="28"/>
+          <w:szCs w:val="28"/>
+        </w:rPr>
+      </w:pPr>
+      <w:r>
+        <w:rPr>
+          <w:sz w:val="28"/>
+          <w:szCs w:val="28"/>
+          <w:rtl w:val="0"/>
+        </w:rPr>
+        <w:t xml:space="preserve">После анализа изображений и применения нейросетевых моделей (TinyDiffCNN и MultiAspectComparator) система сгенерировала структурированный отчёт. Фрагмент отчёта с описаниями дефектов, созданными локальной языковой моделью Ollama, представлен в рисунке 10.</w:t>
+      </w:r>
+    </w:p>
+    <w:p>
+      <w:pPr>
+        <w:spacing w:before="14" w:line="360" w:lineRule="auto"/>
+        <w:ind w:left="1277" w:right="430" w:firstLine="707"/>
+        <w:jc w:val="both"/>
+        <w:rPr>
+          <w:sz w:val="28"/>
+          <w:szCs w:val="28"/>
+        </w:rPr>
+      </w:pPr>
+      <w:r>
+        <w:rPr>
+          <w:sz w:val="28"/>
+          <w:szCs w:val="28"/>
+          <w:rtl w:val="0"/>
+        </w:rPr>
+        <w:t xml:space="preserve">Рисунок 10 — Пример автоматически сгенерированных описаний дефектов</w:t>
+      </w:r>
+    </w:p>
+    <w:p>
+      <w:pPr>
+        <w:spacing w:before="14" w:line="360" w:lineRule="auto"/>
+        <w:ind w:left="0" w:right="430" w:firstLine="1275.5905511811022"/>
+        <w:jc w:val="both"/>
+        <w:rPr>
+          <w:sz w:val="28"/>
+          <w:szCs w:val="28"/>
+        </w:rPr>
+      </w:pPr>
+      <w:r>
+        <w:rPr>
+          <w:sz w:val="28"/>
+          <w:szCs w:val="28"/>
+        </w:rPr>
+        <w:drawing>
+          <wp:inline distB="114300" distT="114300" distL="114300" distR="114300">
+            <wp:extent cx="6065838" cy="3523723"/>
+            <wp:effectExtent b="0" l="0" r="0" t="0"/>
+            <wp:docPr id="2" name="image2.png"/>
+            <a:graphic>
+              <a:graphicData uri="http://schemas.openxmlformats.org/drawingml/2006/picture">
+                <pic:pic>
+                  <pic:nvPicPr>
+                    <pic:cNvPr id="0" name="image2.png"/>
+                    <pic:cNvPicPr preferRelativeResize="0"/>
+                  </pic:nvPicPr>
+                  <pic:blipFill>
+                    <a:blip r:embed="rId19"/>
+                    <a:srcRect b="0" l="0" r="0" t="0"/>
+                    <a:stretch>
+                      <a:fillRect/>
+                    </a:stretch>
+                  </pic:blipFill>
+                  <pic:spPr>
+                    <a:xfrm>
+                      <a:off x="0" y="0"/>
+                      <a:ext cx="6065838" cy="3523723"/>
+                    </a:xfrm>
+                    <a:prstGeom prst="rect"/>
+                    <a:ln/>
+                  </pic:spPr>
+                </pic:pic>
+              </a:graphicData>
+            </a:graphic>
+          </wp:inline>
+        </w:drawing>
+      </w:r>
+      <w:r>
+        <w:rPr>
+          <w:rtl w:val="0"/>
+        </w:rPr>
+      </w:r>
+    </w:p>
+    <w:p>
+      <w:pPr>
+        <w:spacing w:before="14" w:line="360" w:lineRule="auto"/>
+        <w:ind w:left="0" w:right="430" w:firstLine="0"/>
+        <w:jc w:val="both"/>
+        <w:rPr>
+          <w:sz w:val="28"/>
+          <w:szCs w:val="28"/>
+        </w:rPr>
+      </w:pPr>
+      <w:r>
+        <w:rPr>
+          <w:sz w:val="28"/>
+          <w:szCs w:val="28"/>
+          <w:rtl w:val="0"/>
+        </w:rPr>
+        <w:tab/>
+        <w:tab/>
       </w:r>
     </w:p>
     <w:p>
@@ -11556,23 +11065,20 @@
       </w:pPr>
       <w:r>
         <w:rPr>
-          <w:sz w:val="28"/>
-          <w:szCs w:val="28"/>
-          <w:rtl w:val="0"/>
-        </w:rPr>
-        <w:t xml:space="preserve">Созданная инфраструктура предоставляет конечные точки входа для трех независимых интерфейсов взаимодействия, что делает программный комплекс удобным для автоматизации тестирования, ручного управления и проведения демонстраций. Спроектированные механизмы деградации функционала и автоматического переключения на эвристические алгоритмы при сбоях в среде выполнения PyTorch или недоступности языковой модели гарантируют высокую отказоустойчивость системы. Архитектура программного комплекса ориентирована на полностью локальное развертывание в современных операционных системах и подтвердила свою работоспособность в ходе испытаний на тестовом стенде. Полученные результаты программной реализации полностью подтверждают достижимость поставленной цели и практическую ценность разработанного инструментария.</w:t>
+          <w:rtl w:val="0"/>
+        </w:rPr>
       </w:r>
     </w:p>
     <w:p>
       <w:pPr>
         <w:pStyle w:val="Heading1"/>
-        <w:spacing w:before="74" w:lineRule="auto"/>
+        <w:spacing w:before="74" w:line="360" w:lineRule="auto"/>
         <w:ind w:left="1559" w:right="708" w:firstLine="0"/>
         <w:jc w:val="center"/>
         <w:rPr/>
       </w:pPr>
-      <w:bookmarkStart w:colFirst="0" w:colLast="0" w:name="_tjfjxhgcnilz" w:id="24"/>
-      <w:bookmarkEnd w:id="24"/>
+      <w:bookmarkStart w:colFirst="0" w:colLast="0" w:name="_tjfjxhgcnilz" w:id="27"/>
+      <w:bookmarkEnd w:id="27"/>
       <w:r>
         <w:rPr>
           <w:rtl w:val="0"/>
@@ -11582,67 +11088,7 @@
     </w:p>
     <w:p>
       <w:pPr>
-        <w:keepNext w:val="0"/>
-        <w:keepLines w:val="0"/>
-        <w:pageBreakBefore w:val="0"/>
-        <w:widowControl w:val="0"/>
-        <w:pBdr>
-          <w:top w:space="0" w:sz="0" w:val="nil"/>
-          <w:left w:space="0" w:sz="0" w:val="nil"/>
-          <w:bottom w:space="0" w:sz="0" w:val="nil"/>
-          <w:right w:space="0" w:sz="0" w:val="nil"/>
-          <w:between w:space="0" w:sz="0" w:val="nil"/>
-        </w:pBdr>
-        <w:shd w:fill="auto" w:val="clear"/>
-        <w:spacing w:after="0" w:before="0" w:line="240" w:lineRule="auto"/>
-        <w:ind w:left="0" w:right="0" w:firstLine="0"/>
-        <w:jc w:val="left"/>
-        <w:rPr>
-          <w:i w:val="0"/>
-          <w:iCs w:val="0"/>
-          <w:smallCaps w:val="0"/>
-          <w:strike w:val="0"/>
-          <w:color w:val="000000"/>
-          <w:sz w:val="28"/>
-          <w:szCs w:val="28"/>
-          <w:u w:val="none"/>
-          <w:shd w:fill="auto" w:val="clear"/>
-          <w:vertAlign w:val="baseline"/>
-        </w:rPr>
-      </w:pPr>
-      <w:r>
-        <w:rPr>
-          <w:rtl w:val="0"/>
-        </w:rPr>
-      </w:r>
-    </w:p>
-    <w:p>
-      <w:pPr>
-        <w:keepNext w:val="0"/>
-        <w:keepLines w:val="0"/>
-        <w:pageBreakBefore w:val="0"/>
-        <w:widowControl w:val="0"/>
-        <w:pBdr>
-          <w:top w:space="0" w:sz="0" w:val="nil"/>
-          <w:left w:space="0" w:sz="0" w:val="nil"/>
-          <w:bottom w:space="0" w:sz="0" w:val="nil"/>
-          <w:right w:space="0" w:sz="0" w:val="nil"/>
-          <w:between w:space="0" w:sz="0" w:val="nil"/>
-        </w:pBdr>
-        <w:shd w:fill="auto" w:val="clear"/>
-        <w:spacing w:after="0" w:before="2" w:line="240" w:lineRule="auto"/>
-        <w:ind w:left="0" w:right="0" w:firstLine="0"/>
-        <w:jc w:val="left"/>
-        <w:rPr>
-          <w:i w:val="0"/>
-          <w:iCs w:val="0"/>
-          <w:smallCaps w:val="0"/>
-          <w:strike w:val="0"/>
-          <w:color w:val="000000"/>
-          <w:sz w:val="28"/>
-          <w:szCs w:val="28"/>
-          <w:u w:val="none"/>
-          <w:shd w:fill="auto" w:val="clear"/>
+        <w:rPr>
           <w:vertAlign w:val="baseline"/>
         </w:rPr>
       </w:pPr>
@@ -11680,7 +11126,7 @@
           <w:szCs w:val="28"/>
           <w:rtl w:val="0"/>
         </w:rPr>
-        <w:t xml:space="preserve">В ходе выполнения курсовой работы была успешно спроектирована и программно реализована автономная система автоматизированной сверки визуального соответствия веб-вёрстки исходному графическому макету Figma. Разработанный комплекс успешно объединяет в рамках единого вычислительного конвейера алгоритмы классического попиксельного анализа дифференциальных карт, специализированные нейросетевые модули на базе фреймворка PyTorch и инструменты интеграции с локальной языковой моделью Ollama, предназначенные для генерации лаконичных и детерминированных баг-репортов на русском языке в закрытом контуре безопасности данных.</w:t>
+        <w:t xml:space="preserve">В ходе работы была успешно реализована и протестирована система, способная автоматически получать макет из Figma, выполнять гибридный анализ и генерировать понятные русскоязычные отчёты. Приведённый в разделе 3.6 пример подтверждает достижение поставленной цели.</w:t>
       </w:r>
     </w:p>
     <w:p>
@@ -11755,7 +11201,7 @@
           <w:szCs w:val="28"/>
           <w:rtl w:val="0"/>
         </w:rPr>
-        <w:t xml:space="preserve">В качестве перспектив дальнейшего развития разработанного программного комплекса рассматривается его бесшовная интеграция в процессы непрерывной интеграции и доставки (CI/CD) в качестве изолированной стадии контроля качества. Также планируется существенное расширение объёма обучающей выборки для повышения точности сопоставления фрагментов в условиях сложных интерфейсных помех и разработка дополнительных коннекторов для автоматического экспорта сформированных языковой моделью дефектов во внешние корпоративные трекеры задач, такие как Jira и YouTrack. Результаты проведенных испытаний и полнота программного кода позволяют сделать вывод, что цель курсовой работы полностью достигнута, а все поставленные задачи успешно решены.</w:t>
+        <w:t xml:space="preserve">В качестве перспектив дальнейшего развития разработанного программного комплекса рассматривается существенное расширение объёма обучающей выборки для повышения точности сопоставления фрагментов в условиях сложных интерфейсных помех , разработка дополнительных коннекторов для автоматического экспорта сформированных языковой моделью дефектов во внешние корпоративные трекеры задач, такие как Jira и YouTrack. </w:t>
       </w:r>
       <w:r>
         <w:rPr>
@@ -11766,12 +11212,12 @@
     <w:p>
       <w:pPr>
         <w:pStyle w:val="Heading1"/>
-        <w:spacing w:before="74" w:lineRule="auto"/>
+        <w:spacing w:before="74" w:line="360" w:lineRule="auto"/>
         <w:ind w:left="2757" w:firstLine="0"/>
         <w:rPr/>
       </w:pPr>
-      <w:bookmarkStart w:colFirst="0" w:colLast="0" w:name="_k9kvyhd2etbw" w:id="25"/>
-      <w:bookmarkEnd w:id="25"/>
+      <w:bookmarkStart w:colFirst="0" w:colLast="0" w:name="_k9kvyhd2etbw" w:id="28"/>
+      <w:bookmarkEnd w:id="28"/>
       <w:r>
         <w:rPr>
           <w:rtl w:val="0"/>
@@ -11793,43 +11239,7 @@
           <w:between w:space="0" w:sz="0" w:val="nil"/>
         </w:pBdr>
         <w:shd w:fill="auto" w:val="clear"/>
-        <w:spacing w:after="0" w:before="0" w:line="240" w:lineRule="auto"/>
-        <w:ind w:left="0" w:right="0" w:firstLine="0"/>
-        <w:jc w:val="left"/>
-        <w:rPr>
-          <w:i w:val="0"/>
-          <w:iCs w:val="0"/>
-          <w:smallCaps w:val="0"/>
-          <w:strike w:val="0"/>
-          <w:color w:val="000000"/>
-          <w:sz w:val="28"/>
-          <w:szCs w:val="28"/>
-          <w:u w:val="none"/>
-          <w:shd w:fill="auto" w:val="clear"/>
-          <w:vertAlign w:val="baseline"/>
-        </w:rPr>
-      </w:pPr>
-      <w:r>
-        <w:rPr>
-          <w:rtl w:val="0"/>
-        </w:rPr>
-      </w:r>
-    </w:p>
-    <w:p>
-      <w:pPr>
-        <w:keepNext w:val="0"/>
-        <w:keepLines w:val="0"/>
-        <w:pageBreakBefore w:val="0"/>
-        <w:widowControl w:val="0"/>
-        <w:pBdr>
-          <w:top w:space="0" w:sz="0" w:val="nil"/>
-          <w:left w:space="0" w:sz="0" w:val="nil"/>
-          <w:bottom w:space="0" w:sz="0" w:val="nil"/>
-          <w:right w:space="0" w:sz="0" w:val="nil"/>
-          <w:between w:space="0" w:sz="0" w:val="nil"/>
-        </w:pBdr>
-        <w:shd w:fill="auto" w:val="clear"/>
-        <w:spacing w:after="0" w:before="2" w:line="240" w:lineRule="auto"/>
+        <w:spacing w:after="0" w:before="0" w:line="360" w:lineRule="auto"/>
         <w:ind w:left="0" w:right="0" w:firstLine="0"/>
         <w:jc w:val="left"/>
         <w:rPr>
@@ -12226,12 +11636,12 @@
               <wp:extent cx="169545" cy="175260"/>
               <wp:effectExtent b="0" l="0" r="0" t="0"/>
               <wp:wrapNone/>
-              <wp:docPr id="1" name="image6.png"/>
+              <wp:docPr id="1" name="image12.png"/>
               <a:graphic>
                 <a:graphicData uri="http://schemas.openxmlformats.org/drawingml/2006/picture">
                   <pic:pic>
                     <pic:nvPicPr>
-                      <pic:cNvPr id="0" name="image6.png"/>
+                      <pic:cNvPr id="0" name="image12.png"/>
                       <pic:cNvPicPr preferRelativeResize="0"/>
                     </pic:nvPicPr>
                     <pic:blipFill>
@@ -12517,116 +11927,6 @@
     <w:lvl w:ilvl="0">
       <w:start w:val="1"/>
       <w:numFmt w:val="decimal"/>
-      <w:lvlText w:val="%1."/>
-      <w:lvlJc w:val="left"/>
-      <w:pPr>
-        <w:ind w:left="2160" w:hanging="360"/>
-      </w:pPr>
-      <w:rPr>
-        <w:u w:val="none"/>
-      </w:rPr>
-    </w:lvl>
-    <w:lvl w:ilvl="1">
-      <w:start w:val="1"/>
-      <w:numFmt w:val="lowerLetter"/>
-      <w:lvlText w:val="%2."/>
-      <w:lvlJc w:val="left"/>
-      <w:pPr>
-        <w:ind w:left="2880" w:hanging="360"/>
-      </w:pPr>
-      <w:rPr>
-        <w:u w:val="none"/>
-      </w:rPr>
-    </w:lvl>
-    <w:lvl w:ilvl="2">
-      <w:start w:val="1"/>
-      <w:numFmt w:val="lowerRoman"/>
-      <w:lvlText w:val="%3."/>
-      <w:lvlJc w:val="right"/>
-      <w:pPr>
-        <w:ind w:left="3600" w:hanging="360"/>
-      </w:pPr>
-      <w:rPr>
-        <w:u w:val="none"/>
-      </w:rPr>
-    </w:lvl>
-    <w:lvl w:ilvl="3">
-      <w:start w:val="1"/>
-      <w:numFmt w:val="decimal"/>
-      <w:lvlText w:val="%4."/>
-      <w:lvlJc w:val="left"/>
-      <w:pPr>
-        <w:ind w:left="4320" w:hanging="360"/>
-      </w:pPr>
-      <w:rPr>
-        <w:u w:val="none"/>
-      </w:rPr>
-    </w:lvl>
-    <w:lvl w:ilvl="4">
-      <w:start w:val="1"/>
-      <w:numFmt w:val="lowerLetter"/>
-      <w:lvlText w:val="%5."/>
-      <w:lvlJc w:val="left"/>
-      <w:pPr>
-        <w:ind w:left="5040" w:hanging="360"/>
-      </w:pPr>
-      <w:rPr>
-        <w:u w:val="none"/>
-      </w:rPr>
-    </w:lvl>
-    <w:lvl w:ilvl="5">
-      <w:start w:val="1"/>
-      <w:numFmt w:val="lowerRoman"/>
-      <w:lvlText w:val="%6."/>
-      <w:lvlJc w:val="right"/>
-      <w:pPr>
-        <w:ind w:left="5760" w:hanging="360"/>
-      </w:pPr>
-      <w:rPr>
-        <w:u w:val="none"/>
-      </w:rPr>
-    </w:lvl>
-    <w:lvl w:ilvl="6">
-      <w:start w:val="1"/>
-      <w:numFmt w:val="decimal"/>
-      <w:lvlText w:val="%7."/>
-      <w:lvlJc w:val="left"/>
-      <w:pPr>
-        <w:ind w:left="6480" w:hanging="360"/>
-      </w:pPr>
-      <w:rPr>
-        <w:u w:val="none"/>
-      </w:rPr>
-    </w:lvl>
-    <w:lvl w:ilvl="7">
-      <w:start w:val="1"/>
-      <w:numFmt w:val="lowerLetter"/>
-      <w:lvlText w:val="%8."/>
-      <w:lvlJc w:val="left"/>
-      <w:pPr>
-        <w:ind w:left="7200" w:hanging="360"/>
-      </w:pPr>
-      <w:rPr>
-        <w:u w:val="none"/>
-      </w:rPr>
-    </w:lvl>
-    <w:lvl w:ilvl="8">
-      <w:start w:val="1"/>
-      <w:numFmt w:val="lowerRoman"/>
-      <w:lvlText w:val="%9."/>
-      <w:lvlJc w:val="right"/>
-      <w:pPr>
-        <w:ind w:left="7920" w:hanging="360"/>
-      </w:pPr>
-      <w:rPr>
-        <w:u w:val="none"/>
-      </w:rPr>
-    </w:lvl>
-  </w:abstractNum>
-  <w:abstractNum w:abstractNumId="4">
-    <w:lvl w:ilvl="0">
-      <w:start w:val="1"/>
-      <w:numFmt w:val="decimal"/>
       <w:lvlText w:val="%1"/>
       <w:lvlJc w:val="left"/>
       <w:pPr>
@@ -12747,7 +12047,7 @@
       <w:rPr/>
     </w:lvl>
   </w:abstractNum>
-  <w:abstractNum w:abstractNumId="5">
+  <w:abstractNum w:abstractNumId="4">
     <w:lvl w:ilvl="0">
       <w:start w:val="3"/>
       <w:numFmt w:val="decimal"/>
@@ -12863,7 +12163,7 @@
       <w:rPr/>
     </w:lvl>
   </w:abstractNum>
-  <w:abstractNum w:abstractNumId="6">
+  <w:abstractNum w:abstractNumId="5">
     <w:lvl w:ilvl="0">
       <w:start w:val="2"/>
       <w:numFmt w:val="decimal"/>
@@ -12971,7 +12271,7 @@
       <w:rPr/>
     </w:lvl>
   </w:abstractNum>
-  <w:abstractNum w:abstractNumId="7">
+  <w:abstractNum w:abstractNumId="6">
     <w:lvl w:ilvl="0">
       <w:start w:val="2"/>
       <w:numFmt w:val="decimal"/>
@@ -13079,7 +12379,7 @@
       <w:rPr/>
     </w:lvl>
   </w:abstractNum>
-  <w:abstractNum w:abstractNumId="8">
+  <w:abstractNum w:abstractNumId="7">
     <w:lvl w:ilvl="0">
       <w:start w:val="2"/>
       <w:numFmt w:val="decimal"/>
@@ -13187,7 +12487,7 @@
       <w:rPr/>
     </w:lvl>
   </w:abstractNum>
-  <w:abstractNum w:abstractNumId="9">
+  <w:abstractNum w:abstractNumId="8">
     <w:lvl w:ilvl="0">
       <w:start w:val="2"/>
       <w:numFmt w:val="decimal"/>
@@ -13287,7 +12587,7 @@
       <w:rPr/>
     </w:lvl>
   </w:abstractNum>
-  <w:abstractNum w:abstractNumId="10">
+  <w:abstractNum w:abstractNumId="9">
     <w:lvl w:ilvl="0">
       <w:start w:val="2"/>
       <w:numFmt w:val="decimal"/>
@@ -13387,7 +12687,7 @@
       <w:rPr/>
     </w:lvl>
   </w:abstractNum>
-  <w:abstractNum w:abstractNumId="11">
+  <w:abstractNum w:abstractNumId="10">
     <w:lvl w:ilvl="0">
       <w:start w:val="2"/>
       <w:numFmt w:val="decimal"/>
@@ -13487,7 +12787,7 @@
       <w:rPr/>
     </w:lvl>
   </w:abstractNum>
-  <w:abstractNum w:abstractNumId="12">
+  <w:abstractNum w:abstractNumId="11">
     <w:lvl w:ilvl="0">
       <w:start w:val="1"/>
       <w:numFmt w:val="decimal"/>
@@ -13597,7 +12897,7 @@
       </w:rPr>
     </w:lvl>
   </w:abstractNum>
-  <w:abstractNum w:abstractNumId="13">
+  <w:abstractNum w:abstractNumId="12">
     <w:lvl w:ilvl="0">
       <w:start w:val="1"/>
       <w:numFmt w:val="decimal"/>
@@ -13742,9 +13042,6 @@
   </w:num>
   <w:num w:numId="12">
     <w:abstractNumId w:val="12"/>
-  </w:num>
-  <w:num w:numId="13">
-    <w:abstractNumId w:val="13"/>
   </w:num>
 </w:numbering>
 </file>
